--- a/manuals/Baccable_manual_IT.docx
+++ b/manuals/Baccable_manual_IT.docx
@@ -251,7 +251,7 @@
           <w:noProof/>
         </w:rPr>
         <w:drawing>
-          <wp:inline distT="0" distB="0" distL="0" distR="0" wp14:anchorId="67CE4B57" wp14:editId="34933430">
+          <wp:inline distT="0" distB="0" distL="0" distR="0" wp14:anchorId="67CE4B57" wp14:editId="41D81E7D">
             <wp:extent cx="4918635" cy="2294890"/>
             <wp:effectExtent l="0" t="0" r="0" b="0"/>
             <wp:docPr id="1632200295" name="Immagine 37"/>
@@ -390,7 +390,7 @@
           <w:r>
             <w:fldChar w:fldCharType="separate"/>
           </w:r>
-          <w:hyperlink w:anchor="_Toc212741332" w:history="1">
+          <w:hyperlink w:anchor="_Toc238374520" w:history="1">
             <w:r>
               <w:rPr>
                 <w:rStyle w:val="Collegamentoipertestuale"/>
@@ -439,7 +439,7 @@
                 <w:noProof/>
                 <w:webHidden/>
               </w:rPr>
-              <w:instrText xml:space="preserve"> PAGEREF _Toc212741332 \h </w:instrText>
+              <w:instrText xml:space="preserve"> PAGEREF _Toc238374520 \h </w:instrText>
             </w:r>
             <w:r>
               <w:rPr>
@@ -484,7 +484,7 @@
               <w14:ligatures w14:val="standardContextual"/>
             </w:rPr>
           </w:pPr>
-          <w:hyperlink w:anchor="_Toc212741333" w:history="1">
+          <w:hyperlink w:anchor="_Toc238374521" w:history="1">
             <w:r>
               <w:rPr>
                 <w:rStyle w:val="Collegamentoipertestuale"/>
@@ -533,7 +533,7 @@
                 <w:noProof/>
                 <w:webHidden/>
               </w:rPr>
-              <w:instrText xml:space="preserve"> PAGEREF _Toc212741333 \h </w:instrText>
+              <w:instrText xml:space="preserve"> PAGEREF _Toc238374521 \h </w:instrText>
             </w:r>
             <w:r>
               <w:rPr>
@@ -578,7 +578,7 @@
               <w14:ligatures w14:val="standardContextual"/>
             </w:rPr>
           </w:pPr>
-          <w:hyperlink w:anchor="_Toc212741334" w:history="1">
+          <w:hyperlink w:anchor="_Toc238374522" w:history="1">
             <w:r>
               <w:rPr>
                 <w:rStyle w:val="Collegamentoipertestuale"/>
@@ -629,7 +629,7 @@
                 <w:noProof/>
                 <w:webHidden/>
               </w:rPr>
-              <w:instrText xml:space="preserve"> PAGEREF _Toc212741334 \h </w:instrText>
+              <w:instrText xml:space="preserve"> PAGEREF _Toc238374522 \h </w:instrText>
             </w:r>
             <w:r>
               <w:rPr>
@@ -674,7 +674,7 @@
               <w14:ligatures w14:val="standardContextual"/>
             </w:rPr>
           </w:pPr>
-          <w:hyperlink w:anchor="_Toc212741335" w:history="1">
+          <w:hyperlink w:anchor="_Toc238374523" w:history="1">
             <w:r>
               <w:rPr>
                 <w:rStyle w:val="Collegamentoipertestuale"/>
@@ -725,7 +725,7 @@
                 <w:noProof/>
                 <w:webHidden/>
               </w:rPr>
-              <w:instrText xml:space="preserve"> PAGEREF _Toc212741335 \h </w:instrText>
+              <w:instrText xml:space="preserve"> PAGEREF _Toc238374523 \h </w:instrText>
             </w:r>
             <w:r>
               <w:rPr>
@@ -770,7 +770,7 @@
               <w14:ligatures w14:val="standardContextual"/>
             </w:rPr>
           </w:pPr>
-          <w:hyperlink w:anchor="_Toc212741336" w:history="1">
+          <w:hyperlink w:anchor="_Toc238374524" w:history="1">
             <w:r>
               <w:rPr>
                 <w:rStyle w:val="Collegamentoipertestuale"/>
@@ -821,7 +821,7 @@
                 <w:noProof/>
                 <w:webHidden/>
               </w:rPr>
-              <w:instrText xml:space="preserve"> PAGEREF _Toc212741336 \h </w:instrText>
+              <w:instrText xml:space="preserve"> PAGEREF _Toc238374524 \h </w:instrText>
             </w:r>
             <w:r>
               <w:rPr>
@@ -866,7 +866,7 @@
               <w14:ligatures w14:val="standardContextual"/>
             </w:rPr>
           </w:pPr>
-          <w:hyperlink w:anchor="_Toc212741337" w:history="1">
+          <w:hyperlink w:anchor="_Toc238374525" w:history="1">
             <w:r>
               <w:rPr>
                 <w:rStyle w:val="Collegamentoipertestuale"/>
@@ -917,7 +917,7 @@
                 <w:noProof/>
                 <w:webHidden/>
               </w:rPr>
-              <w:instrText xml:space="preserve"> PAGEREF _Toc212741337 \h </w:instrText>
+              <w:instrText xml:space="preserve"> PAGEREF _Toc238374525 \h </w:instrText>
             </w:r>
             <w:r>
               <w:rPr>
@@ -962,7 +962,7 @@
               <w14:ligatures w14:val="standardContextual"/>
             </w:rPr>
           </w:pPr>
-          <w:hyperlink w:anchor="_Toc212741338" w:history="1">
+          <w:hyperlink w:anchor="_Toc238374526" w:history="1">
             <w:r>
               <w:rPr>
                 <w:rStyle w:val="Collegamentoipertestuale"/>
@@ -1013,7 +1013,7 @@
                 <w:noProof/>
                 <w:webHidden/>
               </w:rPr>
-              <w:instrText xml:space="preserve"> PAGEREF _Toc212741338 \h </w:instrText>
+              <w:instrText xml:space="preserve"> PAGEREF _Toc238374526 \h </w:instrText>
             </w:r>
             <w:r>
               <w:rPr>
@@ -1058,7 +1058,7 @@
               <w14:ligatures w14:val="standardContextual"/>
             </w:rPr>
           </w:pPr>
-          <w:hyperlink w:anchor="_Toc212741339" w:history="1">
+          <w:hyperlink w:anchor="_Toc238374527" w:history="1">
             <w:r>
               <w:rPr>
                 <w:rStyle w:val="Collegamentoipertestuale"/>
@@ -1109,7 +1109,7 @@
                 <w:noProof/>
                 <w:webHidden/>
               </w:rPr>
-              <w:instrText xml:space="preserve"> PAGEREF _Toc212741339 \h </w:instrText>
+              <w:instrText xml:space="preserve"> PAGEREF _Toc238374527 \h </w:instrText>
             </w:r>
             <w:r>
               <w:rPr>
@@ -1154,7 +1154,7 @@
               <w14:ligatures w14:val="standardContextual"/>
             </w:rPr>
           </w:pPr>
-          <w:hyperlink w:anchor="_Toc212741340" w:history="1">
+          <w:hyperlink w:anchor="_Toc238374528" w:history="1">
             <w:r>
               <w:rPr>
                 <w:rStyle w:val="Collegamentoipertestuale"/>
@@ -1205,7 +1205,7 @@
                 <w:noProof/>
                 <w:webHidden/>
               </w:rPr>
-              <w:instrText xml:space="preserve"> PAGEREF _Toc212741340 \h </w:instrText>
+              <w:instrText xml:space="preserve"> PAGEREF _Toc238374528 \h </w:instrText>
             </w:r>
             <w:r>
               <w:rPr>
@@ -1250,7 +1250,7 @@
               <w14:ligatures w14:val="standardContextual"/>
             </w:rPr>
           </w:pPr>
-          <w:hyperlink w:anchor="_Toc212741341" w:history="1">
+          <w:hyperlink w:anchor="_Toc238374529" w:history="1">
             <w:r>
               <w:rPr>
                 <w:rStyle w:val="Collegamentoipertestuale"/>
@@ -1301,7 +1301,7 @@
                 <w:noProof/>
                 <w:webHidden/>
               </w:rPr>
-              <w:instrText xml:space="preserve"> PAGEREF _Toc212741341 \h </w:instrText>
+              <w:instrText xml:space="preserve"> PAGEREF _Toc238374529 \h </w:instrText>
             </w:r>
             <w:r>
               <w:rPr>
@@ -1346,7 +1346,7 @@
               <w14:ligatures w14:val="standardContextual"/>
             </w:rPr>
           </w:pPr>
-          <w:hyperlink w:anchor="_Toc212741342" w:history="1">
+          <w:hyperlink w:anchor="_Toc238374530" w:history="1">
             <w:r>
               <w:rPr>
                 <w:rStyle w:val="Collegamentoipertestuale"/>
@@ -1397,7 +1397,7 @@
                 <w:noProof/>
                 <w:webHidden/>
               </w:rPr>
-              <w:instrText xml:space="preserve"> PAGEREF _Toc212741342 \h </w:instrText>
+              <w:instrText xml:space="preserve"> PAGEREF _Toc238374530 \h </w:instrText>
             </w:r>
             <w:r>
               <w:rPr>
@@ -1442,7 +1442,7 @@
               <w14:ligatures w14:val="standardContextual"/>
             </w:rPr>
           </w:pPr>
-          <w:hyperlink w:anchor="_Toc212741343" w:history="1">
+          <w:hyperlink w:anchor="_Toc238374531" w:history="1">
             <w:r>
               <w:rPr>
                 <w:rStyle w:val="Collegamentoipertestuale"/>
@@ -1493,7 +1493,7 @@
                 <w:noProof/>
                 <w:webHidden/>
               </w:rPr>
-              <w:instrText xml:space="preserve"> PAGEREF _Toc212741343 \h </w:instrText>
+              <w:instrText xml:space="preserve"> PAGEREF _Toc238374531 \h </w:instrText>
             </w:r>
             <w:r>
               <w:rPr>
@@ -1538,7 +1538,7 @@
               <w14:ligatures w14:val="standardContextual"/>
             </w:rPr>
           </w:pPr>
-          <w:hyperlink w:anchor="_Toc212741344" w:history="1">
+          <w:hyperlink w:anchor="_Toc238374532" w:history="1">
             <w:r>
               <w:rPr>
                 <w:rStyle w:val="Collegamentoipertestuale"/>
@@ -1589,7 +1589,7 @@
                 <w:noProof/>
                 <w:webHidden/>
               </w:rPr>
-              <w:instrText xml:space="preserve"> PAGEREF _Toc212741344 \h </w:instrText>
+              <w:instrText xml:space="preserve"> PAGEREF _Toc238374532 \h </w:instrText>
             </w:r>
             <w:r>
               <w:rPr>
@@ -1634,7 +1634,7 @@
               <w14:ligatures w14:val="standardContextual"/>
             </w:rPr>
           </w:pPr>
-          <w:hyperlink w:anchor="_Toc212741345" w:history="1">
+          <w:hyperlink w:anchor="_Toc238374533" w:history="1">
             <w:r>
               <w:rPr>
                 <w:rStyle w:val="Collegamentoipertestuale"/>
@@ -1683,7 +1683,7 @@
                 <w:noProof/>
                 <w:webHidden/>
               </w:rPr>
-              <w:instrText xml:space="preserve"> PAGEREF _Toc212741345 \h </w:instrText>
+              <w:instrText xml:space="preserve"> PAGEREF _Toc238374533 \h </w:instrText>
             </w:r>
             <w:r>
               <w:rPr>
@@ -1728,7 +1728,7 @@
               <w14:ligatures w14:val="standardContextual"/>
             </w:rPr>
           </w:pPr>
-          <w:hyperlink w:anchor="_Toc212741346" w:history="1">
+          <w:hyperlink w:anchor="_Toc238374534" w:history="1">
             <w:r>
               <w:rPr>
                 <w:rStyle w:val="Collegamentoipertestuale"/>
@@ -1779,7 +1779,7 @@
                 <w:noProof/>
                 <w:webHidden/>
               </w:rPr>
-              <w:instrText xml:space="preserve"> PAGEREF _Toc212741346 \h </w:instrText>
+              <w:instrText xml:space="preserve"> PAGEREF _Toc238374534 \h </w:instrText>
             </w:r>
             <w:r>
               <w:rPr>
@@ -1824,7 +1824,7 @@
               <w14:ligatures w14:val="standardContextual"/>
             </w:rPr>
           </w:pPr>
-          <w:hyperlink w:anchor="_Toc212741347" w:history="1">
+          <w:hyperlink w:anchor="_Toc238374535" w:history="1">
             <w:r>
               <w:rPr>
                 <w:rStyle w:val="Collegamentoipertestuale"/>
@@ -1875,7 +1875,7 @@
                 <w:noProof/>
                 <w:webHidden/>
               </w:rPr>
-              <w:instrText xml:space="preserve"> PAGEREF _Toc212741347 \h </w:instrText>
+              <w:instrText xml:space="preserve"> PAGEREF _Toc238374535 \h </w:instrText>
             </w:r>
             <w:r>
               <w:rPr>
@@ -1920,7 +1920,7 @@
               <w14:ligatures w14:val="standardContextual"/>
             </w:rPr>
           </w:pPr>
-          <w:hyperlink w:anchor="_Toc212741348" w:history="1">
+          <w:hyperlink w:anchor="_Toc238374536" w:history="1">
             <w:r>
               <w:rPr>
                 <w:rStyle w:val="Collegamentoipertestuale"/>
@@ -1971,7 +1971,7 @@
                 <w:noProof/>
                 <w:webHidden/>
               </w:rPr>
-              <w:instrText xml:space="preserve"> PAGEREF _Toc212741348 \h </w:instrText>
+              <w:instrText xml:space="preserve"> PAGEREF _Toc238374536 \h </w:instrText>
             </w:r>
             <w:r>
               <w:rPr>
@@ -2016,7 +2016,7 @@
               <w14:ligatures w14:val="standardContextual"/>
             </w:rPr>
           </w:pPr>
-          <w:hyperlink w:anchor="_Toc212741349" w:history="1">
+          <w:hyperlink w:anchor="_Toc238374537" w:history="1">
             <w:r>
               <w:rPr>
                 <w:rStyle w:val="Collegamentoipertestuale"/>
@@ -2067,7 +2067,7 @@
                 <w:noProof/>
                 <w:webHidden/>
               </w:rPr>
-              <w:instrText xml:space="preserve"> PAGEREF _Toc212741349 \h </w:instrText>
+              <w:instrText xml:space="preserve"> PAGEREF _Toc238374537 \h </w:instrText>
             </w:r>
             <w:r>
               <w:rPr>
@@ -2112,7 +2112,7 @@
               <w14:ligatures w14:val="standardContextual"/>
             </w:rPr>
           </w:pPr>
-          <w:hyperlink w:anchor="_Toc212741350" w:history="1">
+          <w:hyperlink w:anchor="_Toc238374538" w:history="1">
             <w:r>
               <w:rPr>
                 <w:rStyle w:val="Collegamentoipertestuale"/>
@@ -2163,7 +2163,7 @@
                 <w:noProof/>
                 <w:webHidden/>
               </w:rPr>
-              <w:instrText xml:space="preserve"> PAGEREF _Toc212741350 \h </w:instrText>
+              <w:instrText xml:space="preserve"> PAGEREF _Toc238374538 \h </w:instrText>
             </w:r>
             <w:r>
               <w:rPr>
@@ -2208,7 +2208,7 @@
               <w14:ligatures w14:val="standardContextual"/>
             </w:rPr>
           </w:pPr>
-          <w:hyperlink w:anchor="_Toc212741351" w:history="1">
+          <w:hyperlink w:anchor="_Toc238374539" w:history="1">
             <w:r>
               <w:rPr>
                 <w:rStyle w:val="Collegamentoipertestuale"/>
@@ -2259,7 +2259,7 @@
                 <w:noProof/>
                 <w:webHidden/>
               </w:rPr>
-              <w:instrText xml:space="preserve"> PAGEREF _Toc212741351 \h </w:instrText>
+              <w:instrText xml:space="preserve"> PAGEREF _Toc238374539 \h </w:instrText>
             </w:r>
             <w:r>
               <w:rPr>
@@ -2304,7 +2304,7 @@
               <w14:ligatures w14:val="standardContextual"/>
             </w:rPr>
           </w:pPr>
-          <w:hyperlink w:anchor="_Toc212741352" w:history="1">
+          <w:hyperlink w:anchor="_Toc238374540" w:history="1">
             <w:r>
               <w:rPr>
                 <w:rStyle w:val="Collegamentoipertestuale"/>
@@ -2355,7 +2355,7 @@
                 <w:noProof/>
                 <w:webHidden/>
               </w:rPr>
-              <w:instrText xml:space="preserve"> PAGEREF _Toc212741352 \h </w:instrText>
+              <w:instrText xml:space="preserve"> PAGEREF _Toc238374540 \h </w:instrText>
             </w:r>
             <w:r>
               <w:rPr>
@@ -2400,7 +2400,7 @@
               <w14:ligatures w14:val="standardContextual"/>
             </w:rPr>
           </w:pPr>
-          <w:hyperlink w:anchor="_Toc212741353" w:history="1">
+          <w:hyperlink w:anchor="_Toc238374541" w:history="1">
             <w:r>
               <w:rPr>
                 <w:rStyle w:val="Collegamentoipertestuale"/>
@@ -2451,7 +2451,7 @@
                 <w:noProof/>
                 <w:webHidden/>
               </w:rPr>
-              <w:instrText xml:space="preserve"> PAGEREF _Toc212741353 \h </w:instrText>
+              <w:instrText xml:space="preserve"> PAGEREF _Toc238374541 \h </w:instrText>
             </w:r>
             <w:r>
               <w:rPr>
@@ -2496,7 +2496,7 @@
               <w14:ligatures w14:val="standardContextual"/>
             </w:rPr>
           </w:pPr>
-          <w:hyperlink w:anchor="_Toc212741354" w:history="1">
+          <w:hyperlink w:anchor="_Toc238374542" w:history="1">
             <w:r>
               <w:rPr>
                 <w:rStyle w:val="Collegamentoipertestuale"/>
@@ -2547,7 +2547,7 @@
                 <w:noProof/>
                 <w:webHidden/>
               </w:rPr>
-              <w:instrText xml:space="preserve"> PAGEREF _Toc212741354 \h </w:instrText>
+              <w:instrText xml:space="preserve"> PAGEREF _Toc238374542 \h </w:instrText>
             </w:r>
             <w:r>
               <w:rPr>
@@ -2592,7 +2592,7 @@
               <w14:ligatures w14:val="standardContextual"/>
             </w:rPr>
           </w:pPr>
-          <w:hyperlink w:anchor="_Toc212741355" w:history="1">
+          <w:hyperlink w:anchor="_Toc238374543" w:history="1">
             <w:r>
               <w:rPr>
                 <w:rStyle w:val="Collegamentoipertestuale"/>
@@ -2643,7 +2643,7 @@
                 <w:noProof/>
                 <w:webHidden/>
               </w:rPr>
-              <w:instrText xml:space="preserve"> PAGEREF _Toc212741355 \h </w:instrText>
+              <w:instrText xml:space="preserve"> PAGEREF _Toc238374543 \h </w:instrText>
             </w:r>
             <w:r>
               <w:rPr>
@@ -2688,7 +2688,7 @@
               <w14:ligatures w14:val="standardContextual"/>
             </w:rPr>
           </w:pPr>
-          <w:hyperlink w:anchor="_Toc212741356" w:history="1">
+          <w:hyperlink w:anchor="_Toc238374544" w:history="1">
             <w:r>
               <w:rPr>
                 <w:rStyle w:val="Collegamentoipertestuale"/>
@@ -2739,7 +2739,7 @@
                 <w:noProof/>
                 <w:webHidden/>
               </w:rPr>
-              <w:instrText xml:space="preserve"> PAGEREF _Toc212741356 \h </w:instrText>
+              <w:instrText xml:space="preserve"> PAGEREF _Toc238374544 \h </w:instrText>
             </w:r>
             <w:r>
               <w:rPr>
@@ -2784,7 +2784,7 @@
               <w14:ligatures w14:val="standardContextual"/>
             </w:rPr>
           </w:pPr>
-          <w:hyperlink w:anchor="_Toc212741357" w:history="1">
+          <w:hyperlink w:anchor="_Toc238374545" w:history="1">
             <w:r>
               <w:rPr>
                 <w:rStyle w:val="Collegamentoipertestuale"/>
@@ -2835,7 +2835,7 @@
                 <w:noProof/>
                 <w:webHidden/>
               </w:rPr>
-              <w:instrText xml:space="preserve"> PAGEREF _Toc212741357 \h </w:instrText>
+              <w:instrText xml:space="preserve"> PAGEREF _Toc238374545 \h </w:instrText>
             </w:r>
             <w:r>
               <w:rPr>
@@ -2880,7 +2880,7 @@
               <w14:ligatures w14:val="standardContextual"/>
             </w:rPr>
           </w:pPr>
-          <w:hyperlink w:anchor="_Toc212741358" w:history="1">
+          <w:hyperlink w:anchor="_Toc238374546" w:history="1">
             <w:r>
               <w:rPr>
                 <w:rStyle w:val="Collegamentoipertestuale"/>
@@ -2931,7 +2931,7 @@
                 <w:noProof/>
                 <w:webHidden/>
               </w:rPr>
-              <w:instrText xml:space="preserve"> PAGEREF _Toc212741358 \h </w:instrText>
+              <w:instrText xml:space="preserve"> PAGEREF _Toc238374546 \h </w:instrText>
             </w:r>
             <w:r>
               <w:rPr>
@@ -2976,7 +2976,7 @@
               <w14:ligatures w14:val="standardContextual"/>
             </w:rPr>
           </w:pPr>
-          <w:hyperlink w:anchor="_Toc212741359" w:history="1">
+          <w:hyperlink w:anchor="_Toc238374547" w:history="1">
             <w:r>
               <w:rPr>
                 <w:rStyle w:val="Collegamentoipertestuale"/>
@@ -3027,7 +3027,7 @@
                 <w:noProof/>
                 <w:webHidden/>
               </w:rPr>
-              <w:instrText xml:space="preserve"> PAGEREF _Toc212741359 \h </w:instrText>
+              <w:instrText xml:space="preserve"> PAGEREF _Toc238374547 \h </w:instrText>
             </w:r>
             <w:r>
               <w:rPr>
@@ -3072,7 +3072,7 @@
               <w14:ligatures w14:val="standardContextual"/>
             </w:rPr>
           </w:pPr>
-          <w:hyperlink w:anchor="_Toc212741360" w:history="1">
+          <w:hyperlink w:anchor="_Toc238374548" w:history="1">
             <w:r>
               <w:rPr>
                 <w:rStyle w:val="Collegamentoipertestuale"/>
@@ -3123,7 +3123,7 @@
                 <w:noProof/>
                 <w:webHidden/>
               </w:rPr>
-              <w:instrText xml:space="preserve"> PAGEREF _Toc212741360 \h </w:instrText>
+              <w:instrText xml:space="preserve"> PAGEREF _Toc238374548 \h </w:instrText>
             </w:r>
             <w:r>
               <w:rPr>
@@ -3168,7 +3168,7 @@
               <w14:ligatures w14:val="standardContextual"/>
             </w:rPr>
           </w:pPr>
-          <w:hyperlink w:anchor="_Toc212741361" w:history="1">
+          <w:hyperlink w:anchor="_Toc238374549" w:history="1">
             <w:r>
               <w:rPr>
                 <w:rStyle w:val="Collegamentoipertestuale"/>
@@ -3219,7 +3219,7 @@
                 <w:noProof/>
                 <w:webHidden/>
               </w:rPr>
-              <w:instrText xml:space="preserve"> PAGEREF _Toc212741361 \h </w:instrText>
+              <w:instrText xml:space="preserve"> PAGEREF _Toc238374549 \h </w:instrText>
             </w:r>
             <w:r>
               <w:rPr>
@@ -3264,7 +3264,7 @@
               <w14:ligatures w14:val="standardContextual"/>
             </w:rPr>
           </w:pPr>
-          <w:hyperlink w:anchor="_Toc212741362" w:history="1">
+          <w:hyperlink w:anchor="_Toc238374550" w:history="1">
             <w:r>
               <w:rPr>
                 <w:rStyle w:val="Collegamentoipertestuale"/>
@@ -3315,7 +3315,7 @@
                 <w:noProof/>
                 <w:webHidden/>
               </w:rPr>
-              <w:instrText xml:space="preserve"> PAGEREF _Toc212741362 \h </w:instrText>
+              <w:instrText xml:space="preserve"> PAGEREF _Toc238374550 \h </w:instrText>
             </w:r>
             <w:r>
               <w:rPr>
@@ -3360,7 +3360,7 @@
               <w14:ligatures w14:val="standardContextual"/>
             </w:rPr>
           </w:pPr>
-          <w:hyperlink w:anchor="_Toc212741363" w:history="1">
+          <w:hyperlink w:anchor="_Toc238374551" w:history="1">
             <w:r>
               <w:rPr>
                 <w:rStyle w:val="Collegamentoipertestuale"/>
@@ -3370,7 +3370,7 @@
                 <w:noProof/>
                 <w:lang w:val="it-IT"/>
               </w:rPr>
-              <w:t>2.16.1</w:t>
+              <w:t>2.16.2</w:t>
             </w:r>
             <w:r>
               <w:rPr>
@@ -3411,7 +3411,7 @@
                 <w:noProof/>
                 <w:webHidden/>
               </w:rPr>
-              <w:instrText xml:space="preserve"> PAGEREF _Toc212741363 \h </w:instrText>
+              <w:instrText xml:space="preserve"> PAGEREF _Toc238374551 \h </w:instrText>
             </w:r>
             <w:r>
               <w:rPr>
@@ -3456,7 +3456,7 @@
               <w14:ligatures w14:val="standardContextual"/>
             </w:rPr>
           </w:pPr>
-          <w:hyperlink w:anchor="_Toc212741364" w:history="1">
+          <w:hyperlink w:anchor="_Toc238374552" w:history="1">
             <w:r>
               <w:rPr>
                 <w:rStyle w:val="Collegamentoipertestuale"/>
@@ -3507,7 +3507,7 @@
                 <w:noProof/>
                 <w:webHidden/>
               </w:rPr>
-              <w:instrText xml:space="preserve"> PAGEREF _Toc212741364 \h </w:instrText>
+              <w:instrText xml:space="preserve"> PAGEREF _Toc238374552 \h </w:instrText>
             </w:r>
             <w:r>
               <w:rPr>
@@ -3552,7 +3552,7 @@
               <w14:ligatures w14:val="standardContextual"/>
             </w:rPr>
           </w:pPr>
-          <w:hyperlink w:anchor="_Toc212741365" w:history="1">
+          <w:hyperlink w:anchor="_Toc238374553" w:history="1">
             <w:r>
               <w:rPr>
                 <w:rStyle w:val="Collegamentoipertestuale"/>
@@ -3603,7 +3603,7 @@
                 <w:noProof/>
                 <w:webHidden/>
               </w:rPr>
-              <w:instrText xml:space="preserve"> PAGEREF _Toc212741365 \h </w:instrText>
+              <w:instrText xml:space="preserve"> PAGEREF _Toc238374553 \h </w:instrText>
             </w:r>
             <w:r>
               <w:rPr>
@@ -3648,7 +3648,7 @@
               <w14:ligatures w14:val="standardContextual"/>
             </w:rPr>
           </w:pPr>
-          <w:hyperlink w:anchor="_Toc212741366" w:history="1">
+          <w:hyperlink w:anchor="_Toc238374554" w:history="1">
             <w:r>
               <w:rPr>
                 <w:rStyle w:val="Collegamentoipertestuale"/>
@@ -3699,7 +3699,7 @@
                 <w:noProof/>
                 <w:webHidden/>
               </w:rPr>
-              <w:instrText xml:space="preserve"> PAGEREF _Toc212741366 \h </w:instrText>
+              <w:instrText xml:space="preserve"> PAGEREF _Toc238374554 \h </w:instrText>
             </w:r>
             <w:r>
               <w:rPr>
@@ -3744,7 +3744,7 @@
               <w14:ligatures w14:val="standardContextual"/>
             </w:rPr>
           </w:pPr>
-          <w:hyperlink w:anchor="_Toc212741367" w:history="1">
+          <w:hyperlink w:anchor="_Toc238374555" w:history="1">
             <w:r>
               <w:rPr>
                 <w:rStyle w:val="Collegamentoipertestuale"/>
@@ -3795,7 +3795,7 @@
                 <w:noProof/>
                 <w:webHidden/>
               </w:rPr>
-              <w:instrText xml:space="preserve"> PAGEREF _Toc212741367 \h </w:instrText>
+              <w:instrText xml:space="preserve"> PAGEREF _Toc238374555 \h </w:instrText>
             </w:r>
             <w:r>
               <w:rPr>
@@ -3840,7 +3840,7 @@
               <w14:ligatures w14:val="standardContextual"/>
             </w:rPr>
           </w:pPr>
-          <w:hyperlink w:anchor="_Toc212741368" w:history="1">
+          <w:hyperlink w:anchor="_Toc238374556" w:history="1">
             <w:r>
               <w:rPr>
                 <w:rStyle w:val="Collegamentoipertestuale"/>
@@ -3891,7 +3891,7 @@
                 <w:noProof/>
                 <w:webHidden/>
               </w:rPr>
-              <w:instrText xml:space="preserve"> PAGEREF _Toc212741368 \h </w:instrText>
+              <w:instrText xml:space="preserve"> PAGEREF _Toc238374556 \h </w:instrText>
             </w:r>
             <w:r>
               <w:rPr>
@@ -3936,7 +3936,7 @@
               <w14:ligatures w14:val="standardContextual"/>
             </w:rPr>
           </w:pPr>
-          <w:hyperlink w:anchor="_Toc212741369" w:history="1">
+          <w:hyperlink w:anchor="_Toc238374557" w:history="1">
             <w:r>
               <w:rPr>
                 <w:rStyle w:val="Collegamentoipertestuale"/>
@@ -3987,7 +3987,7 @@
                 <w:noProof/>
                 <w:webHidden/>
               </w:rPr>
-              <w:instrText xml:space="preserve"> PAGEREF _Toc212741369 \h </w:instrText>
+              <w:instrText xml:space="preserve"> PAGEREF _Toc238374557 \h </w:instrText>
             </w:r>
             <w:r>
               <w:rPr>
@@ -4032,7 +4032,7 @@
               <w14:ligatures w14:val="standardContextual"/>
             </w:rPr>
           </w:pPr>
-          <w:hyperlink w:anchor="_Toc212741370" w:history="1">
+          <w:hyperlink w:anchor="_Toc238374558" w:history="1">
             <w:r>
               <w:rPr>
                 <w:rStyle w:val="Collegamentoipertestuale"/>
@@ -4083,7 +4083,7 @@
                 <w:noProof/>
                 <w:webHidden/>
               </w:rPr>
-              <w:instrText xml:space="preserve"> PAGEREF _Toc212741370 \h </w:instrText>
+              <w:instrText xml:space="preserve"> PAGEREF _Toc238374558 \h </w:instrText>
             </w:r>
             <w:r>
               <w:rPr>
@@ -4128,7 +4128,7 @@
               <w14:ligatures w14:val="standardContextual"/>
             </w:rPr>
           </w:pPr>
-          <w:hyperlink w:anchor="_Toc212741371" w:history="1">
+          <w:hyperlink w:anchor="_Toc238374559" w:history="1">
             <w:r>
               <w:rPr>
                 <w:rStyle w:val="Collegamentoipertestuale"/>
@@ -4179,7 +4179,7 @@
                 <w:noProof/>
                 <w:webHidden/>
               </w:rPr>
-              <w:instrText xml:space="preserve"> PAGEREF _Toc212741371 \h </w:instrText>
+              <w:instrText xml:space="preserve"> PAGEREF _Toc238374559 \h </w:instrText>
             </w:r>
             <w:r>
               <w:rPr>
@@ -4224,7 +4224,7 @@
               <w14:ligatures w14:val="standardContextual"/>
             </w:rPr>
           </w:pPr>
-          <w:hyperlink w:anchor="_Toc212741372" w:history="1">
+          <w:hyperlink w:anchor="_Toc238374560" w:history="1">
             <w:r>
               <w:rPr>
                 <w:rStyle w:val="Collegamentoipertestuale"/>
@@ -4275,7 +4275,7 @@
                 <w:noProof/>
                 <w:webHidden/>
               </w:rPr>
-              <w:instrText xml:space="preserve"> PAGEREF _Toc212741372 \h </w:instrText>
+              <w:instrText xml:space="preserve"> PAGEREF _Toc238374560 \h </w:instrText>
             </w:r>
             <w:r>
               <w:rPr>
@@ -4320,7 +4320,7 @@
               <w14:ligatures w14:val="standardContextual"/>
             </w:rPr>
           </w:pPr>
-          <w:hyperlink w:anchor="_Toc212741373" w:history="1">
+          <w:hyperlink w:anchor="_Toc238374561" w:history="1">
             <w:r>
               <w:rPr>
                 <w:rStyle w:val="Collegamentoipertestuale"/>
@@ -4371,7 +4371,7 @@
                 <w:noProof/>
                 <w:webHidden/>
               </w:rPr>
-              <w:instrText xml:space="preserve"> PAGEREF _Toc212741373 \h </w:instrText>
+              <w:instrText xml:space="preserve"> PAGEREF _Toc238374561 \h </w:instrText>
             </w:r>
             <w:r>
               <w:rPr>
@@ -4416,7 +4416,7 @@
               <w14:ligatures w14:val="standardContextual"/>
             </w:rPr>
           </w:pPr>
-          <w:hyperlink w:anchor="_Toc212741374" w:history="1">
+          <w:hyperlink w:anchor="_Toc238374562" w:history="1">
             <w:r>
               <w:rPr>
                 <w:rStyle w:val="Collegamentoipertestuale"/>
@@ -4467,7 +4467,7 @@
                 <w:noProof/>
                 <w:webHidden/>
               </w:rPr>
-              <w:instrText xml:space="preserve"> PAGEREF _Toc212741374 \h </w:instrText>
+              <w:instrText xml:space="preserve"> PAGEREF _Toc238374562 \h </w:instrText>
             </w:r>
             <w:r>
               <w:rPr>
@@ -4512,7 +4512,7 @@
               <w14:ligatures w14:val="standardContextual"/>
             </w:rPr>
           </w:pPr>
-          <w:hyperlink w:anchor="_Toc212741375" w:history="1">
+          <w:hyperlink w:anchor="_Toc238374563" w:history="1">
             <w:r>
               <w:rPr>
                 <w:rStyle w:val="Collegamentoipertestuale"/>
@@ -4563,7 +4563,7 @@
                 <w:noProof/>
                 <w:webHidden/>
               </w:rPr>
-              <w:instrText xml:space="preserve"> PAGEREF _Toc212741375 \h </w:instrText>
+              <w:instrText xml:space="preserve"> PAGEREF _Toc238374563 \h </w:instrText>
             </w:r>
             <w:r>
               <w:rPr>
@@ -4608,7 +4608,7 @@
               <w14:ligatures w14:val="standardContextual"/>
             </w:rPr>
           </w:pPr>
-          <w:hyperlink w:anchor="_Toc212741376" w:history="1">
+          <w:hyperlink w:anchor="_Toc238374564" w:history="1">
             <w:r>
               <w:rPr>
                 <w:rStyle w:val="Collegamentoipertestuale"/>
@@ -4659,7 +4659,7 @@
                 <w:noProof/>
                 <w:webHidden/>
               </w:rPr>
-              <w:instrText xml:space="preserve"> PAGEREF _Toc212741376 \h </w:instrText>
+              <w:instrText xml:space="preserve"> PAGEREF _Toc238374564 \h </w:instrText>
             </w:r>
             <w:r>
               <w:rPr>
@@ -4704,7 +4704,7 @@
               <w14:ligatures w14:val="standardContextual"/>
             </w:rPr>
           </w:pPr>
-          <w:hyperlink w:anchor="_Toc212741377" w:history="1">
+          <w:hyperlink w:anchor="_Toc238374565" w:history="1">
             <w:r>
               <w:rPr>
                 <w:rStyle w:val="Collegamentoipertestuale"/>
@@ -4755,7 +4755,7 @@
                 <w:noProof/>
                 <w:webHidden/>
               </w:rPr>
-              <w:instrText xml:space="preserve"> PAGEREF _Toc212741377 \h </w:instrText>
+              <w:instrText xml:space="preserve"> PAGEREF _Toc238374565 \h </w:instrText>
             </w:r>
             <w:r>
               <w:rPr>
@@ -4846,7 +4846,7 @@
           <w:color w:val="auto"/>
         </w:rPr>
       </w:pPr>
-      <w:bookmarkStart w:id="0" w:name="_Toc212741332"/>
+      <w:bookmarkStart w:id="0" w:name="_Toc238374520"/>
       <w:r>
         <w:rPr>
           <w:rStyle w:val="Enfasigrassetto"/>
@@ -4868,7 +4868,7 @@
           <w:color w:val="auto"/>
         </w:rPr>
       </w:pPr>
-      <w:bookmarkStart w:id="1" w:name="_Toc212741333"/>
+      <w:bookmarkStart w:id="1" w:name="_Toc238374521"/>
       <w:r>
         <w:rPr>
           <w:rStyle w:val="Enfasigrassetto"/>
@@ -4925,7 +4925,7 @@
           <w:noProof/>
         </w:rPr>
         <w:drawing>
-          <wp:inline distT="0" distB="0" distL="0" distR="0" wp14:anchorId="609577F7" wp14:editId="57320268">
+          <wp:inline distT="0" distB="0" distL="0" distR="0" wp14:anchorId="609577F7" wp14:editId="5D452CE4">
             <wp:extent cx="2583211" cy="2313745"/>
             <wp:effectExtent l="0" t="0" r="7620" b="0"/>
             <wp:docPr id="781633535" name="Immagine 39"/>
@@ -4981,7 +4981,7 @@
           <w:noProof/>
         </w:rPr>
         <w:drawing>
-          <wp:inline distT="0" distB="0" distL="0" distR="0" wp14:anchorId="61281DE3" wp14:editId="24FB4926">
+          <wp:inline distT="0" distB="0" distL="0" distR="0" wp14:anchorId="61281DE3" wp14:editId="5916DDBB">
             <wp:extent cx="2411730" cy="2314135"/>
             <wp:effectExtent l="0" t="0" r="7620" b="0"/>
             <wp:docPr id="1618152605" name="Immagine 38"/>
@@ -5222,7 +5222,7 @@
           <w:lang w:val="it-IT"/>
         </w:rPr>
       </w:pPr>
-      <w:bookmarkStart w:id="2" w:name="_Toc212741334"/>
+      <w:bookmarkStart w:id="2" w:name="_Toc238374522"/>
       <w:r>
         <w:rPr>
           <w:rStyle w:val="Enfasigrassetto"/>
@@ -5555,7 +5555,7 @@
           <w:lang w:val="it-IT"/>
         </w:rPr>
       </w:pPr>
-      <w:bookmarkStart w:id="3" w:name="_Toc212741335"/>
+      <w:bookmarkStart w:id="3" w:name="_Toc238374523"/>
       <w:r>
         <w:rPr>
           <w:rStyle w:val="Enfasigrassetto"/>
@@ -5819,7 +5819,7 @@
           <w:noProof/>
         </w:rPr>
         <w:drawing>
-          <wp:inline distT="0" distB="0" distL="0" distR="0" wp14:anchorId="22162EBD" wp14:editId="28717DFE">
+          <wp:inline distT="0" distB="0" distL="0" distR="0" wp14:anchorId="22162EBD" wp14:editId="6333E64C">
             <wp:extent cx="2700997" cy="2488565"/>
             <wp:effectExtent l="0" t="0" r="4445" b="6985"/>
             <wp:docPr id="133927039" name="Immagine 37"/>
@@ -6301,7 +6301,7 @@
           <w:lang w:val="it-IT"/>
         </w:rPr>
       </w:pPr>
-      <w:bookmarkStart w:id="4" w:name="_Toc212741336"/>
+      <w:bookmarkStart w:id="4" w:name="_Toc238374524"/>
       <w:r>
         <w:rPr>
           <w:rStyle w:val="Enfasigrassetto"/>
@@ -6788,8 +6788,8 @@
           <w:lang w:val="it-IT"/>
         </w:rPr>
       </w:pPr>
-      <w:bookmarkStart w:id="5" w:name="_Toc212741337"/>
-      <w:bookmarkStart w:id="6" w:name="_Hlk196905581"/>
+      <w:bookmarkStart w:id="5" w:name="_Hlk196905581"/>
+      <w:bookmarkStart w:id="6" w:name="_Toc238374525"/>
       <w:r>
         <w:rPr>
           <w:rStyle w:val="Enfasigrassetto"/>
@@ -6827,7 +6827,7 @@
         </w:rPr>
         <w:t xml:space="preserve"> (con cablaggio aggiuntivo)</w:t>
       </w:r>
-      <w:bookmarkEnd w:id="5"/>
+      <w:bookmarkEnd w:id="6"/>
     </w:p>
     <w:p>
       <w:pPr>
@@ -7111,7 +7111,7 @@
           <w:lang w:val="it-IT"/>
         </w:rPr>
       </w:pPr>
-      <w:bookmarkStart w:id="7" w:name="_Toc212741338"/>
+      <w:bookmarkStart w:id="7" w:name="_Toc238374526"/>
       <w:r>
         <w:rPr>
           <w:rStyle w:val="Enfasigrassetto"/>
@@ -7179,7 +7179,7 @@
         <w:t>Le istruzioni per accedere al menu SETUP, scorrere la lista delle funzioni disponibili, abilitare/disabilitare le funzioni e salvare permanentemente le impostazioni, sono riportate su para. 2.1.</w:t>
       </w:r>
     </w:p>
-    <w:bookmarkEnd w:id="6"/>
+    <w:bookmarkEnd w:id="5"/>
     <w:p>
       <w:pPr>
         <w:jc w:val="both"/>
@@ -7206,7 +7206,7 @@
           <w:lang w:val="it-IT"/>
         </w:rPr>
       </w:pPr>
-      <w:bookmarkStart w:id="8" w:name="_Toc212741339"/>
+      <w:bookmarkStart w:id="8" w:name="_Toc238374527"/>
       <w:r>
         <w:rPr>
           <w:rStyle w:val="Enfasigrassetto"/>
@@ -7684,7 +7684,7 @@
           <w:lang w:val="it-IT"/>
         </w:rPr>
       </w:pPr>
-      <w:bookmarkStart w:id="9" w:name="_Toc212741340"/>
+      <w:bookmarkStart w:id="9" w:name="_Toc238374528"/>
       <w:r>
         <w:rPr>
           <w:rStyle w:val="Enfasigrassetto"/>
@@ -7796,7 +7796,7 @@
           <w:lang w:val="it-IT"/>
         </w:rPr>
       </w:pPr>
-      <w:bookmarkStart w:id="10" w:name="_Toc212741341"/>
+      <w:bookmarkStart w:id="10" w:name="_Toc238374529"/>
       <w:r>
         <w:rPr>
           <w:rStyle w:val="Enfasigrassetto"/>
@@ -8383,7 +8383,7 @@
           <w:noProof/>
         </w:rPr>
         <w:drawing>
-          <wp:inline distT="0" distB="0" distL="0" distR="0" wp14:anchorId="53D54CB0" wp14:editId="525F2DEB">
+          <wp:inline distT="0" distB="0" distL="0" distR="0" wp14:anchorId="53D54CB0" wp14:editId="21CA2681">
             <wp:extent cx="5071403" cy="5171703"/>
             <wp:effectExtent l="0" t="0" r="0" b="0"/>
             <wp:docPr id="1206942674" name="Immagine 1"/>
@@ -8667,8 +8667,8 @@
           <w:lang w:val="it-IT"/>
         </w:rPr>
       </w:pPr>
-      <w:bookmarkStart w:id="11" w:name="_Toc212741342"/>
-      <w:bookmarkStart w:id="12" w:name="_Hlk196906132"/>
+      <w:bookmarkStart w:id="11" w:name="_Hlk196906132"/>
+      <w:bookmarkStart w:id="12" w:name="_Toc238374530"/>
       <w:r>
         <w:rPr>
           <w:rStyle w:val="Enfasigrassetto"/>
@@ -8705,7 +8705,7 @@
         </w:rPr>
         <w:t>CARATTERISTICHE TECNICHE</w:t>
       </w:r>
-      <w:bookmarkEnd w:id="11"/>
+      <w:bookmarkEnd w:id="12"/>
     </w:p>
     <w:p>
       <w:pPr>
@@ -8878,7 +8878,7 @@
         </w:rPr>
         <w:t>. Meno di 30mA durante l’uso con veicolo acceso.</w:t>
       </w:r>
-      <w:bookmarkEnd w:id="12"/>
+      <w:bookmarkEnd w:id="11"/>
       <w:r>
         <w:rPr>
           <w:lang w:val="it-IT"/>
@@ -8896,7 +8896,7 @@
           <w:lang w:val="it-IT"/>
         </w:rPr>
       </w:pPr>
-      <w:bookmarkStart w:id="13" w:name="_Toc212741343"/>
+      <w:bookmarkStart w:id="13" w:name="_Toc238374531"/>
       <w:r>
         <w:rPr>
           <w:rStyle w:val="Enfasigrassetto"/>
@@ -9063,32 +9063,15 @@
         </w:rPr>
         <w:t xml:space="preserve"> può essere scaricato dal sito ST, previa registrazione gratuita, impiegando il seguente link: </w:t>
       </w:r>
-      <w:r>
-        <w:fldChar w:fldCharType="begin"/>
-      </w:r>
-      <w:r>
-        <w:rPr>
-          <w:lang w:val="it-IT"/>
-        </w:rPr>
-        <w:instrText>HYPERLINK "https://www.st.com/en/development-tools/stm32cubeprog.html"</w:instrText>
-      </w:r>
-      <w:r>
-        <w:fldChar w:fldCharType="separate"/>
-      </w:r>
-      <w:r>
-        <w:rPr>
-          <w:rStyle w:val="Collegamentoipertestuale"/>
-          <w:lang w:val="it-IT"/>
-        </w:rPr>
-        <w:t>https://www.st.com/en/development-tools/stm32cubeprog.html</w:t>
-      </w:r>
-      <w:r>
-        <w:rPr>
-          <w:rStyle w:val="Collegamentoipertestuale"/>
-          <w:lang w:val="it-IT"/>
-        </w:rPr>
-        <w:fldChar w:fldCharType="end"/>
-      </w:r>
+      <w:hyperlink r:id="rId22" w:history="1">
+        <w:r>
+          <w:rPr>
+            <w:rStyle w:val="Collegamentoipertestuale"/>
+            <w:lang w:val="it-IT"/>
+          </w:rPr>
+          <w:t>https://www.st.com/en/development-tools/stm32cubeprog.html</w:t>
+        </w:r>
+      </w:hyperlink>
       <w:r>
         <w:rPr>
           <w:lang w:val="it-IT"/>
@@ -9123,32 +9106,15 @@
         </w:rPr>
         <w:t xml:space="preserve">In alternativa al PC è possibile impiegare uno smartphone Android impiegando l’app </w:t>
       </w:r>
-      <w:r>
-        <w:fldChar w:fldCharType="begin"/>
-      </w:r>
-      <w:r>
-        <w:rPr>
-          <w:lang w:val="it-IT"/>
-        </w:rPr>
-        <w:instrText>HYPERLINK "https://play.google.com/store/apps/details?id=com.yatrim.stmdfuusb&amp;pcampaignid=web_share"</w:instrText>
-      </w:r>
-      <w:r>
-        <w:fldChar w:fldCharType="separate"/>
-      </w:r>
-      <w:r>
-        <w:rPr>
-          <w:rStyle w:val="Collegamentoipertestuale"/>
-          <w:lang w:val="it-IT"/>
-        </w:rPr>
-        <w:t>https://play.google.com/store/apps/details?id=com.yatrim.stmdfuusb&amp;pcampaignid=web_share</w:t>
-      </w:r>
-      <w:r>
-        <w:rPr>
-          <w:rStyle w:val="Collegamentoipertestuale"/>
-          <w:lang w:val="it-IT"/>
-        </w:rPr>
-        <w:fldChar w:fldCharType="end"/>
-      </w:r>
+      <w:hyperlink r:id="rId23" w:history="1">
+        <w:r>
+          <w:rPr>
+            <w:rStyle w:val="Collegamentoipertestuale"/>
+            <w:lang w:val="it-IT"/>
+          </w:rPr>
+          <w:t>https://play.google.com/store/apps/details?id=com.yatrim.stmdfuusb&amp;pcampaignid=web_share</w:t>
+        </w:r>
+      </w:hyperlink>
       <w:r>
         <w:rPr>
           <w:lang w:val="it-IT"/>
@@ -9175,32 +9141,15 @@
         </w:rPr>
         <w:t xml:space="preserve">Per iniziare, accedere al sito </w:t>
       </w:r>
-      <w:r>
-        <w:fldChar w:fldCharType="begin"/>
-      </w:r>
-      <w:r>
-        <w:rPr>
-          <w:lang w:val="it-IT"/>
-        </w:rPr>
-        <w:instrText>HYPERLINK "https://github.com/gaucho1978/BACCAble/releases/"</w:instrText>
-      </w:r>
-      <w:r>
-        <w:fldChar w:fldCharType="separate"/>
-      </w:r>
-      <w:r>
-        <w:rPr>
-          <w:rStyle w:val="Collegamentoipertestuale"/>
-          <w:lang w:val="it-IT"/>
-        </w:rPr>
-        <w:t>https://github.com/gaucho1978/BACCAble/releases/</w:t>
-      </w:r>
-      <w:r>
-        <w:rPr>
-          <w:rStyle w:val="Collegamentoipertestuale"/>
-          <w:lang w:val="it-IT"/>
-        </w:rPr>
-        <w:fldChar w:fldCharType="end"/>
-      </w:r>
+      <w:hyperlink r:id="rId24" w:history="1">
+        <w:r>
+          <w:rPr>
+            <w:rStyle w:val="Collegamentoipertestuale"/>
+            <w:lang w:val="it-IT"/>
+          </w:rPr>
+          <w:t>https://github.com/gaucho1978/BACCAble/releases/</w:t>
+        </w:r>
+      </w:hyperlink>
       <w:r>
         <w:rPr>
           <w:lang w:val="it-IT"/>
@@ -9526,7 +9475,7 @@
           <w:noProof/>
         </w:rPr>
         <w:drawing>
-          <wp:inline distT="0" distB="0" distL="0" distR="0" wp14:anchorId="442283DC" wp14:editId="7EE5D667">
+          <wp:inline distT="0" distB="0" distL="0" distR="0" wp14:anchorId="442283DC" wp14:editId="44A24F54">
             <wp:extent cx="2700997" cy="2488565"/>
             <wp:effectExtent l="0" t="0" r="4445" b="6985"/>
             <wp:docPr id="317039099" name="Immagine 37"/>
@@ -9860,7 +9809,7 @@
           <w:lang w:val="it-IT"/>
         </w:rPr>
       </w:pPr>
-      <w:bookmarkStart w:id="14" w:name="_Toc212741344"/>
+      <w:bookmarkStart w:id="14" w:name="_Toc238374532"/>
       <w:r>
         <w:rPr>
           <w:rStyle w:val="Enfasigrassetto"/>
@@ -10466,7 +10415,7 @@
                     <pic:cNvPicPr/>
                   </pic:nvPicPr>
                   <pic:blipFill rotWithShape="1">
-                    <a:blip r:embed="rId22"/>
+                    <a:blip r:embed="rId25"/>
                     <a:srcRect l="8330" t="-1" b="30480"/>
                     <a:stretch/>
                   </pic:blipFill>
@@ -10641,7 +10590,7 @@
                     <pic:cNvPicPr/>
                   </pic:nvPicPr>
                   <pic:blipFill>
-                    <a:blip r:embed="rId23"/>
+                    <a:blip r:embed="rId26"/>
                     <a:stretch>
                       <a:fillRect/>
                     </a:stretch>
@@ -10688,7 +10637,7 @@
                     <pic:cNvPicPr/>
                   </pic:nvPicPr>
                   <pic:blipFill rotWithShape="1">
-                    <a:blip r:embed="rId24"/>
+                    <a:blip r:embed="rId27"/>
                     <a:srcRect t="15044" b="9720"/>
                     <a:stretch/>
                   </pic:blipFill>
@@ -10907,7 +10856,7 @@
                     <pic:cNvPicPr/>
                   </pic:nvPicPr>
                   <pic:blipFill rotWithShape="1">
-                    <a:blip r:embed="rId25"/>
+                    <a:blip r:embed="rId28"/>
                     <a:srcRect l="3032" r="5534"/>
                     <a:stretch/>
                   </pic:blipFill>
@@ -11172,7 +11121,7 @@
                     <pic:cNvPicPr/>
                   </pic:nvPicPr>
                   <pic:blipFill rotWithShape="1">
-                    <a:blip r:embed="rId26"/>
+                    <a:blip r:embed="rId29"/>
                     <a:srcRect b="37858"/>
                     <a:stretch/>
                   </pic:blipFill>
@@ -11539,7 +11488,7 @@
                     <pic:cNvPicPr/>
                   </pic:nvPicPr>
                   <pic:blipFill rotWithShape="1">
-                    <a:blip r:embed="rId26"/>
+                    <a:blip r:embed="rId29"/>
                     <a:srcRect b="26069"/>
                     <a:stretch/>
                   </pic:blipFill>
@@ -11744,7 +11693,7 @@
                     <pic:cNvPicPr/>
                   </pic:nvPicPr>
                   <pic:blipFill>
-                    <a:blip r:embed="rId27"/>
+                    <a:blip r:embed="rId30"/>
                     <a:stretch>
                       <a:fillRect/>
                     </a:stretch>
@@ -11798,7 +11747,7 @@
           <w:color w:val="auto"/>
         </w:rPr>
       </w:pPr>
-      <w:bookmarkStart w:id="15" w:name="_Toc212741345"/>
+      <w:bookmarkStart w:id="15" w:name="_Toc238374533"/>
       <w:r>
         <w:rPr>
           <w:rStyle w:val="Enfasigrassetto"/>
@@ -11828,7 +11777,7 @@
           <w:lang w:val="it-IT"/>
         </w:rPr>
       </w:pPr>
-      <w:bookmarkStart w:id="16" w:name="_Toc212741346"/>
+      <w:bookmarkStart w:id="16" w:name="_Toc238374534"/>
       <w:r>
         <w:rPr>
           <w:rStyle w:val="Enfasigrassetto"/>
@@ -12511,7 +12460,7 @@
           <w:lang w:val="it-IT"/>
         </w:rPr>
       </w:pPr>
-      <w:bookmarkStart w:id="17" w:name="_Toc212741347"/>
+      <w:bookmarkStart w:id="17" w:name="_Toc238374535"/>
       <w:r>
         <w:rPr>
           <w:rStyle w:val="Enfasigrassetto"/>
@@ -13209,7 +13158,7 @@
           <w:lang w:val="it-IT"/>
         </w:rPr>
       </w:pPr>
-      <w:bookmarkStart w:id="18" w:name="_Toc212741348"/>
+      <w:bookmarkStart w:id="18" w:name="_Toc238374536"/>
       <w:r>
         <w:rPr>
           <w:rStyle w:val="Enfasigrassetto"/>
@@ -13416,7 +13365,7 @@
           <w:lang w:val="it-IT"/>
         </w:rPr>
       </w:pPr>
-      <w:bookmarkStart w:id="19" w:name="_Toc212741349"/>
+      <w:bookmarkStart w:id="19" w:name="_Toc238374537"/>
       <w:r>
         <w:rPr>
           <w:rStyle w:val="Enfasigrassetto"/>
@@ -14030,7 +13979,7 @@
           <w:lang w:val="it-IT"/>
         </w:rPr>
       </w:pPr>
-      <w:bookmarkStart w:id="20" w:name="_Toc212741350"/>
+      <w:bookmarkStart w:id="20" w:name="_Toc238374538"/>
       <w:r>
         <w:rPr>
           <w:rStyle w:val="Enfasigrassetto"/>
@@ -14365,7 +14314,7 @@
                     </pic:cNvPicPr>
                   </pic:nvPicPr>
                   <pic:blipFill>
-                    <a:blip r:embed="rId28">
+                    <a:blip r:embed="rId31">
                       <a:extLst>
                         <a:ext uri="{28A0092B-C50C-407E-A947-70E740481C1C}">
                           <a14:useLocalDpi xmlns:a14="http://schemas.microsoft.com/office/drawing/2010/main" val="0"/>
@@ -14456,7 +14405,7 @@
           <w:lang w:val="it-IT"/>
         </w:rPr>
       </w:pPr>
-      <w:bookmarkStart w:id="22" w:name="_Toc212741351"/>
+      <w:bookmarkStart w:id="22" w:name="_Toc238374539"/>
       <w:r>
         <w:rPr>
           <w:rStyle w:val="Enfasigrassetto"/>
@@ -14746,7 +14695,7 @@
           <w:lang w:val="it-IT"/>
         </w:rPr>
       </w:pPr>
-      <w:bookmarkStart w:id="23" w:name="_Toc212741352"/>
+      <w:bookmarkStart w:id="23" w:name="_Toc238374540"/>
       <w:r>
         <w:rPr>
           <w:rStyle w:val="Enfasigrassetto"/>
@@ -14869,7 +14818,7 @@
           <w:lang w:val="it-IT"/>
         </w:rPr>
       </w:pPr>
-      <w:bookmarkStart w:id="24" w:name="_Toc212741353"/>
+      <w:bookmarkStart w:id="24" w:name="_Toc238374541"/>
       <w:r>
         <w:rPr>
           <w:rStyle w:val="Enfasigrassetto"/>
@@ -29227,7 +29176,7 @@
           <w:lang w:val="it-IT"/>
         </w:rPr>
       </w:pPr>
-      <w:bookmarkStart w:id="29" w:name="_Toc212741354"/>
+      <w:bookmarkStart w:id="29" w:name="_Toc238374542"/>
       <w:r>
         <w:rPr>
           <w:rStyle w:val="Enfasigrassetto"/>
@@ -29820,7 +29769,7 @@
                     </pic:cNvPicPr>
                   </pic:nvPicPr>
                   <pic:blipFill rotWithShape="1">
-                    <a:blip r:embed="rId29">
+                    <a:blip r:embed="rId32">
                       <a:extLst>
                         <a:ext uri="{28A0092B-C50C-407E-A947-70E740481C1C}">
                           <a14:useLocalDpi xmlns:a14="http://schemas.microsoft.com/office/drawing/2010/main" val="0"/>
@@ -29915,7 +29864,7 @@
           <w:lang w:val="it-IT"/>
         </w:rPr>
       </w:pPr>
-      <w:bookmarkStart w:id="30" w:name="_Toc212741355"/>
+      <w:bookmarkStart w:id="30" w:name="_Toc238374543"/>
       <w:r>
         <w:rPr>
           <w:rStyle w:val="Enfasigrassetto"/>
@@ -30177,7 +30126,7 @@
           <w:lang w:val="it-IT"/>
         </w:rPr>
       </w:pPr>
-      <w:bookmarkStart w:id="31" w:name="_Toc212741356"/>
+      <w:bookmarkStart w:id="31" w:name="_Toc238374544"/>
       <w:r>
         <w:rPr>
           <w:rStyle w:val="Enfasigrassetto"/>
@@ -30590,7 +30539,7 @@
           <w:lang w:val="it-IT"/>
         </w:rPr>
       </w:pPr>
-      <w:bookmarkStart w:id="32" w:name="_Toc212741357"/>
+      <w:bookmarkStart w:id="32" w:name="_Toc238374545"/>
       <w:r>
         <w:rPr>
           <w:rStyle w:val="Enfasigrassetto"/>
@@ -30875,7 +30824,7 @@
           <w:lang w:val="it-IT"/>
         </w:rPr>
       </w:pPr>
-      <w:bookmarkStart w:id="33" w:name="_Toc212741358"/>
+      <w:bookmarkStart w:id="33" w:name="_Toc238374546"/>
       <w:r>
         <w:rPr>
           <w:rStyle w:val="Enfasigrassetto"/>
@@ -31010,7 +30959,7 @@
           <w:lang w:val="it-IT"/>
         </w:rPr>
       </w:pPr>
-      <w:bookmarkStart w:id="34" w:name="_Toc212741359"/>
+      <w:bookmarkStart w:id="34" w:name="_Toc238374547"/>
       <w:r>
         <w:rPr>
           <w:rStyle w:val="Enfasigrassetto"/>
@@ -31169,7 +31118,7 @@
           <w:lang w:val="it-IT"/>
         </w:rPr>
       </w:pPr>
-      <w:bookmarkStart w:id="35" w:name="_Toc212741360"/>
+      <w:bookmarkStart w:id="35" w:name="_Toc238374548"/>
       <w:r>
         <w:rPr>
           <w:rStyle w:val="Enfasigrassetto"/>
@@ -31385,7 +31334,7 @@
           <w:lang w:val="it-IT"/>
         </w:rPr>
       </w:pPr>
-      <w:bookmarkStart w:id="36" w:name="_Toc212741361"/>
+      <w:bookmarkStart w:id="36" w:name="_Toc238374549"/>
       <w:r>
         <w:rPr>
           <w:rStyle w:val="Enfasigrassetto"/>
@@ -31608,7 +31557,7 @@
           <w:lang w:val="it-IT"/>
         </w:rPr>
       </w:pPr>
-      <w:bookmarkStart w:id="37" w:name="_Toc212741362"/>
+      <w:bookmarkStart w:id="37" w:name="_Toc238374550"/>
       <w:r>
         <w:rPr>
           <w:rStyle w:val="Enfasigrassetto"/>
@@ -31912,7 +31861,7 @@
           <w:lang w:val="it-IT"/>
         </w:rPr>
       </w:pPr>
-      <w:bookmarkStart w:id="38" w:name="_Toc212741363"/>
+      <w:bookmarkStart w:id="38" w:name="_Toc238374551"/>
       <w:r>
         <w:rPr>
           <w:rStyle w:val="Enfasigrassetto"/>
@@ -31929,7 +31878,7 @@
           <w:color w:val="auto"/>
           <w:lang w:val="it-IT"/>
         </w:rPr>
-        <w:t>.1</w:t>
+        <w:t>.</w:t>
       </w:r>
       <w:r>
         <w:rPr>
@@ -31938,7 +31887,7 @@
           <w:color w:val="auto"/>
           <w:lang w:val="it-IT"/>
         </w:rPr>
-        <w:tab/>
+        <w:t>2</w:t>
       </w:r>
       <w:r>
         <w:rPr>
@@ -31947,379 +31896,378 @@
           <w:color w:val="auto"/>
           <w:lang w:val="it-IT"/>
         </w:rPr>
-        <w:t>Burn Out</w:t>
-      </w:r>
-      <w:bookmarkEnd w:id="38"/>
-    </w:p>
-    <w:p>
-      <w:pPr>
-        <w:jc w:val="both"/>
-        <w:rPr>
-          <w:lang w:val="it-IT"/>
-        </w:rPr>
-      </w:pPr>
-      <w:r>
-        <w:rPr>
-          <w:lang w:val="it-IT"/>
-        </w:rPr>
-        <w:t xml:space="preserve">Posizionandosi sul menu principale del </w:t>
-      </w:r>
-      <w:proofErr w:type="spellStart"/>
-      <w:r>
-        <w:rPr>
-          <w:lang w:val="it-IT"/>
-        </w:rPr>
-        <w:t>Baccable</w:t>
-      </w:r>
-      <w:proofErr w:type="spellEnd"/>
-      <w:r>
-        <w:rPr>
-          <w:lang w:val="it-IT"/>
-        </w:rPr>
-        <w:t xml:space="preserve">, sulla voce “Front </w:t>
-      </w:r>
-      <w:proofErr w:type="spellStart"/>
-      <w:r>
-        <w:rPr>
-          <w:lang w:val="it-IT"/>
-        </w:rPr>
-        <w:t>Brake</w:t>
-      </w:r>
-      <w:proofErr w:type="spellEnd"/>
-      <w:r>
-        <w:rPr>
-          <w:lang w:val="it-IT"/>
-        </w:rPr>
-        <w:t xml:space="preserve"> </w:t>
-      </w:r>
-      <w:proofErr w:type="spellStart"/>
-      <w:r>
-        <w:rPr>
-          <w:lang w:val="it-IT"/>
-        </w:rPr>
-        <w:t>Normal</w:t>
-      </w:r>
-      <w:proofErr w:type="spellEnd"/>
-      <w:r>
-        <w:rPr>
-          <w:lang w:val="it-IT"/>
-        </w:rPr>
-        <w:t xml:space="preserve">”, con motore acceso, auto senza freno a mano e con pedale del freno rilasciato, premendo e rilasciando immediatamente il tasto RES (o tasto DISTANCE) sul volante, il menu mostrerà “Front </w:t>
-      </w:r>
-      <w:proofErr w:type="spellStart"/>
-      <w:r>
-        <w:rPr>
-          <w:lang w:val="it-IT"/>
-        </w:rPr>
-        <w:t>Brake</w:t>
-      </w:r>
-      <w:proofErr w:type="spellEnd"/>
-      <w:r>
-        <w:rPr>
-          <w:lang w:val="it-IT"/>
-        </w:rPr>
-        <w:t xml:space="preserve"> Assist” </w:t>
-      </w:r>
-      <w:r>
-        <w:rPr>
-          <w:lang w:val="it-IT"/>
-        </w:rPr>
-        <w:lastRenderedPageBreak/>
-        <w:t xml:space="preserve">e si percepirà l’inserimento del freno. Solo le pinze delle ruote anteriori saranno attivate. Premendo nuovamente il tasto RES, sarà visualizzato su cruscotto la scritta </w:t>
-      </w:r>
-      <w:r>
-        <w:rPr>
-          <w:lang w:val="it-IT"/>
-        </w:rPr>
-        <w:t xml:space="preserve">“Front </w:t>
-      </w:r>
-      <w:proofErr w:type="spellStart"/>
-      <w:r>
-        <w:rPr>
-          <w:lang w:val="it-IT"/>
-        </w:rPr>
-        <w:t>Brake</w:t>
-      </w:r>
-      <w:proofErr w:type="spellEnd"/>
-      <w:r>
-        <w:rPr>
-          <w:lang w:val="it-IT"/>
-        </w:rPr>
-        <w:t xml:space="preserve"> FORCED”</w:t>
-      </w:r>
-      <w:r>
-        <w:rPr>
-          <w:lang w:val="it-IT"/>
-        </w:rPr>
-        <w:t>.</w:t>
-      </w:r>
-    </w:p>
-    <w:p>
-      <w:pPr>
-        <w:jc w:val="both"/>
-        <w:rPr>
-          <w:lang w:val="it-IT"/>
-        </w:rPr>
-      </w:pPr>
-      <w:r>
-        <w:rPr>
-          <w:lang w:val="it-IT"/>
-        </w:rPr>
-        <w:t>In questa modalità il freno sarà rilasciato solo premendo nuovamente il tasto RES.</w:t>
-      </w:r>
-    </w:p>
-    <w:p>
-      <w:pPr>
-        <w:jc w:val="both"/>
-        <w:rPr>
-          <w:lang w:val="it-IT"/>
-        </w:rPr>
-      </w:pPr>
-      <w:r>
-        <w:rPr>
-          <w:lang w:val="it-IT"/>
-        </w:rPr>
-        <w:t xml:space="preserve">Premendo e rilasciando nuovamente il tasto RES </w:t>
-      </w:r>
-      <w:r>
-        <w:rPr>
-          <w:lang w:val="it-IT"/>
-        </w:rPr>
-        <w:t xml:space="preserve">(o tasto DISTANCE) </w:t>
-      </w:r>
-      <w:r>
-        <w:rPr>
-          <w:lang w:val="it-IT"/>
-        </w:rPr>
-        <w:t>sarà</w:t>
-      </w:r>
-      <w:r>
-        <w:rPr>
-          <w:lang w:val="it-IT"/>
-        </w:rPr>
-        <w:t xml:space="preserve"> rilasciato il freno e il menu </w:t>
-      </w:r>
-      <w:r>
-        <w:rPr>
-          <w:lang w:val="it-IT"/>
-        </w:rPr>
-        <w:t>mostrerà</w:t>
-      </w:r>
-      <w:r>
-        <w:rPr>
-          <w:lang w:val="it-IT"/>
-        </w:rPr>
-        <w:t xml:space="preserve"> nuovamente “Front </w:t>
-      </w:r>
-      <w:proofErr w:type="spellStart"/>
-      <w:r>
-        <w:rPr>
-          <w:lang w:val="it-IT"/>
-        </w:rPr>
-        <w:t>Brake</w:t>
-      </w:r>
-      <w:proofErr w:type="spellEnd"/>
-      <w:r>
-        <w:rPr>
-          <w:lang w:val="it-IT"/>
-        </w:rPr>
-        <w:t xml:space="preserve"> </w:t>
-      </w:r>
-      <w:proofErr w:type="spellStart"/>
-      <w:r>
-        <w:rPr>
-          <w:lang w:val="it-IT"/>
-        </w:rPr>
-        <w:t>Normal</w:t>
-      </w:r>
-      <w:proofErr w:type="spellEnd"/>
-      <w:r>
-        <w:rPr>
-          <w:lang w:val="it-IT"/>
-        </w:rPr>
-        <w:t>”.</w:t>
-      </w:r>
-    </w:p>
-    <w:p>
-      <w:pPr>
-        <w:jc w:val="both"/>
-        <w:rPr>
-          <w:lang w:val="it-IT"/>
-        </w:rPr>
-      </w:pPr>
-      <w:r>
-        <w:rPr>
-          <w:b/>
-          <w:bCs/>
-          <w:lang w:val="it-IT"/>
-        </w:rPr>
-        <w:t>Nota</w:t>
-      </w:r>
-      <w:r>
-        <w:rPr>
-          <w:b/>
-          <w:bCs/>
-          <w:lang w:val="it-IT"/>
-        </w:rPr>
-        <w:t>3</w:t>
-      </w:r>
-      <w:r>
-        <w:rPr>
-          <w:lang w:val="it-IT"/>
-        </w:rPr>
-        <w:t xml:space="preserve">: Per un buon burnout sui veicoli 2WD, </w:t>
-      </w:r>
-      <w:r>
-        <w:rPr>
-          <w:lang w:val="it-IT"/>
-        </w:rPr>
-        <w:t xml:space="preserve">è necessario </w:t>
-      </w:r>
-      <w:r>
-        <w:rPr>
-          <w:lang w:val="it-IT"/>
-        </w:rPr>
-        <w:t xml:space="preserve">disattivare i </w:t>
-      </w:r>
-      <w:r>
-        <w:rPr>
-          <w:lang w:val="it-IT"/>
-        </w:rPr>
-        <w:t xml:space="preserve">controlli attivando preliminarmente la funzione DYNO, poi attivare i freni anteriori con la funzione descritta in questo paragrafo, poi dopo qualche secondo dalla pressione dell’acceleratore, alla comparsa del fumo sugli pneumatici posteriori, premere il tasto </w:t>
-      </w:r>
-      <w:r>
-        <w:rPr>
-          <w:lang w:val="it-IT"/>
-        </w:rPr>
-        <w:t xml:space="preserve">RES </w:t>
-      </w:r>
-      <w:r>
-        <w:rPr>
-          <w:lang w:val="it-IT"/>
-        </w:rPr>
-        <w:t>per il rilascio dei freni anteriori.</w:t>
-      </w:r>
-    </w:p>
-    <w:p>
-      <w:pPr>
-        <w:jc w:val="both"/>
-        <w:rPr>
-          <w:lang w:val="it-IT"/>
-        </w:rPr>
-      </w:pPr>
-      <w:r>
-        <w:rPr>
-          <w:b/>
-          <w:bCs/>
-          <w:lang w:val="it-IT"/>
-        </w:rPr>
-        <w:t>Nota</w:t>
-      </w:r>
-      <w:r>
-        <w:rPr>
-          <w:b/>
-          <w:bCs/>
-          <w:lang w:val="it-IT"/>
-        </w:rPr>
-        <w:t>4</w:t>
-      </w:r>
-      <w:r>
-        <w:rPr>
-          <w:lang w:val="it-IT"/>
-        </w:rPr>
-        <w:t>: tale funzione può essere attivata solo a veicolo fermo.</w:t>
-      </w:r>
-    </w:p>
-    <w:p>
-      <w:pPr>
-        <w:jc w:val="both"/>
-        <w:rPr>
-          <w:b/>
-          <w:bCs/>
-          <w:lang w:val="it-IT"/>
-        </w:rPr>
-      </w:pPr>
-      <w:r>
-        <w:rPr>
-          <w:b/>
-          <w:bCs/>
-          <w:lang w:val="it-IT"/>
-        </w:rPr>
-        <w:t xml:space="preserve">ATTENZIONE: si raccomanda la disattivazione della funzione </w:t>
-      </w:r>
-      <w:r>
-        <w:rPr>
-          <w:b/>
-          <w:bCs/>
-          <w:lang w:val="it-IT"/>
-        </w:rPr>
-        <w:t xml:space="preserve">BRAKES OVERRIDE attraverso il </w:t>
-      </w:r>
-      <w:r>
-        <w:rPr>
-          <w:b/>
-          <w:bCs/>
-          <w:lang w:val="it-IT"/>
-        </w:rPr>
-        <w:t>SETUP menu quando si prevede di non impiegarla.</w:t>
-      </w:r>
-    </w:p>
-    <w:p>
-      <w:pPr>
-        <w:jc w:val="both"/>
-        <w:rPr>
-          <w:b/>
-          <w:bCs/>
-          <w:lang w:val="it-IT"/>
-        </w:rPr>
-      </w:pPr>
-      <w:r>
-        <w:rPr>
-          <w:b/>
-          <w:bCs/>
-          <w:lang w:val="it-IT"/>
-        </w:rPr>
-        <w:t>ATTENZIONE: questa funzione determina un forte stress per tutti i componenti meccanici coinvolti, incluso sospensioni, semiassi, frizione e volano. Attivare con decisione la trazione per superare rapidamente l’attrito iniziale delle gomme, determinante il momento di maggiore stress meccanico.</w:t>
-      </w:r>
-    </w:p>
-    <w:p>
-      <w:pPr>
-        <w:rPr>
-          <w:b/>
-          <w:bCs/>
-          <w:lang w:val="it-IT"/>
-        </w:rPr>
-      </w:pPr>
-      <w:r>
-        <w:rPr>
-          <w:b/>
-          <w:bCs/>
-          <w:lang w:val="it-IT"/>
-        </w:rPr>
-        <w:br w:type="page"/>
-      </w:r>
-    </w:p>
-    <w:p>
-      <w:pPr>
-        <w:pStyle w:val="Titolo2"/>
+        <w:tab/>
+      </w:r>
+      <w:r>
         <w:rPr>
           <w:rStyle w:val="Enfasigrassetto"/>
           <w:rFonts w:asciiTheme="minorHAnsi" w:hAnsiTheme="minorHAnsi" w:cstheme="minorHAnsi"/>
           <w:color w:val="auto"/>
           <w:lang w:val="it-IT"/>
         </w:rPr>
-      </w:pPr>
-      <w:bookmarkStart w:id="39" w:name="_Toc212741364"/>
-      <w:r>
+        <w:t>Burn Out</w:t>
+      </w:r>
+      <w:bookmarkEnd w:id="38"/>
+    </w:p>
+    <w:p>
+      <w:pPr>
+        <w:jc w:val="both"/>
+        <w:rPr>
+          <w:lang w:val="it-IT"/>
+        </w:rPr>
+      </w:pPr>
+      <w:r>
+        <w:rPr>
+          <w:lang w:val="it-IT"/>
+        </w:rPr>
+        <w:t xml:space="preserve">Posizionandosi sul menu principale del </w:t>
+      </w:r>
+      <w:proofErr w:type="spellStart"/>
+      <w:r>
+        <w:rPr>
+          <w:lang w:val="it-IT"/>
+        </w:rPr>
+        <w:t>Baccable</w:t>
+      </w:r>
+      <w:proofErr w:type="spellEnd"/>
+      <w:r>
+        <w:rPr>
+          <w:lang w:val="it-IT"/>
+        </w:rPr>
+        <w:t xml:space="preserve">, sulla voce “Front </w:t>
+      </w:r>
+      <w:proofErr w:type="spellStart"/>
+      <w:r>
+        <w:rPr>
+          <w:lang w:val="it-IT"/>
+        </w:rPr>
+        <w:t>Brake</w:t>
+      </w:r>
+      <w:proofErr w:type="spellEnd"/>
+      <w:r>
+        <w:rPr>
+          <w:lang w:val="it-IT"/>
+        </w:rPr>
+        <w:t xml:space="preserve"> </w:t>
+      </w:r>
+      <w:proofErr w:type="spellStart"/>
+      <w:r>
+        <w:rPr>
+          <w:lang w:val="it-IT"/>
+        </w:rPr>
+        <w:t>Normal</w:t>
+      </w:r>
+      <w:proofErr w:type="spellEnd"/>
+      <w:r>
+        <w:rPr>
+          <w:lang w:val="it-IT"/>
+        </w:rPr>
+        <w:t xml:space="preserve">”, con motore acceso, auto senza freno a mano e con pedale del freno rilasciato, premendo e rilasciando immediatamente il tasto RES (o tasto DISTANCE) sul volante, il menu mostrerà “Front </w:t>
+      </w:r>
+      <w:proofErr w:type="spellStart"/>
+      <w:r>
+        <w:rPr>
+          <w:lang w:val="it-IT"/>
+        </w:rPr>
+        <w:t>Brake</w:t>
+      </w:r>
+      <w:proofErr w:type="spellEnd"/>
+      <w:r>
+        <w:rPr>
+          <w:lang w:val="it-IT"/>
+        </w:rPr>
+        <w:t xml:space="preserve"> Assist” </w:t>
+      </w:r>
+      <w:r>
+        <w:rPr>
+          <w:lang w:val="it-IT"/>
+        </w:rPr>
+        <w:lastRenderedPageBreak/>
+        <w:t xml:space="preserve">e si percepirà l’inserimento del freno. Solo le pinze delle ruote anteriori saranno attivate. Premendo nuovamente il tasto RES, sarà visualizzato su cruscotto la scritta </w:t>
+      </w:r>
+      <w:r>
+        <w:rPr>
+          <w:lang w:val="it-IT"/>
+        </w:rPr>
+        <w:t xml:space="preserve">“Front </w:t>
+      </w:r>
+      <w:proofErr w:type="spellStart"/>
+      <w:r>
+        <w:rPr>
+          <w:lang w:val="it-IT"/>
+        </w:rPr>
+        <w:t>Brake</w:t>
+      </w:r>
+      <w:proofErr w:type="spellEnd"/>
+      <w:r>
+        <w:rPr>
+          <w:lang w:val="it-IT"/>
+        </w:rPr>
+        <w:t xml:space="preserve"> FORCED”</w:t>
+      </w:r>
+      <w:r>
+        <w:rPr>
+          <w:lang w:val="it-IT"/>
+        </w:rPr>
+        <w:t>.</w:t>
+      </w:r>
+    </w:p>
+    <w:p>
+      <w:pPr>
+        <w:jc w:val="both"/>
+        <w:rPr>
+          <w:lang w:val="it-IT"/>
+        </w:rPr>
+      </w:pPr>
+      <w:r>
+        <w:rPr>
+          <w:lang w:val="it-IT"/>
+        </w:rPr>
+        <w:t>In questa modalità il freno sarà rilasciato solo premendo nuovamente il tasto RES.</w:t>
+      </w:r>
+    </w:p>
+    <w:p>
+      <w:pPr>
+        <w:jc w:val="both"/>
+        <w:rPr>
+          <w:lang w:val="it-IT"/>
+        </w:rPr>
+      </w:pPr>
+      <w:r>
+        <w:rPr>
+          <w:lang w:val="it-IT"/>
+        </w:rPr>
+        <w:t xml:space="preserve">Premendo e rilasciando nuovamente il tasto RES </w:t>
+      </w:r>
+      <w:r>
+        <w:rPr>
+          <w:lang w:val="it-IT"/>
+        </w:rPr>
+        <w:t xml:space="preserve">(o tasto DISTANCE) </w:t>
+      </w:r>
+      <w:r>
+        <w:rPr>
+          <w:lang w:val="it-IT"/>
+        </w:rPr>
+        <w:t>sarà</w:t>
+      </w:r>
+      <w:r>
+        <w:rPr>
+          <w:lang w:val="it-IT"/>
+        </w:rPr>
+        <w:t xml:space="preserve"> rilasciato il freno e il menu </w:t>
+      </w:r>
+      <w:r>
+        <w:rPr>
+          <w:lang w:val="it-IT"/>
+        </w:rPr>
+        <w:t>mostrerà</w:t>
+      </w:r>
+      <w:r>
+        <w:rPr>
+          <w:lang w:val="it-IT"/>
+        </w:rPr>
+        <w:t xml:space="preserve"> nuovamente “Front </w:t>
+      </w:r>
+      <w:proofErr w:type="spellStart"/>
+      <w:r>
+        <w:rPr>
+          <w:lang w:val="it-IT"/>
+        </w:rPr>
+        <w:t>Brake</w:t>
+      </w:r>
+      <w:proofErr w:type="spellEnd"/>
+      <w:r>
+        <w:rPr>
+          <w:lang w:val="it-IT"/>
+        </w:rPr>
+        <w:t xml:space="preserve"> </w:t>
+      </w:r>
+      <w:proofErr w:type="spellStart"/>
+      <w:r>
+        <w:rPr>
+          <w:lang w:val="it-IT"/>
+        </w:rPr>
+        <w:t>Normal</w:t>
+      </w:r>
+      <w:proofErr w:type="spellEnd"/>
+      <w:r>
+        <w:rPr>
+          <w:lang w:val="it-IT"/>
+        </w:rPr>
+        <w:t>”.</w:t>
+      </w:r>
+    </w:p>
+    <w:p>
+      <w:pPr>
+        <w:jc w:val="both"/>
+        <w:rPr>
+          <w:lang w:val="it-IT"/>
+        </w:rPr>
+      </w:pPr>
+      <w:r>
+        <w:rPr>
+          <w:b/>
+          <w:bCs/>
+          <w:lang w:val="it-IT"/>
+        </w:rPr>
+        <w:t>Nota</w:t>
+      </w:r>
+      <w:r>
+        <w:rPr>
+          <w:b/>
+          <w:bCs/>
+          <w:lang w:val="it-IT"/>
+        </w:rPr>
+        <w:t>3</w:t>
+      </w:r>
+      <w:r>
+        <w:rPr>
+          <w:lang w:val="it-IT"/>
+        </w:rPr>
+        <w:t xml:space="preserve">: Per un buon burnout sui veicoli 2WD, </w:t>
+      </w:r>
+      <w:r>
+        <w:rPr>
+          <w:lang w:val="it-IT"/>
+        </w:rPr>
+        <w:t xml:space="preserve">è necessario </w:t>
+      </w:r>
+      <w:r>
+        <w:rPr>
+          <w:lang w:val="it-IT"/>
+        </w:rPr>
+        <w:t xml:space="preserve">disattivare i </w:t>
+      </w:r>
+      <w:r>
+        <w:rPr>
+          <w:lang w:val="it-IT"/>
+        </w:rPr>
+        <w:t xml:space="preserve">controlli attivando preliminarmente la funzione DYNO, poi attivare i freni anteriori con la funzione descritta in questo paragrafo, poi dopo qualche secondo dalla pressione dell’acceleratore, alla comparsa del fumo sugli pneumatici posteriori, premere il tasto </w:t>
+      </w:r>
+      <w:r>
+        <w:rPr>
+          <w:lang w:val="it-IT"/>
+        </w:rPr>
+        <w:t xml:space="preserve">RES </w:t>
+      </w:r>
+      <w:r>
+        <w:rPr>
+          <w:lang w:val="it-IT"/>
+        </w:rPr>
+        <w:t>per il rilascio dei freni anteriori.</w:t>
+      </w:r>
+    </w:p>
+    <w:p>
+      <w:pPr>
+        <w:jc w:val="both"/>
+        <w:rPr>
+          <w:lang w:val="it-IT"/>
+        </w:rPr>
+      </w:pPr>
+      <w:r>
+        <w:rPr>
+          <w:b/>
+          <w:bCs/>
+          <w:lang w:val="it-IT"/>
+        </w:rPr>
+        <w:t>Nota</w:t>
+      </w:r>
+      <w:r>
+        <w:rPr>
+          <w:b/>
+          <w:bCs/>
+          <w:lang w:val="it-IT"/>
+        </w:rPr>
+        <w:t>4</w:t>
+      </w:r>
+      <w:r>
+        <w:rPr>
+          <w:lang w:val="it-IT"/>
+        </w:rPr>
+        <w:t>: tale funzione può essere attivata solo a veicolo fermo.</w:t>
+      </w:r>
+    </w:p>
+    <w:p>
+      <w:pPr>
+        <w:jc w:val="both"/>
+        <w:rPr>
+          <w:b/>
+          <w:bCs/>
+          <w:lang w:val="it-IT"/>
+        </w:rPr>
+      </w:pPr>
+      <w:r>
+        <w:rPr>
+          <w:b/>
+          <w:bCs/>
+          <w:lang w:val="it-IT"/>
+        </w:rPr>
+        <w:t xml:space="preserve">ATTENZIONE: si raccomanda la disattivazione della funzione </w:t>
+      </w:r>
+      <w:r>
+        <w:rPr>
+          <w:b/>
+          <w:bCs/>
+          <w:lang w:val="it-IT"/>
+        </w:rPr>
+        <w:t xml:space="preserve">BRAKES OVERRIDE attraverso il </w:t>
+      </w:r>
+      <w:r>
+        <w:rPr>
+          <w:b/>
+          <w:bCs/>
+          <w:lang w:val="it-IT"/>
+        </w:rPr>
+        <w:t>SETUP menu quando si prevede di non impiegarla.</w:t>
+      </w:r>
+    </w:p>
+    <w:p>
+      <w:pPr>
+        <w:jc w:val="both"/>
+        <w:rPr>
+          <w:b/>
+          <w:bCs/>
+          <w:lang w:val="it-IT"/>
+        </w:rPr>
+      </w:pPr>
+      <w:r>
+        <w:rPr>
+          <w:b/>
+          <w:bCs/>
+          <w:lang w:val="it-IT"/>
+        </w:rPr>
+        <w:t>ATTENZIONE: questa funzione determina un forte stress per tutti i componenti meccanici coinvolti, incluso sospensioni, semiassi, frizione e volano. Attivare con decisione la trazione per superare rapidamente l’attrito iniziale delle gomme, determinante il momento di maggiore stress meccanico.</w:t>
+      </w:r>
+    </w:p>
+    <w:p>
+      <w:pPr>
+        <w:rPr>
+          <w:b/>
+          <w:bCs/>
+          <w:lang w:val="it-IT"/>
+        </w:rPr>
+      </w:pPr>
+      <w:r>
+        <w:rPr>
+          <w:b/>
+          <w:bCs/>
+          <w:lang w:val="it-IT"/>
+        </w:rPr>
+        <w:br w:type="page"/>
+      </w:r>
+    </w:p>
+    <w:p>
+      <w:pPr>
+        <w:pStyle w:val="Titolo2"/>
         <w:rPr>
           <w:rStyle w:val="Enfasigrassetto"/>
           <w:rFonts w:asciiTheme="minorHAnsi" w:hAnsiTheme="minorHAnsi" w:cstheme="minorHAnsi"/>
           <w:color w:val="auto"/>
           <w:lang w:val="it-IT"/>
         </w:rPr>
-        <w:lastRenderedPageBreak/>
-        <w:t>2.1</w:t>
-      </w:r>
+      </w:pPr>
+      <w:bookmarkStart w:id="39" w:name="_Toc238374552"/>
       <w:r>
         <w:rPr>
           <w:rStyle w:val="Enfasigrassetto"/>
@@ -32327,7 +32275,8 @@
           <w:color w:val="auto"/>
           <w:lang w:val="it-IT"/>
         </w:rPr>
-        <w:t>7</w:t>
+        <w:lastRenderedPageBreak/>
+        <w:t>2.1</w:t>
       </w:r>
       <w:r>
         <w:rPr>
@@ -32336,7 +32285,7 @@
           <w:color w:val="auto"/>
           <w:lang w:val="it-IT"/>
         </w:rPr>
-        <w:tab/>
+        <w:t>7</w:t>
       </w:r>
       <w:r>
         <w:rPr>
@@ -32345,7 +32294,7 @@
           <w:color w:val="auto"/>
           <w:lang w:val="it-IT"/>
         </w:rPr>
-        <w:t>REMOTE</w:t>
+        <w:tab/>
       </w:r>
       <w:r>
         <w:rPr>
@@ -32354,7 +32303,7 @@
           <w:color w:val="auto"/>
           <w:lang w:val="it-IT"/>
         </w:rPr>
-        <w:t xml:space="preserve"> </w:t>
+        <w:t>REMOTE</w:t>
       </w:r>
       <w:r>
         <w:rPr>
@@ -32363,58 +32312,58 @@
           <w:color w:val="auto"/>
           <w:lang w:val="it-IT"/>
         </w:rPr>
-        <w:t>START</w:t>
-      </w:r>
-      <w:bookmarkEnd w:id="39"/>
-    </w:p>
-    <w:p>
-      <w:pPr>
-        <w:jc w:val="both"/>
-        <w:rPr>
-          <w:b/>
-          <w:bCs/>
-          <w:lang w:val="it-IT"/>
-        </w:rPr>
-      </w:pPr>
-      <w:r>
-        <w:rPr>
-          <w:b/>
-          <w:bCs/>
-          <w:lang w:val="it-IT"/>
-        </w:rPr>
-        <w:t>In fase di sviluppo. Non attivare tale funzione</w:t>
-      </w:r>
-    </w:p>
-    <w:p>
-      <w:pPr>
-        <w:jc w:val="both"/>
-        <w:rPr>
-          <w:b/>
-          <w:bCs/>
-          <w:lang w:val="it-IT"/>
-        </w:rPr>
-      </w:pPr>
-    </w:p>
-    <w:p>
-      <w:pPr>
-        <w:pStyle w:val="Titolo2"/>
+        <w:t xml:space="preserve"> </w:t>
+      </w:r>
+      <w:r>
         <w:rPr>
           <w:rStyle w:val="Enfasigrassetto"/>
           <w:rFonts w:asciiTheme="minorHAnsi" w:hAnsiTheme="minorHAnsi" w:cstheme="minorHAnsi"/>
           <w:color w:val="auto"/>
           <w:lang w:val="it-IT"/>
         </w:rPr>
-      </w:pPr>
-      <w:bookmarkStart w:id="40" w:name="_Toc212741365"/>
-      <w:r>
+        <w:t>START</w:t>
+      </w:r>
+      <w:bookmarkEnd w:id="39"/>
+    </w:p>
+    <w:p>
+      <w:pPr>
+        <w:jc w:val="both"/>
+        <w:rPr>
+          <w:b/>
+          <w:bCs/>
+          <w:lang w:val="it-IT"/>
+        </w:rPr>
+      </w:pPr>
+      <w:r>
+        <w:rPr>
+          <w:b/>
+          <w:bCs/>
+          <w:lang w:val="it-IT"/>
+        </w:rPr>
+        <w:t>In fase di sviluppo. Non attivare tale funzione</w:t>
+      </w:r>
+    </w:p>
+    <w:p>
+      <w:pPr>
+        <w:jc w:val="both"/>
+        <w:rPr>
+          <w:b/>
+          <w:bCs/>
+          <w:lang w:val="it-IT"/>
+        </w:rPr>
+      </w:pPr>
+    </w:p>
+    <w:p>
+      <w:pPr>
+        <w:pStyle w:val="Titolo2"/>
         <w:rPr>
           <w:rStyle w:val="Enfasigrassetto"/>
           <w:rFonts w:asciiTheme="minorHAnsi" w:hAnsiTheme="minorHAnsi" w:cstheme="minorHAnsi"/>
           <w:color w:val="auto"/>
           <w:lang w:val="it-IT"/>
         </w:rPr>
-        <w:t>2.1</w:t>
-      </w:r>
+      </w:pPr>
+      <w:bookmarkStart w:id="40" w:name="_Toc238374553"/>
       <w:r>
         <w:rPr>
           <w:rStyle w:val="Enfasigrassetto"/>
@@ -32422,7 +32371,7 @@
           <w:color w:val="auto"/>
           <w:lang w:val="it-IT"/>
         </w:rPr>
-        <w:t>8</w:t>
+        <w:t>2.1</w:t>
       </w:r>
       <w:r>
         <w:rPr>
@@ -32431,7 +32380,7 @@
           <w:color w:val="auto"/>
           <w:lang w:val="it-IT"/>
         </w:rPr>
-        <w:tab/>
+        <w:t>8</w:t>
       </w:r>
       <w:r>
         <w:rPr>
@@ -32440,49 +32389,58 @@
           <w:color w:val="auto"/>
           <w:lang w:val="it-IT"/>
         </w:rPr>
-        <w:t>READ FAULTS</w:t>
-      </w:r>
-      <w:bookmarkEnd w:id="40"/>
-    </w:p>
-    <w:p>
-      <w:pPr>
-        <w:jc w:val="both"/>
-        <w:rPr>
-          <w:b/>
-          <w:bCs/>
-          <w:lang w:val="it-IT"/>
-        </w:rPr>
-      </w:pPr>
-      <w:r>
-        <w:rPr>
-          <w:b/>
-          <w:bCs/>
-          <w:lang w:val="it-IT"/>
-        </w:rPr>
-        <w:t>In fase di sviluppo. Non attivare tale funzione</w:t>
-      </w:r>
-    </w:p>
-    <w:p>
-      <w:pPr>
-        <w:jc w:val="both"/>
-        <w:rPr>
-          <w:b/>
-          <w:bCs/>
-          <w:lang w:val="it-IT"/>
-        </w:rPr>
-      </w:pPr>
-    </w:p>
-    <w:p>
-      <w:pPr>
-        <w:pStyle w:val="Titolo2"/>
+        <w:tab/>
+      </w:r>
+      <w:r>
         <w:rPr>
           <w:rStyle w:val="Enfasigrassetto"/>
           <w:rFonts w:asciiTheme="minorHAnsi" w:hAnsiTheme="minorHAnsi" w:cstheme="minorHAnsi"/>
           <w:color w:val="auto"/>
           <w:lang w:val="it-IT"/>
         </w:rPr>
-      </w:pPr>
-      <w:bookmarkStart w:id="41" w:name="_Toc212741366"/>
+        <w:t>READ FAULTS</w:t>
+      </w:r>
+      <w:bookmarkEnd w:id="40"/>
+    </w:p>
+    <w:p>
+      <w:pPr>
+        <w:jc w:val="both"/>
+        <w:rPr>
+          <w:b/>
+          <w:bCs/>
+          <w:lang w:val="it-IT"/>
+        </w:rPr>
+      </w:pPr>
+      <w:r>
+        <w:rPr>
+          <w:b/>
+          <w:bCs/>
+          <w:lang w:val="it-IT"/>
+        </w:rPr>
+        <w:t>In fase di sviluppo. Non attivare tale funzione</w:t>
+      </w:r>
+    </w:p>
+    <w:p>
+      <w:pPr>
+        <w:jc w:val="both"/>
+        <w:rPr>
+          <w:b/>
+          <w:bCs/>
+          <w:lang w:val="it-IT"/>
+        </w:rPr>
+      </w:pPr>
+    </w:p>
+    <w:p>
+      <w:pPr>
+        <w:pStyle w:val="Titolo2"/>
+        <w:rPr>
+          <w:rStyle w:val="Enfasigrassetto"/>
+          <w:rFonts w:asciiTheme="minorHAnsi" w:hAnsiTheme="minorHAnsi" w:cstheme="minorHAnsi"/>
+          <w:color w:val="auto"/>
+          <w:lang w:val="it-IT"/>
+        </w:rPr>
+      </w:pPr>
+      <w:bookmarkStart w:id="41" w:name="_Toc238374554"/>
       <w:r>
         <w:rPr>
           <w:rStyle w:val="Enfasigrassetto"/>
@@ -32869,7 +32827,7 @@
         </w:rPr>
         <w:t xml:space="preserve"> seguente: </w:t>
       </w:r>
-      <w:hyperlink r:id="rId30" w:history="1">
+      <w:hyperlink r:id="rId33" w:history="1">
         <w:r>
           <w:rPr>
             <w:rStyle w:val="Collegamentoipertestuale"/>
@@ -33811,7 +33769,7 @@
           <w:lang w:val="it-IT"/>
         </w:rPr>
       </w:pPr>
-      <w:bookmarkStart w:id="42" w:name="_Toc212741367"/>
+      <w:bookmarkStart w:id="42" w:name="_Toc238374555"/>
       <w:r>
         <w:rPr>
           <w:rStyle w:val="Enfasigrassetto"/>
@@ -34010,7 +33968,7 @@
           <w:lang w:val="it-IT"/>
         </w:rPr>
       </w:pPr>
-      <w:bookmarkStart w:id="43" w:name="_Toc212741368"/>
+      <w:bookmarkStart w:id="43" w:name="_Toc238374556"/>
       <w:r>
         <w:rPr>
           <w:rStyle w:val="Enfasigrassetto"/>
@@ -34761,7 +34719,7 @@
           <w:lang w:val="it-IT"/>
         </w:rPr>
       </w:pPr>
-      <w:bookmarkStart w:id="44" w:name="_Toc212741369"/>
+      <w:bookmarkStart w:id="44" w:name="_Toc238374557"/>
       <w:r>
         <w:rPr>
           <w:rStyle w:val="Enfasigrassetto"/>
@@ -34848,7 +34806,7 @@
           <w:lang w:val="it-IT"/>
         </w:rPr>
       </w:pPr>
-      <w:bookmarkStart w:id="45" w:name="_Toc212741370"/>
+      <w:bookmarkStart w:id="45" w:name="_Toc238374558"/>
       <w:r>
         <w:rPr>
           <w:rStyle w:val="Enfasigrassetto"/>
@@ -34921,7 +34879,7 @@
           <w:lang w:val="it-IT"/>
         </w:rPr>
       </w:pPr>
-      <w:bookmarkStart w:id="46" w:name="_Toc212741371"/>
+      <w:bookmarkStart w:id="46" w:name="_Toc238374559"/>
       <w:r>
         <w:rPr>
           <w:rStyle w:val="Enfasigrassetto"/>
@@ -35024,7 +34982,7 @@
           <w:lang w:val="it-IT"/>
         </w:rPr>
       </w:pPr>
-      <w:bookmarkStart w:id="47" w:name="_Toc212741372"/>
+      <w:bookmarkStart w:id="47" w:name="_Toc238374560"/>
       <w:r>
         <w:rPr>
           <w:rStyle w:val="Enfasigrassetto"/>
@@ -35256,7 +35214,7 @@
           <w:lang w:val="it-IT"/>
         </w:rPr>
       </w:pPr>
-      <w:bookmarkStart w:id="48" w:name="_Toc212741373"/>
+      <w:bookmarkStart w:id="48" w:name="_Toc238374561"/>
       <w:r>
         <w:rPr>
           <w:rStyle w:val="Enfasigrassetto"/>
@@ -35390,7 +35348,7 @@
           <w:lang w:val="it-IT"/>
         </w:rPr>
       </w:pPr>
-      <w:bookmarkStart w:id="50" w:name="_Toc212741374"/>
+      <w:bookmarkStart w:id="50" w:name="_Toc238374562"/>
       <w:bookmarkEnd w:id="49"/>
       <w:r>
         <w:rPr>
@@ -35740,7 +35698,7 @@
           <w:lang w:val="it-IT"/>
         </w:rPr>
       </w:pPr>
-      <w:bookmarkStart w:id="51" w:name="_Toc212741375"/>
+      <w:bookmarkStart w:id="51" w:name="_Toc238374563"/>
       <w:r>
         <w:rPr>
           <w:rStyle w:val="Enfasigrassetto"/>
@@ -36087,7 +36045,7 @@
           <w:lang w:val="it-IT"/>
         </w:rPr>
       </w:pPr>
-      <w:bookmarkStart w:id="52" w:name="_Toc212741376"/>
+      <w:bookmarkStart w:id="52" w:name="_Toc238374564"/>
       <w:r>
         <w:rPr>
           <w:rStyle w:val="Enfasigrassetto"/>
@@ -36327,8 +36285,8 @@
           <w:lang w:val="it-IT"/>
         </w:rPr>
       </w:pPr>
-      <w:bookmarkStart w:id="53" w:name="_Toc212741377"/>
-      <w:bookmarkStart w:id="54" w:name="_Hlk210492837"/>
+      <w:bookmarkStart w:id="53" w:name="_Hlk210492837"/>
+      <w:bookmarkStart w:id="54" w:name="_Toc238374565"/>
       <w:r>
         <w:rPr>
           <w:rStyle w:val="Enfasigrassetto"/>
@@ -36349,7 +36307,7 @@
         <w:tab/>
         <w:t>QV EXHAUST FLAP</w:t>
       </w:r>
-      <w:bookmarkEnd w:id="53"/>
+      <w:bookmarkEnd w:id="54"/>
     </w:p>
     <w:p>
       <w:pPr>
@@ -36383,7 +36341,7 @@
         <w:t>Apre la valvola di scarico della Giulia Quadrifoglio, premendo due volte sul tasto RELEASE posto sulla leva del cambio (o su menu principale selezionando la voce TOGGLE QV VALVE).</w:t>
       </w:r>
     </w:p>
-    <w:bookmarkEnd w:id="54"/>
+    <w:bookmarkEnd w:id="53"/>
     <w:p>
       <w:pPr>
         <w:pStyle w:val="Paragrafoelenco"/>
@@ -36405,8 +36363,8 @@
       </w:pPr>
     </w:p>
     <w:sectPr>
-      <w:headerReference w:type="default" r:id="rId31"/>
-      <w:footerReference w:type="default" r:id="rId32"/>
+      <w:headerReference w:type="default" r:id="rId34"/>
+      <w:footerReference w:type="default" r:id="rId35"/>
       <w:pgSz w:w="11906" w:h="16838"/>
       <w:pgMar w:top="1985" w:right="1276" w:bottom="1440" w:left="1276" w:header="709" w:footer="709" w:gutter="0"/>
       <w:cols w:space="708"/>

--- a/manuals/Baccable_manual_IT.docx
+++ b/manuals/Baccable_manual_IT.docx
@@ -163,7 +163,7 @@
           <w:noProof/>
         </w:rPr>
         <w:drawing>
-          <wp:inline distT="0" distB="0" distL="0" distR="0" wp14:anchorId="67CE4B57" wp14:editId="151BD4C6">
+          <wp:inline distT="0" distB="0" distL="0" distR="0" wp14:anchorId="67CE4B57" wp14:editId="3F5508CF">
             <wp:extent cx="4918635" cy="2294890"/>
             <wp:effectExtent l="0" t="0" r="0" b="0"/>
             <wp:docPr id="1632200295" name="Immagine 37"/>
@@ -295,7 +295,7 @@
           <w:r>
             <w:fldChar w:fldCharType="separate"/>
           </w:r>
-          <w:hyperlink w:anchor="_Toc238670146" w:history="1">
+          <w:hyperlink w:anchor="_Toc238745260" w:history="1">
             <w:r>
               <w:rPr>
                 <w:rStyle w:val="Collegamentoipertestuale"/>
@@ -344,7 +344,7 @@
                 <w:noProof/>
                 <w:webHidden/>
               </w:rPr>
-              <w:instrText xml:space="preserve"> PAGEREF _Toc238670146 \h </w:instrText>
+              <w:instrText xml:space="preserve"> PAGEREF _Toc238745260 \h </w:instrText>
             </w:r>
             <w:r>
               <w:rPr>
@@ -389,7 +389,7 @@
               <w14:ligatures w14:val="standardContextual"/>
             </w:rPr>
           </w:pPr>
-          <w:hyperlink w:anchor="_Toc238670147" w:history="1">
+          <w:hyperlink w:anchor="_Toc238745261" w:history="1">
             <w:r>
               <w:rPr>
                 <w:rStyle w:val="Collegamentoipertestuale"/>
@@ -438,7 +438,7 @@
                 <w:noProof/>
                 <w:webHidden/>
               </w:rPr>
-              <w:instrText xml:space="preserve"> PAGEREF _Toc238670147 \h </w:instrText>
+              <w:instrText xml:space="preserve"> PAGEREF _Toc238745261 \h </w:instrText>
             </w:r>
             <w:r>
               <w:rPr>
@@ -483,7 +483,7 @@
               <w14:ligatures w14:val="standardContextual"/>
             </w:rPr>
           </w:pPr>
-          <w:hyperlink w:anchor="_Toc238670148" w:history="1">
+          <w:hyperlink w:anchor="_Toc238745262" w:history="1">
             <w:r>
               <w:rPr>
                 <w:rStyle w:val="Collegamentoipertestuale"/>
@@ -534,7 +534,7 @@
                 <w:noProof/>
                 <w:webHidden/>
               </w:rPr>
-              <w:instrText xml:space="preserve"> PAGEREF _Toc238670148 \h </w:instrText>
+              <w:instrText xml:space="preserve"> PAGEREF _Toc238745262 \h </w:instrText>
             </w:r>
             <w:r>
               <w:rPr>
@@ -579,7 +579,7 @@
               <w14:ligatures w14:val="standardContextual"/>
             </w:rPr>
           </w:pPr>
-          <w:hyperlink w:anchor="_Toc238670149" w:history="1">
+          <w:hyperlink w:anchor="_Toc238745263" w:history="1">
             <w:r>
               <w:rPr>
                 <w:rStyle w:val="Collegamentoipertestuale"/>
@@ -630,7 +630,7 @@
                 <w:noProof/>
                 <w:webHidden/>
               </w:rPr>
-              <w:instrText xml:space="preserve"> PAGEREF _Toc238670149 \h </w:instrText>
+              <w:instrText xml:space="preserve"> PAGEREF _Toc238745263 \h </w:instrText>
             </w:r>
             <w:r>
               <w:rPr>
@@ -675,7 +675,7 @@
               <w14:ligatures w14:val="standardContextual"/>
             </w:rPr>
           </w:pPr>
-          <w:hyperlink w:anchor="_Toc238670150" w:history="1">
+          <w:hyperlink w:anchor="_Toc238745264" w:history="1">
             <w:r>
               <w:rPr>
                 <w:rStyle w:val="Collegamentoipertestuale"/>
@@ -726,7 +726,7 @@
                 <w:noProof/>
                 <w:webHidden/>
               </w:rPr>
-              <w:instrText xml:space="preserve"> PAGEREF _Toc238670150 \h </w:instrText>
+              <w:instrText xml:space="preserve"> PAGEREF _Toc238745264 \h </w:instrText>
             </w:r>
             <w:r>
               <w:rPr>
@@ -771,7 +771,7 @@
               <w14:ligatures w14:val="standardContextual"/>
             </w:rPr>
           </w:pPr>
-          <w:hyperlink w:anchor="_Toc238670151" w:history="1">
+          <w:hyperlink w:anchor="_Toc238745265" w:history="1">
             <w:r>
               <w:rPr>
                 <w:rStyle w:val="Collegamentoipertestuale"/>
@@ -822,7 +822,7 @@
                 <w:noProof/>
                 <w:webHidden/>
               </w:rPr>
-              <w:instrText xml:space="preserve"> PAGEREF _Toc238670151 \h </w:instrText>
+              <w:instrText xml:space="preserve"> PAGEREF _Toc238745265 \h </w:instrText>
             </w:r>
             <w:r>
               <w:rPr>
@@ -867,7 +867,7 @@
               <w14:ligatures w14:val="standardContextual"/>
             </w:rPr>
           </w:pPr>
-          <w:hyperlink w:anchor="_Toc238670152" w:history="1">
+          <w:hyperlink w:anchor="_Toc238745266" w:history="1">
             <w:r>
               <w:rPr>
                 <w:rStyle w:val="Collegamentoipertestuale"/>
@@ -918,7 +918,7 @@
                 <w:noProof/>
                 <w:webHidden/>
               </w:rPr>
-              <w:instrText xml:space="preserve"> PAGEREF _Toc238670152 \h </w:instrText>
+              <w:instrText xml:space="preserve"> PAGEREF _Toc238745266 \h </w:instrText>
             </w:r>
             <w:r>
               <w:rPr>
@@ -963,7 +963,7 @@
               <w14:ligatures w14:val="standardContextual"/>
             </w:rPr>
           </w:pPr>
-          <w:hyperlink w:anchor="_Toc238670153" w:history="1">
+          <w:hyperlink w:anchor="_Toc238745267" w:history="1">
             <w:r>
               <w:rPr>
                 <w:rStyle w:val="Collegamentoipertestuale"/>
@@ -1014,7 +1014,7 @@
                 <w:noProof/>
                 <w:webHidden/>
               </w:rPr>
-              <w:instrText xml:space="preserve"> PAGEREF _Toc238670153 \h </w:instrText>
+              <w:instrText xml:space="preserve"> PAGEREF _Toc238745267 \h </w:instrText>
             </w:r>
             <w:r>
               <w:rPr>
@@ -1059,7 +1059,7 @@
               <w14:ligatures w14:val="standardContextual"/>
             </w:rPr>
           </w:pPr>
-          <w:hyperlink w:anchor="_Toc238670154" w:history="1">
+          <w:hyperlink w:anchor="_Toc238745268" w:history="1">
             <w:r>
               <w:rPr>
                 <w:rStyle w:val="Collegamentoipertestuale"/>
@@ -1110,7 +1110,7 @@
                 <w:noProof/>
                 <w:webHidden/>
               </w:rPr>
-              <w:instrText xml:space="preserve"> PAGEREF _Toc238670154 \h </w:instrText>
+              <w:instrText xml:space="preserve"> PAGEREF _Toc238745268 \h </w:instrText>
             </w:r>
             <w:r>
               <w:rPr>
@@ -1155,7 +1155,7 @@
               <w14:ligatures w14:val="standardContextual"/>
             </w:rPr>
           </w:pPr>
-          <w:hyperlink w:anchor="_Toc238670155" w:history="1">
+          <w:hyperlink w:anchor="_Toc238745269" w:history="1">
             <w:r>
               <w:rPr>
                 <w:rStyle w:val="Collegamentoipertestuale"/>
@@ -1206,7 +1206,7 @@
                 <w:noProof/>
                 <w:webHidden/>
               </w:rPr>
-              <w:instrText xml:space="preserve"> PAGEREF _Toc238670155 \h </w:instrText>
+              <w:instrText xml:space="preserve"> PAGEREF _Toc238745269 \h </w:instrText>
             </w:r>
             <w:r>
               <w:rPr>
@@ -1251,7 +1251,7 @@
               <w14:ligatures w14:val="standardContextual"/>
             </w:rPr>
           </w:pPr>
-          <w:hyperlink w:anchor="_Toc238670156" w:history="1">
+          <w:hyperlink w:anchor="_Toc238745270" w:history="1">
             <w:r>
               <w:rPr>
                 <w:rStyle w:val="Collegamentoipertestuale"/>
@@ -1302,7 +1302,7 @@
                 <w:noProof/>
                 <w:webHidden/>
               </w:rPr>
-              <w:instrText xml:space="preserve"> PAGEREF _Toc238670156 \h </w:instrText>
+              <w:instrText xml:space="preserve"> PAGEREF _Toc238745270 \h </w:instrText>
             </w:r>
             <w:r>
               <w:rPr>
@@ -1347,7 +1347,7 @@
               <w14:ligatures w14:val="standardContextual"/>
             </w:rPr>
           </w:pPr>
-          <w:hyperlink w:anchor="_Toc238670157" w:history="1">
+          <w:hyperlink w:anchor="_Toc238745271" w:history="1">
             <w:r>
               <w:rPr>
                 <w:rStyle w:val="Collegamentoipertestuale"/>
@@ -1398,7 +1398,7 @@
                 <w:noProof/>
                 <w:webHidden/>
               </w:rPr>
-              <w:instrText xml:space="preserve"> PAGEREF _Toc238670157 \h </w:instrText>
+              <w:instrText xml:space="preserve"> PAGEREF _Toc238745271 \h </w:instrText>
             </w:r>
             <w:r>
               <w:rPr>
@@ -1443,7 +1443,7 @@
               <w14:ligatures w14:val="standardContextual"/>
             </w:rPr>
           </w:pPr>
-          <w:hyperlink w:anchor="_Toc238670158" w:history="1">
+          <w:hyperlink w:anchor="_Toc238745272" w:history="1">
             <w:r>
               <w:rPr>
                 <w:rStyle w:val="Collegamentoipertestuale"/>
@@ -1494,7 +1494,7 @@
                 <w:noProof/>
                 <w:webHidden/>
               </w:rPr>
-              <w:instrText xml:space="preserve"> PAGEREF _Toc238670158 \h </w:instrText>
+              <w:instrText xml:space="preserve"> PAGEREF _Toc238745272 \h </w:instrText>
             </w:r>
             <w:r>
               <w:rPr>
@@ -1539,7 +1539,7 @@
               <w14:ligatures w14:val="standardContextual"/>
             </w:rPr>
           </w:pPr>
-          <w:hyperlink w:anchor="_Toc238670159" w:history="1">
+          <w:hyperlink w:anchor="_Toc238745273" w:history="1">
             <w:r>
               <w:rPr>
                 <w:rStyle w:val="Collegamentoipertestuale"/>
@@ -1590,7 +1590,7 @@
                 <w:noProof/>
                 <w:webHidden/>
               </w:rPr>
-              <w:instrText xml:space="preserve"> PAGEREF _Toc238670159 \h </w:instrText>
+              <w:instrText xml:space="preserve"> PAGEREF _Toc238745273 \h </w:instrText>
             </w:r>
             <w:r>
               <w:rPr>
@@ -1635,7 +1635,7 @@
               <w14:ligatures w14:val="standardContextual"/>
             </w:rPr>
           </w:pPr>
-          <w:hyperlink w:anchor="_Toc238670160" w:history="1">
+          <w:hyperlink w:anchor="_Toc238745274" w:history="1">
             <w:r>
               <w:rPr>
                 <w:rStyle w:val="Collegamentoipertestuale"/>
@@ -1684,7 +1684,7 @@
                 <w:noProof/>
                 <w:webHidden/>
               </w:rPr>
-              <w:instrText xml:space="preserve"> PAGEREF _Toc238670160 \h </w:instrText>
+              <w:instrText xml:space="preserve"> PAGEREF _Toc238745274 \h </w:instrText>
             </w:r>
             <w:r>
               <w:rPr>
@@ -1729,7 +1729,7 @@
               <w14:ligatures w14:val="standardContextual"/>
             </w:rPr>
           </w:pPr>
-          <w:hyperlink w:anchor="_Toc238670161" w:history="1">
+          <w:hyperlink w:anchor="_Toc238745275" w:history="1">
             <w:r>
               <w:rPr>
                 <w:rStyle w:val="Collegamentoipertestuale"/>
@@ -1780,7 +1780,7 @@
                 <w:noProof/>
                 <w:webHidden/>
               </w:rPr>
-              <w:instrText xml:space="preserve"> PAGEREF _Toc238670161 \h </w:instrText>
+              <w:instrText xml:space="preserve"> PAGEREF _Toc238745275 \h </w:instrText>
             </w:r>
             <w:r>
               <w:rPr>
@@ -1825,7 +1825,7 @@
               <w14:ligatures w14:val="standardContextual"/>
             </w:rPr>
           </w:pPr>
-          <w:hyperlink w:anchor="_Toc238670162" w:history="1">
+          <w:hyperlink w:anchor="_Toc238745276" w:history="1">
             <w:r>
               <w:rPr>
                 <w:rStyle w:val="Collegamentoipertestuale"/>
@@ -1876,7 +1876,7 @@
                 <w:noProof/>
                 <w:webHidden/>
               </w:rPr>
-              <w:instrText xml:space="preserve"> PAGEREF _Toc238670162 \h </w:instrText>
+              <w:instrText xml:space="preserve"> PAGEREF _Toc238745276 \h </w:instrText>
             </w:r>
             <w:r>
               <w:rPr>
@@ -1897,6 +1897,198 @@
                 <w:webHidden/>
               </w:rPr>
               <w:t>22</w:t>
+            </w:r>
+            <w:r>
+              <w:rPr>
+                <w:noProof/>
+                <w:webHidden/>
+              </w:rPr>
+              <w:fldChar w:fldCharType="end"/>
+            </w:r>
+          </w:hyperlink>
+        </w:p>
+        <w:p>
+          <w:pPr>
+            <w:pStyle w:val="Sommario2"/>
+            <w:tabs>
+              <w:tab w:val="left" w:pos="1100"/>
+              <w:tab w:val="right" w:leader="dot" w:pos="9344"/>
+            </w:tabs>
+            <w:rPr>
+              <w:noProof/>
+              <w:kern w:val="2"/>
+              <w:lang w:val="it-IT" w:eastAsia="it-IT"/>
+              <w14:ligatures w14:val="standardContextual"/>
+            </w:rPr>
+          </w:pPr>
+          <w:hyperlink w:anchor="_Toc238745277" w:history="1">
+            <w:r>
+              <w:rPr>
+                <w:rStyle w:val="Collegamentoipertestuale"/>
+                <w:rFonts w:cstheme="minorHAnsi"/>
+                <w:b/>
+                <w:bCs/>
+                <w:noProof/>
+                <w:lang w:val="it-IT"/>
+              </w:rPr>
+              <w:t>2.2.1</w:t>
+            </w:r>
+            <w:r>
+              <w:rPr>
+                <w:noProof/>
+                <w:kern w:val="2"/>
+                <w:lang w:val="it-IT" w:eastAsia="it-IT"/>
+                <w14:ligatures w14:val="standardContextual"/>
+              </w:rPr>
+              <w:tab/>
+            </w:r>
+            <w:r>
+              <w:rPr>
+                <w:rStyle w:val="Collegamentoipertestuale"/>
+                <w:rFonts w:cstheme="minorHAnsi"/>
+                <w:b/>
+                <w:bCs/>
+                <w:noProof/>
+                <w:lang w:val="it-IT"/>
+              </w:rPr>
+              <w:t>Sniffer con Firmware dedicato SLCAN</w:t>
+            </w:r>
+            <w:r>
+              <w:rPr>
+                <w:noProof/>
+                <w:webHidden/>
+              </w:rPr>
+              <w:tab/>
+            </w:r>
+            <w:r>
+              <w:rPr>
+                <w:noProof/>
+                <w:webHidden/>
+              </w:rPr>
+              <w:fldChar w:fldCharType="begin"/>
+            </w:r>
+            <w:r>
+              <w:rPr>
+                <w:noProof/>
+                <w:webHidden/>
+              </w:rPr>
+              <w:instrText xml:space="preserve"> PAGEREF _Toc238745277 \h </w:instrText>
+            </w:r>
+            <w:r>
+              <w:rPr>
+                <w:noProof/>
+                <w:webHidden/>
+              </w:rPr>
+            </w:r>
+            <w:r>
+              <w:rPr>
+                <w:noProof/>
+                <w:webHidden/>
+              </w:rPr>
+              <w:fldChar w:fldCharType="separate"/>
+            </w:r>
+            <w:r>
+              <w:rPr>
+                <w:noProof/>
+                <w:webHidden/>
+              </w:rPr>
+              <w:t>22</w:t>
+            </w:r>
+            <w:r>
+              <w:rPr>
+                <w:noProof/>
+                <w:webHidden/>
+              </w:rPr>
+              <w:fldChar w:fldCharType="end"/>
+            </w:r>
+          </w:hyperlink>
+        </w:p>
+        <w:p>
+          <w:pPr>
+            <w:pStyle w:val="Sommario2"/>
+            <w:tabs>
+              <w:tab w:val="left" w:pos="1100"/>
+              <w:tab w:val="right" w:leader="dot" w:pos="9344"/>
+            </w:tabs>
+            <w:rPr>
+              <w:noProof/>
+              <w:kern w:val="2"/>
+              <w:lang w:val="it-IT" w:eastAsia="it-IT"/>
+              <w14:ligatures w14:val="standardContextual"/>
+            </w:rPr>
+          </w:pPr>
+          <w:hyperlink w:anchor="_Toc238745278" w:history="1">
+            <w:r>
+              <w:rPr>
+                <w:rStyle w:val="Collegamentoipertestuale"/>
+                <w:rFonts w:cstheme="minorHAnsi"/>
+                <w:b/>
+                <w:bCs/>
+                <w:noProof/>
+                <w:lang w:val="it-IT"/>
+              </w:rPr>
+              <w:t>2.2.2</w:t>
+            </w:r>
+            <w:r>
+              <w:rPr>
+                <w:noProof/>
+                <w:kern w:val="2"/>
+                <w:lang w:val="it-IT" w:eastAsia="it-IT"/>
+                <w14:ligatures w14:val="standardContextual"/>
+              </w:rPr>
+              <w:tab/>
+            </w:r>
+            <w:r>
+              <w:rPr>
+                <w:rStyle w:val="Collegamentoipertestuale"/>
+                <w:rFonts w:cstheme="minorHAnsi"/>
+                <w:b/>
+                <w:bCs/>
+                <w:noProof/>
+                <w:lang w:val="it-IT"/>
+              </w:rPr>
+              <w:t>Sniffer con Firmware originale e app proprietaria</w:t>
+            </w:r>
+            <w:r>
+              <w:rPr>
+                <w:noProof/>
+                <w:webHidden/>
+              </w:rPr>
+              <w:tab/>
+            </w:r>
+            <w:r>
+              <w:rPr>
+                <w:noProof/>
+                <w:webHidden/>
+              </w:rPr>
+              <w:fldChar w:fldCharType="begin"/>
+            </w:r>
+            <w:r>
+              <w:rPr>
+                <w:noProof/>
+                <w:webHidden/>
+              </w:rPr>
+              <w:instrText xml:space="preserve"> PAGEREF _Toc238745278 \h </w:instrText>
+            </w:r>
+            <w:r>
+              <w:rPr>
+                <w:noProof/>
+                <w:webHidden/>
+              </w:rPr>
+            </w:r>
+            <w:r>
+              <w:rPr>
+                <w:noProof/>
+                <w:webHidden/>
+              </w:rPr>
+              <w:fldChar w:fldCharType="separate"/>
+            </w:r>
+            <w:r>
+              <w:rPr>
+                <w:noProof/>
+                <w:webHidden/>
+              </w:rPr>
+              <w:t>23</w:t>
             </w:r>
             <w:r>
               <w:rPr>
@@ -1921,7 +2113,7 @@
               <w14:ligatures w14:val="standardContextual"/>
             </w:rPr>
           </w:pPr>
-          <w:hyperlink w:anchor="_Toc238670163" w:history="1">
+          <w:hyperlink w:anchor="_Toc238745279" w:history="1">
             <w:r>
               <w:rPr>
                 <w:rStyle w:val="Collegamentoipertestuale"/>
@@ -1929,7 +2121,6 @@
                 <w:b/>
                 <w:bCs/>
                 <w:noProof/>
-                <w:lang w:val="it-IT"/>
               </w:rPr>
               <w:t>2.3</w:t>
             </w:r>
@@ -1949,7 +2140,6 @@
                 <w:b/>
                 <w:bCs/>
                 <w:noProof/>
-                <w:lang w:val="it-IT"/>
               </w:rPr>
               <w:t>Start&amp;Stop disabler</w:t>
             </w:r>
@@ -1972,7 +2162,7 @@
                 <w:noProof/>
                 <w:webHidden/>
               </w:rPr>
-              <w:instrText xml:space="preserve"> PAGEREF _Toc238670163 \h </w:instrText>
+              <w:instrText xml:space="preserve"> PAGEREF _Toc238745279 \h </w:instrText>
             </w:r>
             <w:r>
               <w:rPr>
@@ -1992,7 +2182,7 @@
                 <w:noProof/>
                 <w:webHidden/>
               </w:rPr>
-              <w:t>22</w:t>
+              <w:t>24</w:t>
             </w:r>
             <w:r>
               <w:rPr>
@@ -2017,7 +2207,7 @@
               <w14:ligatures w14:val="standardContextual"/>
             </w:rPr>
           </w:pPr>
-          <w:hyperlink w:anchor="_Toc238670164" w:history="1">
+          <w:hyperlink w:anchor="_Toc238745280" w:history="1">
             <w:r>
               <w:rPr>
                 <w:rStyle w:val="Collegamentoipertestuale"/>
@@ -2068,7 +2258,7 @@
                 <w:noProof/>
                 <w:webHidden/>
               </w:rPr>
-              <w:instrText xml:space="preserve"> PAGEREF _Toc238670164 \h </w:instrText>
+              <w:instrText xml:space="preserve"> PAGEREF _Toc238745280 \h </w:instrText>
             </w:r>
             <w:r>
               <w:rPr>
@@ -2088,7 +2278,7 @@
                 <w:noProof/>
                 <w:webHidden/>
               </w:rPr>
-              <w:t>23</w:t>
+              <w:t>25</w:t>
             </w:r>
             <w:r>
               <w:rPr>
@@ -2113,7 +2303,7 @@
               <w14:ligatures w14:val="standardContextual"/>
             </w:rPr>
           </w:pPr>
-          <w:hyperlink w:anchor="_Toc238670165" w:history="1">
+          <w:hyperlink w:anchor="_Toc238745281" w:history="1">
             <w:r>
               <w:rPr>
                 <w:rStyle w:val="Collegamentoipertestuale"/>
@@ -2164,7 +2354,7 @@
                 <w:noProof/>
                 <w:webHidden/>
               </w:rPr>
-              <w:instrText xml:space="preserve"> PAGEREF _Toc238670165 \h </w:instrText>
+              <w:instrText xml:space="preserve"> PAGEREF _Toc238745281 \h </w:instrText>
             </w:r>
             <w:r>
               <w:rPr>
@@ -2184,7 +2374,7 @@
                 <w:noProof/>
                 <w:webHidden/>
               </w:rPr>
-              <w:t>24</w:t>
+              <w:t>26</w:t>
             </w:r>
             <w:r>
               <w:rPr>
@@ -2209,7 +2399,7 @@
               <w14:ligatures w14:val="standardContextual"/>
             </w:rPr>
           </w:pPr>
-          <w:hyperlink w:anchor="_Toc238670166" w:history="1">
+          <w:hyperlink w:anchor="_Toc238745282" w:history="1">
             <w:r>
               <w:rPr>
                 <w:rStyle w:val="Collegamentoipertestuale"/>
@@ -2260,7 +2450,7 @@
                 <w:noProof/>
                 <w:webHidden/>
               </w:rPr>
-              <w:instrText xml:space="preserve"> PAGEREF _Toc238670166 \h </w:instrText>
+              <w:instrText xml:space="preserve"> PAGEREF _Toc238745282 \h </w:instrText>
             </w:r>
             <w:r>
               <w:rPr>
@@ -2280,7 +2470,7 @@
                 <w:noProof/>
                 <w:webHidden/>
               </w:rPr>
-              <w:t>25</w:t>
+              <w:t>27</w:t>
             </w:r>
             <w:r>
               <w:rPr>
@@ -2305,7 +2495,7 @@
               <w14:ligatures w14:val="standardContextual"/>
             </w:rPr>
           </w:pPr>
-          <w:hyperlink w:anchor="_Toc238670167" w:history="1">
+          <w:hyperlink w:anchor="_Toc238745283" w:history="1">
             <w:r>
               <w:rPr>
                 <w:rStyle w:val="Collegamentoipertestuale"/>
@@ -2356,7 +2546,7 @@
                 <w:noProof/>
                 <w:webHidden/>
               </w:rPr>
-              <w:instrText xml:space="preserve"> PAGEREF _Toc238670167 \h </w:instrText>
+              <w:instrText xml:space="preserve"> PAGEREF _Toc238745283 \h </w:instrText>
             </w:r>
             <w:r>
               <w:rPr>
@@ -2376,7 +2566,7 @@
                 <w:noProof/>
                 <w:webHidden/>
               </w:rPr>
-              <w:t>25</w:t>
+              <w:t>27</w:t>
             </w:r>
             <w:r>
               <w:rPr>
@@ -2401,7 +2591,7 @@
               <w14:ligatures w14:val="standardContextual"/>
             </w:rPr>
           </w:pPr>
-          <w:hyperlink w:anchor="_Toc238670168" w:history="1">
+          <w:hyperlink w:anchor="_Toc238745284" w:history="1">
             <w:r>
               <w:rPr>
                 <w:rStyle w:val="Collegamentoipertestuale"/>
@@ -2452,7 +2642,7 @@
                 <w:noProof/>
                 <w:webHidden/>
               </w:rPr>
-              <w:instrText xml:space="preserve"> PAGEREF _Toc238670168 \h </w:instrText>
+              <w:instrText xml:space="preserve"> PAGEREF _Toc238745284 \h </w:instrText>
             </w:r>
             <w:r>
               <w:rPr>
@@ -2472,7 +2662,7 @@
                 <w:noProof/>
                 <w:webHidden/>
               </w:rPr>
-              <w:t>26</w:t>
+              <w:t>28</w:t>
             </w:r>
             <w:r>
               <w:rPr>
@@ -2497,7 +2687,7 @@
               <w14:ligatures w14:val="standardContextual"/>
             </w:rPr>
           </w:pPr>
-          <w:hyperlink w:anchor="_Toc238670169" w:history="1">
+          <w:hyperlink w:anchor="_Toc238745285" w:history="1">
             <w:r>
               <w:rPr>
                 <w:rStyle w:val="Collegamentoipertestuale"/>
@@ -2548,7 +2738,7 @@
                 <w:noProof/>
                 <w:webHidden/>
               </w:rPr>
-              <w:instrText xml:space="preserve"> PAGEREF _Toc238670169 \h </w:instrText>
+              <w:instrText xml:space="preserve"> PAGEREF _Toc238745285 \h </w:instrText>
             </w:r>
             <w:r>
               <w:rPr>
@@ -2568,7 +2758,7 @@
                 <w:noProof/>
                 <w:webHidden/>
               </w:rPr>
-              <w:t>31</w:t>
+              <w:t>33</w:t>
             </w:r>
             <w:r>
               <w:rPr>
@@ -2593,7 +2783,7 @@
               <w14:ligatures w14:val="standardContextual"/>
             </w:rPr>
           </w:pPr>
-          <w:hyperlink w:anchor="_Toc238670170" w:history="1">
+          <w:hyperlink w:anchor="_Toc238745286" w:history="1">
             <w:r>
               <w:rPr>
                 <w:rStyle w:val="Collegamentoipertestuale"/>
@@ -2644,7 +2834,7 @@
                 <w:noProof/>
                 <w:webHidden/>
               </w:rPr>
-              <w:instrText xml:space="preserve"> PAGEREF _Toc238670170 \h </w:instrText>
+              <w:instrText xml:space="preserve"> PAGEREF _Toc238745286 \h </w:instrText>
             </w:r>
             <w:r>
               <w:rPr>
@@ -2664,7 +2854,7 @@
                 <w:noProof/>
                 <w:webHidden/>
               </w:rPr>
-              <w:t>32</w:t>
+              <w:t>34</w:t>
             </w:r>
             <w:r>
               <w:rPr>
@@ -2689,7 +2879,7 @@
               <w14:ligatures w14:val="standardContextual"/>
             </w:rPr>
           </w:pPr>
-          <w:hyperlink w:anchor="_Toc238670171" w:history="1">
+          <w:hyperlink w:anchor="_Toc238745287" w:history="1">
             <w:r>
               <w:rPr>
                 <w:rStyle w:val="Collegamentoipertestuale"/>
@@ -2740,7 +2930,7 @@
                 <w:noProof/>
                 <w:webHidden/>
               </w:rPr>
-              <w:instrText xml:space="preserve"> PAGEREF _Toc238670171 \h </w:instrText>
+              <w:instrText xml:space="preserve"> PAGEREF _Toc238745287 \h </w:instrText>
             </w:r>
             <w:r>
               <w:rPr>
@@ -2760,7 +2950,7 @@
                 <w:noProof/>
                 <w:webHidden/>
               </w:rPr>
-              <w:t>33</w:t>
+              <w:t>35</w:t>
             </w:r>
             <w:r>
               <w:rPr>
@@ -2785,7 +2975,7 @@
               <w14:ligatures w14:val="standardContextual"/>
             </w:rPr>
           </w:pPr>
-          <w:hyperlink w:anchor="_Toc238670172" w:history="1">
+          <w:hyperlink w:anchor="_Toc238745288" w:history="1">
             <w:r>
               <w:rPr>
                 <w:rStyle w:val="Collegamentoipertestuale"/>
@@ -2836,7 +3026,7 @@
                 <w:noProof/>
                 <w:webHidden/>
               </w:rPr>
-              <w:instrText xml:space="preserve"> PAGEREF _Toc238670172 \h </w:instrText>
+              <w:instrText xml:space="preserve"> PAGEREF _Toc238745288 \h </w:instrText>
             </w:r>
             <w:r>
               <w:rPr>
@@ -2856,7 +3046,7 @@
                 <w:noProof/>
                 <w:webHidden/>
               </w:rPr>
-              <w:t>33</w:t>
+              <w:t>35</w:t>
             </w:r>
             <w:r>
               <w:rPr>
@@ -2881,7 +3071,7 @@
               <w14:ligatures w14:val="standardContextual"/>
             </w:rPr>
           </w:pPr>
-          <w:hyperlink w:anchor="_Toc238670173" w:history="1">
+          <w:hyperlink w:anchor="_Toc238745289" w:history="1">
             <w:r>
               <w:rPr>
                 <w:rStyle w:val="Collegamentoipertestuale"/>
@@ -2932,7 +3122,7 @@
                 <w:noProof/>
                 <w:webHidden/>
               </w:rPr>
-              <w:instrText xml:space="preserve"> PAGEREF _Toc238670173 \h </w:instrText>
+              <w:instrText xml:space="preserve"> PAGEREF _Toc238745289 \h </w:instrText>
             </w:r>
             <w:r>
               <w:rPr>
@@ -2952,7 +3142,7 @@
                 <w:noProof/>
                 <w:webHidden/>
               </w:rPr>
-              <w:t>34</w:t>
+              <w:t>36</w:t>
             </w:r>
             <w:r>
               <w:rPr>
@@ -2977,7 +3167,7 @@
               <w14:ligatures w14:val="standardContextual"/>
             </w:rPr>
           </w:pPr>
-          <w:hyperlink w:anchor="_Toc238670174" w:history="1">
+          <w:hyperlink w:anchor="_Toc238745290" w:history="1">
             <w:r>
               <w:rPr>
                 <w:rStyle w:val="Collegamentoipertestuale"/>
@@ -3028,7 +3218,7 @@
                 <w:noProof/>
                 <w:webHidden/>
               </w:rPr>
-              <w:instrText xml:space="preserve"> PAGEREF _Toc238670174 \h </w:instrText>
+              <w:instrText xml:space="preserve"> PAGEREF _Toc238745290 \h </w:instrText>
             </w:r>
             <w:r>
               <w:rPr>
@@ -3048,7 +3238,7 @@
                 <w:noProof/>
                 <w:webHidden/>
               </w:rPr>
-              <w:t>34</w:t>
+              <w:t>36</w:t>
             </w:r>
             <w:r>
               <w:rPr>
@@ -3073,7 +3263,7 @@
               <w14:ligatures w14:val="standardContextual"/>
             </w:rPr>
           </w:pPr>
-          <w:hyperlink w:anchor="_Toc238670175" w:history="1">
+          <w:hyperlink w:anchor="_Toc238745291" w:history="1">
             <w:r>
               <w:rPr>
                 <w:rStyle w:val="Collegamentoipertestuale"/>
@@ -3124,7 +3314,7 @@
                 <w:noProof/>
                 <w:webHidden/>
               </w:rPr>
-              <w:instrText xml:space="preserve"> PAGEREF _Toc238670175 \h </w:instrText>
+              <w:instrText xml:space="preserve"> PAGEREF _Toc238745291 \h </w:instrText>
             </w:r>
             <w:r>
               <w:rPr>
@@ -3144,7 +3334,7 @@
                 <w:noProof/>
                 <w:webHidden/>
               </w:rPr>
-              <w:t>34</w:t>
+              <w:t>36</w:t>
             </w:r>
             <w:r>
               <w:rPr>
@@ -3169,7 +3359,7 @@
               <w14:ligatures w14:val="standardContextual"/>
             </w:rPr>
           </w:pPr>
-          <w:hyperlink w:anchor="_Toc238670176" w:history="1">
+          <w:hyperlink w:anchor="_Toc238745292" w:history="1">
             <w:r>
               <w:rPr>
                 <w:rStyle w:val="Collegamentoipertestuale"/>
@@ -3220,7 +3410,7 @@
                 <w:noProof/>
                 <w:webHidden/>
               </w:rPr>
-              <w:instrText xml:space="preserve"> PAGEREF _Toc238670176 \h </w:instrText>
+              <w:instrText xml:space="preserve"> PAGEREF _Toc238745292 \h </w:instrText>
             </w:r>
             <w:r>
               <w:rPr>
@@ -3240,7 +3430,7 @@
                 <w:noProof/>
                 <w:webHidden/>
               </w:rPr>
-              <w:t>35</w:t>
+              <w:t>37</w:t>
             </w:r>
             <w:r>
               <w:rPr>
@@ -3265,7 +3455,7 @@
               <w14:ligatures w14:val="standardContextual"/>
             </w:rPr>
           </w:pPr>
-          <w:hyperlink w:anchor="_Toc238670177" w:history="1">
+          <w:hyperlink w:anchor="_Toc238745293" w:history="1">
             <w:r>
               <w:rPr>
                 <w:rStyle w:val="Collegamentoipertestuale"/>
@@ -3316,7 +3506,7 @@
                 <w:noProof/>
                 <w:webHidden/>
               </w:rPr>
-              <w:instrText xml:space="preserve"> PAGEREF _Toc238670177 \h </w:instrText>
+              <w:instrText xml:space="preserve"> PAGEREF _Toc238745293 \h </w:instrText>
             </w:r>
             <w:r>
               <w:rPr>
@@ -3336,7 +3526,7 @@
                 <w:noProof/>
                 <w:webHidden/>
               </w:rPr>
-              <w:t>35</w:t>
+              <w:t>37</w:t>
             </w:r>
             <w:r>
               <w:rPr>
@@ -3361,7 +3551,7 @@
               <w14:ligatures w14:val="standardContextual"/>
             </w:rPr>
           </w:pPr>
-          <w:hyperlink w:anchor="_Toc238670178" w:history="1">
+          <w:hyperlink w:anchor="_Toc238745294" w:history="1">
             <w:r>
               <w:rPr>
                 <w:rStyle w:val="Collegamentoipertestuale"/>
@@ -3412,7 +3602,7 @@
                 <w:noProof/>
                 <w:webHidden/>
               </w:rPr>
-              <w:instrText xml:space="preserve"> PAGEREF _Toc238670178 \h </w:instrText>
+              <w:instrText xml:space="preserve"> PAGEREF _Toc238745294 \h </w:instrText>
             </w:r>
             <w:r>
               <w:rPr>
@@ -3432,7 +3622,7 @@
                 <w:noProof/>
                 <w:webHidden/>
               </w:rPr>
-              <w:t>35</w:t>
+              <w:t>37</w:t>
             </w:r>
             <w:r>
               <w:rPr>
@@ -3457,7 +3647,7 @@
               <w14:ligatures w14:val="standardContextual"/>
             </w:rPr>
           </w:pPr>
-          <w:hyperlink w:anchor="_Toc238670179" w:history="1">
+          <w:hyperlink w:anchor="_Toc238745295" w:history="1">
             <w:r>
               <w:rPr>
                 <w:rStyle w:val="Collegamentoipertestuale"/>
@@ -3508,7 +3698,7 @@
                 <w:noProof/>
                 <w:webHidden/>
               </w:rPr>
-              <w:instrText xml:space="preserve"> PAGEREF _Toc238670179 \h </w:instrText>
+              <w:instrText xml:space="preserve"> PAGEREF _Toc238745295 \h </w:instrText>
             </w:r>
             <w:r>
               <w:rPr>
@@ -3528,7 +3718,7 @@
                 <w:noProof/>
                 <w:webHidden/>
               </w:rPr>
-              <w:t>37</w:t>
+              <w:t>39</w:t>
             </w:r>
             <w:r>
               <w:rPr>
@@ -3553,7 +3743,7 @@
               <w14:ligatures w14:val="standardContextual"/>
             </w:rPr>
           </w:pPr>
-          <w:hyperlink w:anchor="_Toc238670180" w:history="1">
+          <w:hyperlink w:anchor="_Toc238745296" w:history="1">
             <w:r>
               <w:rPr>
                 <w:rStyle w:val="Collegamentoipertestuale"/>
@@ -3604,7 +3794,7 @@
                 <w:noProof/>
                 <w:webHidden/>
               </w:rPr>
-              <w:instrText xml:space="preserve"> PAGEREF _Toc238670180 \h </w:instrText>
+              <w:instrText xml:space="preserve"> PAGEREF _Toc238745296 \h </w:instrText>
             </w:r>
             <w:r>
               <w:rPr>
@@ -3624,7 +3814,7 @@
                 <w:noProof/>
                 <w:webHidden/>
               </w:rPr>
-              <w:t>37</w:t>
+              <w:t>39</w:t>
             </w:r>
             <w:r>
               <w:rPr>
@@ -3649,7 +3839,7 @@
               <w14:ligatures w14:val="standardContextual"/>
             </w:rPr>
           </w:pPr>
-          <w:hyperlink w:anchor="_Toc238670181" w:history="1">
+          <w:hyperlink w:anchor="_Toc238745297" w:history="1">
             <w:r>
               <w:rPr>
                 <w:rStyle w:val="Collegamentoipertestuale"/>
@@ -3700,7 +3890,7 @@
                 <w:noProof/>
                 <w:webHidden/>
               </w:rPr>
-              <w:instrText xml:space="preserve"> PAGEREF _Toc238670181 \h </w:instrText>
+              <w:instrText xml:space="preserve"> PAGEREF _Toc238745297 \h </w:instrText>
             </w:r>
             <w:r>
               <w:rPr>
@@ -3720,7 +3910,7 @@
                 <w:noProof/>
                 <w:webHidden/>
               </w:rPr>
-              <w:t>37</w:t>
+              <w:t>39</w:t>
             </w:r>
             <w:r>
               <w:rPr>
@@ -3745,7 +3935,7 @@
               <w14:ligatures w14:val="standardContextual"/>
             </w:rPr>
           </w:pPr>
-          <w:hyperlink w:anchor="_Toc238670182" w:history="1">
+          <w:hyperlink w:anchor="_Toc238745298" w:history="1">
             <w:r>
               <w:rPr>
                 <w:rStyle w:val="Collegamentoipertestuale"/>
@@ -3796,7 +3986,7 @@
                 <w:noProof/>
                 <w:webHidden/>
               </w:rPr>
-              <w:instrText xml:space="preserve"> PAGEREF _Toc238670182 \h </w:instrText>
+              <w:instrText xml:space="preserve"> PAGEREF _Toc238745298 \h </w:instrText>
             </w:r>
             <w:r>
               <w:rPr>
@@ -3816,7 +4006,7 @@
                 <w:noProof/>
                 <w:webHidden/>
               </w:rPr>
-              <w:t>38</w:t>
+              <w:t>40</w:t>
             </w:r>
             <w:r>
               <w:rPr>
@@ -3841,7 +4031,7 @@
               <w14:ligatures w14:val="standardContextual"/>
             </w:rPr>
           </w:pPr>
-          <w:hyperlink w:anchor="_Toc238670183" w:history="1">
+          <w:hyperlink w:anchor="_Toc238745299" w:history="1">
             <w:r>
               <w:rPr>
                 <w:rStyle w:val="Collegamentoipertestuale"/>
@@ -3892,7 +4082,7 @@
                 <w:noProof/>
                 <w:webHidden/>
               </w:rPr>
-              <w:instrText xml:space="preserve"> PAGEREF _Toc238670183 \h </w:instrText>
+              <w:instrText xml:space="preserve"> PAGEREF _Toc238745299 \h </w:instrText>
             </w:r>
             <w:r>
               <w:rPr>
@@ -3912,7 +4102,7 @@
                 <w:noProof/>
                 <w:webHidden/>
               </w:rPr>
-              <w:t>38</w:t>
+              <w:t>40</w:t>
             </w:r>
             <w:r>
               <w:rPr>
@@ -3937,7 +4127,7 @@
               <w14:ligatures w14:val="standardContextual"/>
             </w:rPr>
           </w:pPr>
-          <w:hyperlink w:anchor="_Toc238670184" w:history="1">
+          <w:hyperlink w:anchor="_Toc238745300" w:history="1">
             <w:r>
               <w:rPr>
                 <w:rStyle w:val="Collegamentoipertestuale"/>
@@ -3988,7 +4178,7 @@
                 <w:noProof/>
                 <w:webHidden/>
               </w:rPr>
-              <w:instrText xml:space="preserve"> PAGEREF _Toc238670184 \h </w:instrText>
+              <w:instrText xml:space="preserve"> PAGEREF _Toc238745300 \h </w:instrText>
             </w:r>
             <w:r>
               <w:rPr>
@@ -4008,7 +4198,7 @@
                 <w:noProof/>
                 <w:webHidden/>
               </w:rPr>
-              <w:t>39</w:t>
+              <w:t>41</w:t>
             </w:r>
             <w:r>
               <w:rPr>
@@ -4033,7 +4223,7 @@
               <w14:ligatures w14:val="standardContextual"/>
             </w:rPr>
           </w:pPr>
-          <w:hyperlink w:anchor="_Toc238670185" w:history="1">
+          <w:hyperlink w:anchor="_Toc238745301" w:history="1">
             <w:r>
               <w:rPr>
                 <w:rStyle w:val="Collegamentoipertestuale"/>
@@ -4084,7 +4274,7 @@
                 <w:noProof/>
                 <w:webHidden/>
               </w:rPr>
-              <w:instrText xml:space="preserve"> PAGEREF _Toc238670185 \h </w:instrText>
+              <w:instrText xml:space="preserve"> PAGEREF _Toc238745301 \h </w:instrText>
             </w:r>
             <w:r>
               <w:rPr>
@@ -4104,7 +4294,7 @@
                 <w:noProof/>
                 <w:webHidden/>
               </w:rPr>
-              <w:t>39</w:t>
+              <w:t>41</w:t>
             </w:r>
             <w:r>
               <w:rPr>
@@ -4129,7 +4319,7 @@
               <w14:ligatures w14:val="standardContextual"/>
             </w:rPr>
           </w:pPr>
-          <w:hyperlink w:anchor="_Toc238670186" w:history="1">
+          <w:hyperlink w:anchor="_Toc238745302" w:history="1">
             <w:r>
               <w:rPr>
                 <w:rStyle w:val="Collegamentoipertestuale"/>
@@ -4180,7 +4370,7 @@
                 <w:noProof/>
                 <w:webHidden/>
               </w:rPr>
-              <w:instrText xml:space="preserve"> PAGEREF _Toc238670186 \h </w:instrText>
+              <w:instrText xml:space="preserve"> PAGEREF _Toc238745302 \h </w:instrText>
             </w:r>
             <w:r>
               <w:rPr>
@@ -4200,7 +4390,7 @@
                 <w:noProof/>
                 <w:webHidden/>
               </w:rPr>
-              <w:t>39</w:t>
+              <w:t>41</w:t>
             </w:r>
             <w:r>
               <w:rPr>
@@ -4225,7 +4415,7 @@
               <w14:ligatures w14:val="standardContextual"/>
             </w:rPr>
           </w:pPr>
-          <w:hyperlink w:anchor="_Toc238670187" w:history="1">
+          <w:hyperlink w:anchor="_Toc238745303" w:history="1">
             <w:r>
               <w:rPr>
                 <w:rStyle w:val="Collegamentoipertestuale"/>
@@ -4276,7 +4466,7 @@
                 <w:noProof/>
                 <w:webHidden/>
               </w:rPr>
-              <w:instrText xml:space="preserve"> PAGEREF _Toc238670187 \h </w:instrText>
+              <w:instrText xml:space="preserve"> PAGEREF _Toc238745303 \h </w:instrText>
             </w:r>
             <w:r>
               <w:rPr>
@@ -4296,7 +4486,7 @@
                 <w:noProof/>
                 <w:webHidden/>
               </w:rPr>
-              <w:t>39</w:t>
+              <w:t>42</w:t>
             </w:r>
             <w:r>
               <w:rPr>
@@ -4321,7 +4511,7 @@
               <w14:ligatures w14:val="standardContextual"/>
             </w:rPr>
           </w:pPr>
-          <w:hyperlink w:anchor="_Toc238670188" w:history="1">
+          <w:hyperlink w:anchor="_Toc238745304" w:history="1">
             <w:r>
               <w:rPr>
                 <w:rStyle w:val="Collegamentoipertestuale"/>
@@ -4372,7 +4562,7 @@
                 <w:noProof/>
                 <w:webHidden/>
               </w:rPr>
-              <w:instrText xml:space="preserve"> PAGEREF _Toc238670188 \h </w:instrText>
+              <w:instrText xml:space="preserve"> PAGEREF _Toc238745304 \h </w:instrText>
             </w:r>
             <w:r>
               <w:rPr>
@@ -4392,7 +4582,7 @@
                 <w:noProof/>
                 <w:webHidden/>
               </w:rPr>
-              <w:t>40</w:t>
+              <w:t>42</w:t>
             </w:r>
             <w:r>
               <w:rPr>
@@ -4417,7 +4607,7 @@
               <w14:ligatures w14:val="standardContextual"/>
             </w:rPr>
           </w:pPr>
-          <w:hyperlink w:anchor="_Toc238670189" w:history="1">
+          <w:hyperlink w:anchor="_Toc238745305" w:history="1">
             <w:r>
               <w:rPr>
                 <w:rStyle w:val="Collegamentoipertestuale"/>
@@ -4468,7 +4658,7 @@
                 <w:noProof/>
                 <w:webHidden/>
               </w:rPr>
-              <w:instrText xml:space="preserve"> PAGEREF _Toc238670189 \h </w:instrText>
+              <w:instrText xml:space="preserve"> PAGEREF _Toc238745305 \h </w:instrText>
             </w:r>
             <w:r>
               <w:rPr>
@@ -4488,7 +4678,7 @@
                 <w:noProof/>
                 <w:webHidden/>
               </w:rPr>
-              <w:t>40</w:t>
+              <w:t>42</w:t>
             </w:r>
             <w:r>
               <w:rPr>
@@ -4513,7 +4703,7 @@
               <w14:ligatures w14:val="standardContextual"/>
             </w:rPr>
           </w:pPr>
-          <w:hyperlink w:anchor="_Toc238670190" w:history="1">
+          <w:hyperlink w:anchor="_Toc238745306" w:history="1">
             <w:r>
               <w:rPr>
                 <w:rStyle w:val="Collegamentoipertestuale"/>
@@ -4564,7 +4754,7 @@
                 <w:noProof/>
                 <w:webHidden/>
               </w:rPr>
-              <w:instrText xml:space="preserve"> PAGEREF _Toc238670190 \h </w:instrText>
+              <w:instrText xml:space="preserve"> PAGEREF _Toc238745306 \h </w:instrText>
             </w:r>
             <w:r>
               <w:rPr>
@@ -4584,7 +4774,7 @@
                 <w:noProof/>
                 <w:webHidden/>
               </w:rPr>
-              <w:t>41</w:t>
+              <w:t>43</w:t>
             </w:r>
             <w:r>
               <w:rPr>
@@ -4609,7 +4799,7 @@
               <w14:ligatures w14:val="standardContextual"/>
             </w:rPr>
           </w:pPr>
-          <w:hyperlink w:anchor="_Toc238670191" w:history="1">
+          <w:hyperlink w:anchor="_Toc238745307" w:history="1">
             <w:r>
               <w:rPr>
                 <w:rStyle w:val="Collegamentoipertestuale"/>
@@ -4660,7 +4850,7 @@
                 <w:noProof/>
                 <w:webHidden/>
               </w:rPr>
-              <w:instrText xml:space="preserve"> PAGEREF _Toc238670191 \h </w:instrText>
+              <w:instrText xml:space="preserve"> PAGEREF _Toc238745307 \h </w:instrText>
             </w:r>
             <w:r>
               <w:rPr>
@@ -4680,7 +4870,7 @@
                 <w:noProof/>
                 <w:webHidden/>
               </w:rPr>
-              <w:t>41</w:t>
+              <w:t>43</w:t>
             </w:r>
             <w:r>
               <w:rPr>
@@ -4705,7 +4895,7 @@
               <w14:ligatures w14:val="standardContextual"/>
             </w:rPr>
           </w:pPr>
-          <w:hyperlink w:anchor="_Toc238670192" w:history="1">
+          <w:hyperlink w:anchor="_Toc238745308" w:history="1">
             <w:r>
               <w:rPr>
                 <w:rStyle w:val="Collegamentoipertestuale"/>
@@ -4756,7 +4946,7 @@
                 <w:noProof/>
                 <w:webHidden/>
               </w:rPr>
-              <w:instrText xml:space="preserve"> PAGEREF _Toc238670192 \h </w:instrText>
+              <w:instrText xml:space="preserve"> PAGEREF _Toc238745308 \h </w:instrText>
             </w:r>
             <w:r>
               <w:rPr>
@@ -4776,7 +4966,199 @@
                 <w:noProof/>
                 <w:webHidden/>
               </w:rPr>
-              <w:t>42</w:t>
+              <w:t>44</w:t>
+            </w:r>
+            <w:r>
+              <w:rPr>
+                <w:noProof/>
+                <w:webHidden/>
+              </w:rPr>
+              <w:fldChar w:fldCharType="end"/>
+            </w:r>
+          </w:hyperlink>
+        </w:p>
+        <w:p>
+          <w:pPr>
+            <w:pStyle w:val="Sommario2"/>
+            <w:tabs>
+              <w:tab w:val="left" w:pos="880"/>
+              <w:tab w:val="right" w:leader="dot" w:pos="9344"/>
+            </w:tabs>
+            <w:rPr>
+              <w:noProof/>
+              <w:kern w:val="2"/>
+              <w:lang w:val="it-IT" w:eastAsia="it-IT"/>
+              <w14:ligatures w14:val="standardContextual"/>
+            </w:rPr>
+          </w:pPr>
+          <w:hyperlink w:anchor="_Toc238745309" w:history="1">
+            <w:r>
+              <w:rPr>
+                <w:rStyle w:val="Collegamentoipertestuale"/>
+                <w:rFonts w:cstheme="minorHAnsi"/>
+                <w:b/>
+                <w:bCs/>
+                <w:noProof/>
+                <w:lang w:val="it-IT"/>
+              </w:rPr>
+              <w:t>2.31</w:t>
+            </w:r>
+            <w:r>
+              <w:rPr>
+                <w:noProof/>
+                <w:kern w:val="2"/>
+                <w:lang w:val="it-IT" w:eastAsia="it-IT"/>
+                <w14:ligatures w14:val="standardContextual"/>
+              </w:rPr>
+              <w:tab/>
+            </w:r>
+            <w:r>
+              <w:rPr>
+                <w:rStyle w:val="Collegamentoipertestuale"/>
+                <w:rFonts w:cstheme="minorHAnsi"/>
+                <w:b/>
+                <w:bCs/>
+                <w:noProof/>
+                <w:lang w:val="it-IT"/>
+              </w:rPr>
+              <w:t>FRONT PARK MUTE</w:t>
+            </w:r>
+            <w:r>
+              <w:rPr>
+                <w:noProof/>
+                <w:webHidden/>
+              </w:rPr>
+              <w:tab/>
+            </w:r>
+            <w:r>
+              <w:rPr>
+                <w:noProof/>
+                <w:webHidden/>
+              </w:rPr>
+              <w:fldChar w:fldCharType="begin"/>
+            </w:r>
+            <w:r>
+              <w:rPr>
+                <w:noProof/>
+                <w:webHidden/>
+              </w:rPr>
+              <w:instrText xml:space="preserve"> PAGEREF _Toc238745309 \h </w:instrText>
+            </w:r>
+            <w:r>
+              <w:rPr>
+                <w:noProof/>
+                <w:webHidden/>
+              </w:rPr>
+            </w:r>
+            <w:r>
+              <w:rPr>
+                <w:noProof/>
+                <w:webHidden/>
+              </w:rPr>
+              <w:fldChar w:fldCharType="separate"/>
+            </w:r>
+            <w:r>
+              <w:rPr>
+                <w:noProof/>
+                <w:webHidden/>
+              </w:rPr>
+              <w:t>44</w:t>
+            </w:r>
+            <w:r>
+              <w:rPr>
+                <w:noProof/>
+                <w:webHidden/>
+              </w:rPr>
+              <w:fldChar w:fldCharType="end"/>
+            </w:r>
+          </w:hyperlink>
+        </w:p>
+        <w:p>
+          <w:pPr>
+            <w:pStyle w:val="Sommario2"/>
+            <w:tabs>
+              <w:tab w:val="left" w:pos="880"/>
+              <w:tab w:val="right" w:leader="dot" w:pos="9344"/>
+            </w:tabs>
+            <w:rPr>
+              <w:noProof/>
+              <w:kern w:val="2"/>
+              <w:lang w:val="it-IT" w:eastAsia="it-IT"/>
+              <w14:ligatures w14:val="standardContextual"/>
+            </w:rPr>
+          </w:pPr>
+          <w:hyperlink w:anchor="_Toc238745310" w:history="1">
+            <w:r>
+              <w:rPr>
+                <w:rStyle w:val="Collegamentoipertestuale"/>
+                <w:rFonts w:cstheme="minorHAnsi"/>
+                <w:b/>
+                <w:bCs/>
+                <w:noProof/>
+                <w:lang w:val="it-IT"/>
+              </w:rPr>
+              <w:t>2.32</w:t>
+            </w:r>
+            <w:r>
+              <w:rPr>
+                <w:noProof/>
+                <w:kern w:val="2"/>
+                <w:lang w:val="it-IT" w:eastAsia="it-IT"/>
+                <w14:ligatures w14:val="standardContextual"/>
+              </w:rPr>
+              <w:tab/>
+            </w:r>
+            <w:r>
+              <w:rPr>
+                <w:rStyle w:val="Collegamentoipertestuale"/>
+                <w:rFonts w:cstheme="minorHAnsi"/>
+                <w:b/>
+                <w:bCs/>
+                <w:noProof/>
+                <w:lang w:val="it-IT"/>
+              </w:rPr>
+              <w:t>ELM327</w:t>
+            </w:r>
+            <w:r>
+              <w:rPr>
+                <w:noProof/>
+                <w:webHidden/>
+              </w:rPr>
+              <w:tab/>
+            </w:r>
+            <w:r>
+              <w:rPr>
+                <w:noProof/>
+                <w:webHidden/>
+              </w:rPr>
+              <w:fldChar w:fldCharType="begin"/>
+            </w:r>
+            <w:r>
+              <w:rPr>
+                <w:noProof/>
+                <w:webHidden/>
+              </w:rPr>
+              <w:instrText xml:space="preserve"> PAGEREF _Toc238745310 \h </w:instrText>
+            </w:r>
+            <w:r>
+              <w:rPr>
+                <w:noProof/>
+                <w:webHidden/>
+              </w:rPr>
+            </w:r>
+            <w:r>
+              <w:rPr>
+                <w:noProof/>
+                <w:webHidden/>
+              </w:rPr>
+              <w:fldChar w:fldCharType="separate"/>
+            </w:r>
+            <w:r>
+              <w:rPr>
+                <w:noProof/>
+                <w:webHidden/>
+              </w:rPr>
+              <w:t>44</w:t>
             </w:r>
             <w:r>
               <w:rPr>
@@ -4847,7 +5229,7 @@
           <w:color w:val="auto"/>
         </w:rPr>
       </w:pPr>
-      <w:bookmarkStart w:id="0" w:name="_Toc238670146"/>
+      <w:bookmarkStart w:id="0" w:name="_Toc238745260"/>
       <w:r>
         <w:rPr>
           <w:rStyle w:val="Enfasigrassetto"/>
@@ -4869,7 +5251,7 @@
           <w:color w:val="auto"/>
         </w:rPr>
       </w:pPr>
-      <w:bookmarkStart w:id="1" w:name="_Toc238670147"/>
+      <w:bookmarkStart w:id="1" w:name="_Toc238745261"/>
       <w:r>
         <w:rPr>
           <w:rStyle w:val="Enfasigrassetto"/>
@@ -4909,7 +5291,7 @@
           <w:noProof/>
         </w:rPr>
         <w:drawing>
-          <wp:inline distT="0" distB="0" distL="0" distR="0" wp14:anchorId="609577F7" wp14:editId="564E4E39">
+          <wp:inline distT="0" distB="0" distL="0" distR="0" wp14:anchorId="609577F7" wp14:editId="289A37A2">
             <wp:extent cx="2583211" cy="2313745"/>
             <wp:effectExtent l="0" t="0" r="7620" b="0"/>
             <wp:docPr id="781633535" name="Immagine 39"/>
@@ -4965,7 +5347,7 @@
           <w:noProof/>
         </w:rPr>
         <w:drawing>
-          <wp:inline distT="0" distB="0" distL="0" distR="0" wp14:anchorId="61281DE3" wp14:editId="5371F845">
+          <wp:inline distT="0" distB="0" distL="0" distR="0" wp14:anchorId="61281DE3" wp14:editId="7B167BD9">
             <wp:extent cx="2411730" cy="2314135"/>
             <wp:effectExtent l="0" t="0" r="7620" b="0"/>
             <wp:docPr id="1618152605" name="Immagine 38"/>
@@ -5082,7 +5464,7 @@
           <w:lang w:val="it-IT"/>
         </w:rPr>
       </w:pPr>
-      <w:bookmarkStart w:id="2" w:name="_Toc238670148"/>
+      <w:bookmarkStart w:id="2" w:name="_Toc238745262"/>
       <w:r>
         <w:rPr>
           <w:rStyle w:val="Enfasigrassetto"/>
@@ -5253,7 +5635,7 @@
           <w:lang w:val="it-IT"/>
         </w:rPr>
       </w:pPr>
-      <w:bookmarkStart w:id="3" w:name="_Toc238670149"/>
+      <w:bookmarkStart w:id="3" w:name="_Toc238745263"/>
       <w:r>
         <w:rPr>
           <w:rStyle w:val="Enfasigrassetto"/>
@@ -5481,7 +5863,7 @@
           <w:noProof/>
         </w:rPr>
         <w:drawing>
-          <wp:inline distT="0" distB="0" distL="0" distR="0" wp14:anchorId="22162EBD" wp14:editId="66367D4E">
+          <wp:inline distT="0" distB="0" distL="0" distR="0" wp14:anchorId="22162EBD" wp14:editId="2870666F">
             <wp:extent cx="2700997" cy="2488565"/>
             <wp:effectExtent l="0" t="0" r="4445" b="6985"/>
             <wp:docPr id="133927039" name="Immagine 37"/>
@@ -5785,7 +6167,7 @@
           <w:lang w:val="it-IT"/>
         </w:rPr>
       </w:pPr>
-      <w:bookmarkStart w:id="4" w:name="_Toc238670150"/>
+      <w:bookmarkStart w:id="4" w:name="_Toc238745264"/>
       <w:r>
         <w:rPr>
           <w:rStyle w:val="Enfasigrassetto"/>
@@ -5961,7 +6343,7 @@
         </w:rPr>
       </w:pPr>
       <w:bookmarkStart w:id="5" w:name="_Hlk196905581"/>
-      <w:bookmarkStart w:id="6" w:name="_Toc238670151"/>
+      <w:bookmarkStart w:id="6" w:name="_Toc238745265"/>
       <w:r>
         <w:rPr>
           <w:rStyle w:val="Enfasigrassetto"/>
@@ -6122,7 +6504,7 @@
           <w:lang w:val="it-IT"/>
         </w:rPr>
       </w:pPr>
-      <w:bookmarkStart w:id="7" w:name="_Toc238670152"/>
+      <w:bookmarkStart w:id="7" w:name="_Toc238745266"/>
       <w:r>
         <w:rPr>
           <w:rStyle w:val="Enfasigrassetto"/>
@@ -6199,7 +6581,7 @@
           <w:lang w:val="it-IT"/>
         </w:rPr>
       </w:pPr>
-      <w:bookmarkStart w:id="8" w:name="_Toc238670153"/>
+      <w:bookmarkStart w:id="8" w:name="_Toc238745267"/>
       <w:r>
         <w:rPr>
           <w:rStyle w:val="Enfasigrassetto"/>
@@ -6475,7 +6857,7 @@
           <w:lang w:val="it-IT"/>
         </w:rPr>
       </w:pPr>
-      <w:bookmarkStart w:id="9" w:name="_Toc238670154"/>
+      <w:bookmarkStart w:id="9" w:name="_Toc238745268"/>
       <w:r>
         <w:rPr>
           <w:rStyle w:val="Enfasigrassetto"/>
@@ -6534,7 +6916,7 @@
           <w:lang w:val="it-IT"/>
         </w:rPr>
       </w:pPr>
-      <w:bookmarkStart w:id="10" w:name="_Toc238670155"/>
+      <w:bookmarkStart w:id="10" w:name="_Toc238745269"/>
       <w:r>
         <w:rPr>
           <w:rStyle w:val="Enfasigrassetto"/>
@@ -6994,7 +7376,7 @@
           <w:noProof/>
         </w:rPr>
         <w:drawing>
-          <wp:inline distT="0" distB="0" distL="0" distR="0" wp14:anchorId="53D54CB0" wp14:editId="718DC11E">
+          <wp:inline distT="0" distB="0" distL="0" distR="0" wp14:anchorId="53D54CB0" wp14:editId="56CD98EB">
             <wp:extent cx="5071403" cy="5171703"/>
             <wp:effectExtent l="0" t="0" r="0" b="0"/>
             <wp:docPr id="1206942674" name="Immagine 1"/>
@@ -7267,7 +7649,7 @@
         </w:rPr>
       </w:pPr>
       <w:bookmarkStart w:id="11" w:name="_Hlk196906132"/>
-      <w:bookmarkStart w:id="12" w:name="_Toc238670156"/>
+      <w:bookmarkStart w:id="12" w:name="_Toc238745270"/>
       <w:r>
         <w:rPr>
           <w:rStyle w:val="Enfasigrassetto"/>
@@ -7398,7 +7780,7 @@
           <w:lang w:val="it-IT"/>
         </w:rPr>
       </w:pPr>
-      <w:bookmarkStart w:id="13" w:name="_Toc238670157"/>
+      <w:bookmarkStart w:id="13" w:name="_Toc238745271"/>
       <w:r>
         <w:rPr>
           <w:rStyle w:val="Enfasigrassetto"/>
@@ -7796,7 +8178,7 @@
           <w:noProof/>
         </w:rPr>
         <w:drawing>
-          <wp:inline distT="0" distB="0" distL="0" distR="0" wp14:anchorId="442283DC" wp14:editId="33D445FD">
+          <wp:inline distT="0" distB="0" distL="0" distR="0" wp14:anchorId="442283DC" wp14:editId="0BBFC3F7">
             <wp:extent cx="2700997" cy="2488565"/>
             <wp:effectExtent l="0" t="0" r="4445" b="6985"/>
             <wp:docPr id="317039099" name="Immagine 37"/>
@@ -8036,7 +8418,7 @@
           <w:lang w:val="it-IT"/>
         </w:rPr>
       </w:pPr>
-      <w:bookmarkStart w:id="14" w:name="_Toc238670158"/>
+      <w:bookmarkStart w:id="14" w:name="_Toc238745272"/>
       <w:r>
         <w:rPr>
           <w:rStyle w:val="Enfasigrassetto"/>
@@ -8069,13 +8451,7 @@
         <w:rPr>
           <w:lang w:val="it-IT"/>
         </w:rPr>
-        <w:t xml:space="preserve">Per eseguire </w:t>
-      </w:r>
-      <w:r>
-        <w:rPr>
-          <w:lang w:val="it-IT"/>
-        </w:rPr>
-        <w:t>questa procedura occorre:</w:t>
+        <w:t>Per eseguire questa procedura occorre:</w:t>
       </w:r>
     </w:p>
     <w:p>
@@ -9632,7 +10008,7 @@
           <w:lang w:val="it-IT"/>
         </w:rPr>
       </w:pPr>
-      <w:bookmarkStart w:id="15" w:name="_Toc238670159"/>
+      <w:bookmarkStart w:id="15" w:name="_Toc238745273"/>
       <w:r>
         <w:rPr>
           <w:rStyle w:val="Enfasigrassetto"/>
@@ -10095,23 +10471,10 @@
         <w:t xml:space="preserve"> è stato rilevato in modalità di programmazione. </w:t>
       </w:r>
       <w:r>
-        <w:t xml:space="preserve">Se </w:t>
-      </w:r>
-      <w:proofErr w:type="spellStart"/>
-      <w:r>
-        <w:t>questo</w:t>
-      </w:r>
-      <w:proofErr w:type="spellEnd"/>
-      <w:r>
-        <w:t xml:space="preserve"> non </w:t>
-      </w:r>
-      <w:proofErr w:type="spellStart"/>
-      <w:r>
-        <w:t>avviene</w:t>
-      </w:r>
-      <w:proofErr w:type="spellEnd"/>
-      <w:r>
-        <w:t>, scollegare il cavo e ricominciare la procedura.</w:t>
+        <w:rPr>
+          <w:lang w:val="it-IT"/>
+        </w:rPr>
+        <w:t>Se questo non avviene, scollegare il cavo e ricominciare la procedura.</w:t>
       </w:r>
     </w:p>
     <w:p>
@@ -10147,7 +10510,7 @@
           <w:color w:val="auto"/>
         </w:rPr>
       </w:pPr>
-      <w:bookmarkStart w:id="16" w:name="_Toc238670160"/>
+      <w:bookmarkStart w:id="16" w:name="_Toc238745274"/>
       <w:r>
         <w:rPr>
           <w:rStyle w:val="Enfasigrassetto"/>
@@ -10169,7 +10532,7 @@
           <w:lang w:val="it-IT"/>
         </w:rPr>
       </w:pPr>
-      <w:bookmarkStart w:id="17" w:name="_Toc238670161"/>
+      <w:bookmarkStart w:id="17" w:name="_Toc238745275"/>
       <w:r>
         <w:rPr>
           <w:rStyle w:val="Enfasigrassetto"/>
@@ -10544,7 +10907,7 @@
           <w:lang w:val="it-IT"/>
         </w:rPr>
       </w:pPr>
-      <w:bookmarkStart w:id="18" w:name="_Toc238670162"/>
+      <w:bookmarkStart w:id="18" w:name="_Toc238745276"/>
       <w:r>
         <w:rPr>
           <w:rStyle w:val="Enfasigrassetto"/>
@@ -10595,6 +10958,233 @@
           <w:lang w:val="it-IT"/>
         </w:rPr>
         <w:t xml:space="preserve"> Agisce come uno sniffer, connesso a un Personal Computer</w:t>
+      </w:r>
+      <w:r>
+        <w:rPr>
+          <w:lang w:val="it-IT"/>
+        </w:rPr>
+        <w:t xml:space="preserve"> o uno smartphone </w:t>
+      </w:r>
+      <w:proofErr w:type="spellStart"/>
+      <w:r>
+        <w:rPr>
+          <w:lang w:val="it-IT"/>
+        </w:rPr>
+        <w:t>android</w:t>
+      </w:r>
+      <w:proofErr w:type="spellEnd"/>
+      <w:r>
+        <w:rPr>
+          <w:lang w:val="it-IT"/>
+        </w:rPr>
+        <w:t>, ovvero permette di registrare i messaggi can bus.</w:t>
+      </w:r>
+    </w:p>
+    <w:p>
+      <w:pPr>
+        <w:ind w:left="426" w:hanging="426"/>
+        <w:jc w:val="both"/>
+        <w:rPr>
+          <w:lang w:val="it-IT"/>
+        </w:rPr>
+      </w:pPr>
+      <w:proofErr w:type="gramStart"/>
+      <w:r>
+        <w:rPr>
+          <w:b/>
+          <w:bCs/>
+          <w:lang w:val="it-IT"/>
+        </w:rPr>
+        <w:t>E’</w:t>
+      </w:r>
+      <w:proofErr w:type="gramEnd"/>
+      <w:r>
+        <w:rPr>
+          <w:b/>
+          <w:bCs/>
+          <w:lang w:val="it-IT"/>
+        </w:rPr>
+        <w:t xml:space="preserve"> possibile usare il </w:t>
+      </w:r>
+      <w:proofErr w:type="spellStart"/>
+      <w:r>
+        <w:rPr>
+          <w:b/>
+          <w:bCs/>
+          <w:lang w:val="it-IT"/>
+        </w:rPr>
+        <w:t>baccable</w:t>
+      </w:r>
+      <w:proofErr w:type="spellEnd"/>
+      <w:r>
+        <w:rPr>
+          <w:b/>
+          <w:bCs/>
+          <w:lang w:val="it-IT"/>
+        </w:rPr>
+        <w:t xml:space="preserve"> per sniffare in due diversi modi:</w:t>
+      </w:r>
+    </w:p>
+    <w:p>
+      <w:pPr>
+        <w:pStyle w:val="Paragrafoelenco"/>
+        <w:numPr>
+          <w:ilvl w:val="0"/>
+          <w:numId w:val="20"/>
+        </w:numPr>
+        <w:jc w:val="both"/>
+        <w:rPr>
+          <w:lang w:val="it-IT"/>
+        </w:rPr>
+      </w:pPr>
+      <w:r>
+        <w:rPr>
+          <w:lang w:val="it-IT"/>
+        </w:rPr>
+        <w:t xml:space="preserve">con un firmware dedicato che permetterà di usarlo con </w:t>
+      </w:r>
+      <w:proofErr w:type="spellStart"/>
+      <w:r>
+        <w:rPr>
+          <w:lang w:val="it-IT"/>
+        </w:rPr>
+        <w:t>savvycan</w:t>
+      </w:r>
+      <w:proofErr w:type="spellEnd"/>
+      <w:r>
+        <w:rPr>
+          <w:lang w:val="it-IT"/>
+        </w:rPr>
+        <w:t xml:space="preserve"> sul pc windows</w:t>
+      </w:r>
+    </w:p>
+    <w:p>
+      <w:pPr>
+        <w:pStyle w:val="Paragrafoelenco"/>
+        <w:numPr>
+          <w:ilvl w:val="0"/>
+          <w:numId w:val="20"/>
+        </w:numPr>
+        <w:jc w:val="both"/>
+        <w:rPr>
+          <w:lang w:val="it-IT"/>
+        </w:rPr>
+      </w:pPr>
+      <w:r>
+        <w:rPr>
+          <w:lang w:val="it-IT"/>
+        </w:rPr>
+        <w:t xml:space="preserve">abilitando la funzione SNIFFER da MAIN SETUP MENU del </w:t>
+      </w:r>
+      <w:proofErr w:type="spellStart"/>
+      <w:r>
+        <w:rPr>
+          <w:lang w:val="it-IT"/>
+        </w:rPr>
+        <w:t>Baccable</w:t>
+      </w:r>
+      <w:proofErr w:type="spellEnd"/>
+      <w:r>
+        <w:rPr>
+          <w:lang w:val="it-IT"/>
+        </w:rPr>
+        <w:t xml:space="preserve">, per sniffare con una app BACCABLE LOGGER da smartphone (o da pc windows), con tasto rapido per la condivisione online della sniffata (in questo caso il </w:t>
+      </w:r>
+      <w:proofErr w:type="spellStart"/>
+      <w:r>
+        <w:rPr>
+          <w:lang w:val="it-IT"/>
+        </w:rPr>
+        <w:t>baccable</w:t>
+      </w:r>
+      <w:proofErr w:type="spellEnd"/>
+      <w:r>
+        <w:rPr>
+          <w:lang w:val="it-IT"/>
+        </w:rPr>
+        <w:t xml:space="preserve"> torna a fare il suo lavoro scollegando la usb)</w:t>
+      </w:r>
+    </w:p>
+    <w:p>
+      <w:pPr>
+        <w:pStyle w:val="Paragrafoelenco"/>
+        <w:jc w:val="both"/>
+        <w:rPr>
+          <w:lang w:val="it-IT"/>
+        </w:rPr>
+      </w:pPr>
+    </w:p>
+    <w:p>
+      <w:pPr>
+        <w:pStyle w:val="Titolo2"/>
+        <w:rPr>
+          <w:rStyle w:val="Enfasigrassetto"/>
+          <w:rFonts w:asciiTheme="minorHAnsi" w:hAnsiTheme="minorHAnsi" w:cstheme="minorHAnsi"/>
+          <w:color w:val="auto"/>
+          <w:lang w:val="it-IT"/>
+        </w:rPr>
+      </w:pPr>
+      <w:bookmarkStart w:id="19" w:name="_Toc238745277"/>
+      <w:r>
+        <w:rPr>
+          <w:rStyle w:val="Enfasigrassetto"/>
+          <w:rFonts w:asciiTheme="minorHAnsi" w:hAnsiTheme="minorHAnsi" w:cstheme="minorHAnsi"/>
+          <w:color w:val="auto"/>
+          <w:lang w:val="it-IT"/>
+        </w:rPr>
+        <w:t>2.2</w:t>
+      </w:r>
+      <w:r>
+        <w:rPr>
+          <w:rStyle w:val="Enfasigrassetto"/>
+          <w:rFonts w:asciiTheme="minorHAnsi" w:hAnsiTheme="minorHAnsi" w:cstheme="minorHAnsi"/>
+          <w:color w:val="auto"/>
+          <w:lang w:val="it-IT"/>
+        </w:rPr>
+        <w:t>.1</w:t>
+      </w:r>
+      <w:r>
+        <w:rPr>
+          <w:rStyle w:val="Enfasigrassetto"/>
+          <w:rFonts w:asciiTheme="minorHAnsi" w:hAnsiTheme="minorHAnsi" w:cstheme="minorHAnsi"/>
+          <w:color w:val="auto"/>
+          <w:lang w:val="it-IT"/>
+        </w:rPr>
+        <w:tab/>
+        <w:t>Sniffer</w:t>
+      </w:r>
+      <w:r>
+        <w:rPr>
+          <w:rStyle w:val="Enfasigrassetto"/>
+          <w:rFonts w:asciiTheme="minorHAnsi" w:hAnsiTheme="minorHAnsi" w:cstheme="minorHAnsi"/>
+          <w:color w:val="auto"/>
+          <w:lang w:val="it-IT"/>
+        </w:rPr>
+        <w:t xml:space="preserve"> con Firmware dedicato SLCAN</w:t>
+      </w:r>
+      <w:bookmarkEnd w:id="19"/>
+    </w:p>
+    <w:p>
+      <w:pPr>
+        <w:ind w:left="426" w:hanging="426"/>
+        <w:jc w:val="both"/>
+        <w:rPr>
+          <w:lang w:val="it-IT"/>
+        </w:rPr>
+      </w:pPr>
+      <w:r>
+        <w:rPr>
+          <w:b/>
+          <w:bCs/>
+          <w:lang w:val="it-IT"/>
+        </w:rPr>
+        <w:t>Breve Descrizione:</w:t>
+      </w:r>
+      <w:r>
+        <w:rPr>
+          <w:lang w:val="it-IT"/>
+        </w:rPr>
+        <w:t xml:space="preserve"> Agisce come uno sniffer, connesso a un Personal Computer, ovvero permette di registrare i messaggi can bus.</w:t>
       </w:r>
     </w:p>
     <w:p>
@@ -10892,6 +11482,7 @@
         <w:rPr>
           <w:lang w:val="it-IT"/>
         </w:rPr>
+        <w:lastRenderedPageBreak/>
         <w:t>Dal menu superiore "File", puoi selezionare "Save Log File" o "Load Log File" per salvare la registrazione corrente o aprire messaggi registrati in precedenza.</w:t>
       </w:r>
     </w:p>
@@ -10939,14 +11530,6 @@
     </w:p>
     <w:p>
       <w:pPr>
-        <w:spacing w:line="259" w:lineRule="auto"/>
-        <w:rPr>
-          <w:lang w:val="it-IT"/>
-        </w:rPr>
-      </w:pPr>
-    </w:p>
-    <w:p>
-      <w:pPr>
         <w:pStyle w:val="Titolo2"/>
         <w:rPr>
           <w:rStyle w:val="Enfasigrassetto"/>
@@ -10955,7 +11538,7 @@
           <w:lang w:val="it-IT"/>
         </w:rPr>
       </w:pPr>
-      <w:bookmarkStart w:id="19" w:name="_Toc238670163"/>
+      <w:bookmarkStart w:id="20" w:name="_Toc238745278"/>
       <w:r>
         <w:rPr>
           <w:rStyle w:val="Enfasigrassetto"/>
@@ -10963,7 +11546,7 @@
           <w:color w:val="auto"/>
           <w:lang w:val="it-IT"/>
         </w:rPr>
-        <w:t>2.3</w:t>
+        <w:t>2.2.</w:t>
       </w:r>
       <w:r>
         <w:rPr>
@@ -10972,10 +11555,661 @@
           <w:color w:val="auto"/>
           <w:lang w:val="it-IT"/>
         </w:rPr>
+        <w:t>2</w:t>
+      </w:r>
+      <w:r>
+        <w:rPr>
+          <w:rStyle w:val="Enfasigrassetto"/>
+          <w:rFonts w:asciiTheme="minorHAnsi" w:hAnsiTheme="minorHAnsi" w:cstheme="minorHAnsi"/>
+          <w:color w:val="auto"/>
+          <w:lang w:val="it-IT"/>
+        </w:rPr>
         <w:tab/>
-        <w:t>Start&amp;Stop disabler</w:t>
-      </w:r>
-      <w:bookmarkEnd w:id="19"/>
+        <w:t xml:space="preserve">Sniffer con Firmware </w:t>
+      </w:r>
+      <w:r>
+        <w:rPr>
+          <w:rStyle w:val="Enfasigrassetto"/>
+          <w:rFonts w:asciiTheme="minorHAnsi" w:hAnsiTheme="minorHAnsi" w:cstheme="minorHAnsi"/>
+          <w:color w:val="auto"/>
+          <w:lang w:val="it-IT"/>
+        </w:rPr>
+        <w:t>originale e app proprietaria</w:t>
+      </w:r>
+      <w:bookmarkEnd w:id="20"/>
+    </w:p>
+    <w:p>
+      <w:pPr>
+        <w:ind w:left="426" w:hanging="426"/>
+        <w:jc w:val="both"/>
+        <w:rPr>
+          <w:lang w:val="it-IT"/>
+        </w:rPr>
+      </w:pPr>
+      <w:r>
+        <w:rPr>
+          <w:b/>
+          <w:bCs/>
+          <w:lang w:val="it-IT"/>
+        </w:rPr>
+        <w:t>Breve Descrizione:</w:t>
+      </w:r>
+      <w:r>
+        <w:rPr>
+          <w:lang w:val="it-IT"/>
+        </w:rPr>
+        <w:t xml:space="preserve"> Agisce come uno sniffer, connesso a un Personal Computer o uno smartphone </w:t>
+      </w:r>
+      <w:proofErr w:type="spellStart"/>
+      <w:r>
+        <w:rPr>
+          <w:lang w:val="it-IT"/>
+        </w:rPr>
+        <w:t>android</w:t>
+      </w:r>
+      <w:proofErr w:type="spellEnd"/>
+      <w:r>
+        <w:rPr>
+          <w:lang w:val="it-IT"/>
+        </w:rPr>
+        <w:t>, ovvero è possibile registrare i messaggi presenti sui can bus</w:t>
+      </w:r>
+    </w:p>
+    <w:p>
+      <w:pPr>
+        <w:spacing w:line="259" w:lineRule="auto"/>
+        <w:rPr>
+          <w:lang w:val="it-IT"/>
+        </w:rPr>
+      </w:pPr>
+      <w:r>
+        <w:rPr>
+          <w:lang w:val="it-IT"/>
+        </w:rPr>
+        <w:t>Per sniffare è necessario:</w:t>
+      </w:r>
+    </w:p>
+    <w:p>
+      <w:pPr>
+        <w:pStyle w:val="Paragrafoelenco"/>
+        <w:numPr>
+          <w:ilvl w:val="0"/>
+          <w:numId w:val="25"/>
+        </w:numPr>
+        <w:spacing w:line="259" w:lineRule="auto"/>
+        <w:rPr>
+          <w:lang w:val="it-IT"/>
+        </w:rPr>
+      </w:pPr>
+      <w:r>
+        <w:rPr>
+          <w:lang w:val="it-IT"/>
+        </w:rPr>
+        <w:t xml:space="preserve">collegare cavetto usb tra </w:t>
+      </w:r>
+      <w:proofErr w:type="spellStart"/>
+      <w:r>
+        <w:rPr>
+          <w:lang w:val="it-IT"/>
+        </w:rPr>
+        <w:t>baccable</w:t>
+      </w:r>
+      <w:proofErr w:type="spellEnd"/>
+      <w:r>
+        <w:rPr>
+          <w:lang w:val="it-IT"/>
+        </w:rPr>
+        <w:t xml:space="preserve"> e PC oppure a uno smartphone </w:t>
+      </w:r>
+      <w:proofErr w:type="spellStart"/>
+      <w:r>
+        <w:rPr>
+          <w:lang w:val="it-IT"/>
+        </w:rPr>
+        <w:t>android</w:t>
+      </w:r>
+      <w:proofErr w:type="spellEnd"/>
+      <w:r>
+        <w:rPr>
+          <w:lang w:val="it-IT"/>
+        </w:rPr>
+        <w:t xml:space="preserve"> (andrà scelto il connettore usb al quale connettersi, sulla base del bus dal quale si desidera sniffare (C1 connettore a destra, C2 connettore centrale, BH connettore di sinistra)</w:t>
+      </w:r>
+      <w:r>
+        <w:rPr>
+          <w:lang w:val="it-IT"/>
+        </w:rPr>
+        <w:t>.</w:t>
+      </w:r>
+    </w:p>
+    <w:p>
+      <w:pPr>
+        <w:pStyle w:val="Paragrafoelenco"/>
+        <w:numPr>
+          <w:ilvl w:val="0"/>
+          <w:numId w:val="25"/>
+        </w:numPr>
+        <w:spacing w:line="259" w:lineRule="auto"/>
+        <w:rPr>
+          <w:lang w:val="it-IT"/>
+        </w:rPr>
+      </w:pPr>
+      <w:r>
+        <w:rPr>
+          <w:lang w:val="it-IT"/>
+        </w:rPr>
+        <w:t>accedere al MAIN SETUP MENU del BACCABLE</w:t>
+      </w:r>
+      <w:r>
+        <w:rPr>
+          <w:lang w:val="it-IT"/>
+        </w:rPr>
+        <w:t xml:space="preserve">, con veicolo acceso, </w:t>
+      </w:r>
+      <w:r>
+        <w:rPr>
+          <w:lang w:val="it-IT"/>
+        </w:rPr>
+        <w:t>e selezionare la funzione SNIFFER</w:t>
+      </w:r>
+    </w:p>
+    <w:p>
+      <w:pPr>
+        <w:pStyle w:val="Paragrafoelenco"/>
+        <w:numPr>
+          <w:ilvl w:val="0"/>
+          <w:numId w:val="25"/>
+        </w:numPr>
+        <w:spacing w:line="259" w:lineRule="auto"/>
+        <w:rPr>
+          <w:lang w:val="it-IT"/>
+        </w:rPr>
+      </w:pPr>
+      <w:r>
+        <w:rPr>
+          <w:lang w:val="it-IT"/>
+        </w:rPr>
+        <w:t>selezionare SAVE&amp;EXIT</w:t>
+      </w:r>
+      <w:r>
+        <w:rPr>
+          <w:lang w:val="it-IT"/>
+        </w:rPr>
+        <w:t xml:space="preserve"> per salvare l’impostazione</w:t>
+      </w:r>
+    </w:p>
+    <w:p>
+      <w:pPr>
+        <w:pStyle w:val="Paragrafoelenco"/>
+        <w:spacing w:line="259" w:lineRule="auto"/>
+        <w:rPr>
+          <w:lang w:val="it-IT"/>
+        </w:rPr>
+      </w:pPr>
+      <w:r>
+        <w:rPr>
+          <w:lang w:val="it-IT"/>
+        </w:rPr>
+        <w:t xml:space="preserve">Fin da subito il </w:t>
+      </w:r>
+      <w:proofErr w:type="spellStart"/>
+      <w:r>
+        <w:rPr>
+          <w:lang w:val="it-IT"/>
+        </w:rPr>
+        <w:t>baccable</w:t>
+      </w:r>
+      <w:proofErr w:type="spellEnd"/>
+      <w:r>
+        <w:rPr>
+          <w:lang w:val="it-IT"/>
+        </w:rPr>
+        <w:t xml:space="preserve"> si trasformerà in uno sniffer, inviando i pacchetti verso il PC (o lo smartphone).</w:t>
+      </w:r>
+    </w:p>
+    <w:p>
+      <w:pPr>
+        <w:pStyle w:val="Paragrafoelenco"/>
+        <w:spacing w:line="259" w:lineRule="auto"/>
+        <w:rPr>
+          <w:lang w:val="it-IT"/>
+        </w:rPr>
+      </w:pPr>
+      <w:r>
+        <w:rPr>
+          <w:lang w:val="it-IT"/>
+        </w:rPr>
+        <w:t xml:space="preserve">Sullo Smartphone </w:t>
+      </w:r>
+      <w:r>
+        <w:rPr>
+          <w:lang w:val="it-IT"/>
+        </w:rPr>
+        <w:t xml:space="preserve">o sul pc </w:t>
+      </w:r>
+      <w:r>
+        <w:rPr>
+          <w:lang w:val="it-IT"/>
+        </w:rPr>
+        <w:t>andrà installata l’</w:t>
+      </w:r>
+      <w:r>
+        <w:rPr>
+          <w:lang w:val="it-IT"/>
+        </w:rPr>
+        <w:t>applicazione BACCABLE LOGGER</w:t>
+      </w:r>
+      <w:r>
+        <w:rPr>
+          <w:lang w:val="it-IT"/>
+        </w:rPr>
+        <w:t xml:space="preserve"> scaricata dal sito web </w:t>
+      </w:r>
+      <w:hyperlink r:id="rId32" w:history="1">
+        <w:r>
+          <w:rPr>
+            <w:rStyle w:val="Collegamentoipertestuale"/>
+            <w:lang w:val="it-IT"/>
+          </w:rPr>
+          <w:t>www.tr3ma.com/baccable</w:t>
+        </w:r>
+      </w:hyperlink>
+    </w:p>
+    <w:p>
+      <w:pPr>
+        <w:spacing w:line="259" w:lineRule="auto"/>
+        <w:rPr>
+          <w:lang w:val="it-IT"/>
+        </w:rPr>
+      </w:pPr>
+      <w:r>
+        <w:rPr>
+          <w:b/>
+          <w:bCs/>
+          <w:lang w:val="it-IT"/>
+        </w:rPr>
+        <w:t>Nota1</w:t>
+      </w:r>
+      <w:r>
+        <w:rPr>
+          <w:lang w:val="it-IT"/>
+        </w:rPr>
+        <w:t xml:space="preserve">: </w:t>
+      </w:r>
+      <w:r>
+        <w:rPr>
+          <w:lang w:val="it-IT"/>
+        </w:rPr>
+        <w:t>Dopo 10 secondi dalla</w:t>
+      </w:r>
+      <w:r>
+        <w:rPr>
+          <w:lang w:val="it-IT"/>
+        </w:rPr>
+        <w:t xml:space="preserve"> disconnessione del cavo USB il </w:t>
+      </w:r>
+      <w:proofErr w:type="spellStart"/>
+      <w:r>
+        <w:rPr>
+          <w:lang w:val="it-IT"/>
+        </w:rPr>
+        <w:t>baccable</w:t>
+      </w:r>
+      <w:proofErr w:type="spellEnd"/>
+      <w:r>
+        <w:rPr>
+          <w:lang w:val="it-IT"/>
+        </w:rPr>
+        <w:t xml:space="preserve"> tornerà ad essere solo un </w:t>
+      </w:r>
+      <w:proofErr w:type="spellStart"/>
+      <w:r>
+        <w:rPr>
+          <w:lang w:val="it-IT"/>
+        </w:rPr>
+        <w:t>baccable</w:t>
+      </w:r>
+      <w:proofErr w:type="spellEnd"/>
+      <w:r>
+        <w:rPr>
+          <w:lang w:val="it-IT"/>
+        </w:rPr>
+        <w:t xml:space="preserve">. Se si desidera nuovamente sniffare sarà necessario scollegare il </w:t>
+      </w:r>
+      <w:proofErr w:type="spellStart"/>
+      <w:r>
+        <w:rPr>
+          <w:lang w:val="it-IT"/>
+        </w:rPr>
+        <w:t>baccable</w:t>
+      </w:r>
+      <w:proofErr w:type="spellEnd"/>
+      <w:r>
+        <w:rPr>
+          <w:lang w:val="it-IT"/>
+        </w:rPr>
+        <w:t xml:space="preserve"> dalla OBD e poi ricollegare cavo USB e successivamente il connettore OBD.</w:t>
+      </w:r>
+    </w:p>
+    <w:p>
+      <w:pPr>
+        <w:spacing w:line="259" w:lineRule="auto"/>
+        <w:rPr>
+          <w:lang w:val="it-IT"/>
+        </w:rPr>
+      </w:pPr>
+      <w:r>
+        <w:rPr>
+          <w:b/>
+          <w:bCs/>
+          <w:lang w:val="it-IT"/>
+        </w:rPr>
+        <w:t>Nota2</w:t>
+      </w:r>
+      <w:r>
+        <w:rPr>
+          <w:lang w:val="it-IT"/>
+        </w:rPr>
+        <w:t xml:space="preserve">: se </w:t>
+      </w:r>
+      <w:r>
+        <w:rPr>
+          <w:lang w:val="it-IT"/>
+        </w:rPr>
+        <w:t xml:space="preserve">non si usa lo sniffer, ricordare di disabilitarla entrando nel </w:t>
+      </w:r>
+      <w:proofErr w:type="spellStart"/>
+      <w:r>
+        <w:rPr>
+          <w:lang w:val="it-IT"/>
+        </w:rPr>
+        <w:t>main</w:t>
+      </w:r>
+      <w:proofErr w:type="spellEnd"/>
+      <w:r>
+        <w:rPr>
+          <w:lang w:val="it-IT"/>
+        </w:rPr>
+        <w:t xml:space="preserve"> setup menu, per ridurre l’effetto delle possibili interferenze tra funzione sniffer e funzione immobilizer nei primi secondi di funzionamento.</w:t>
+      </w:r>
+    </w:p>
+    <w:p>
+      <w:pPr>
+        <w:spacing w:line="259" w:lineRule="auto"/>
+        <w:rPr>
+          <w:lang w:val="it-IT"/>
+        </w:rPr>
+      </w:pPr>
+      <w:r>
+        <w:rPr>
+          <w:lang w:val="it-IT"/>
+        </w:rPr>
+        <w:t xml:space="preserve">Il funzionamento dell’Applicazione </w:t>
+      </w:r>
+      <w:r>
+        <w:rPr>
+          <w:lang w:val="it-IT"/>
+        </w:rPr>
+        <w:t>“</w:t>
+      </w:r>
+      <w:r>
+        <w:rPr>
+          <w:lang w:val="it-IT"/>
+        </w:rPr>
+        <w:t xml:space="preserve">BACCABLE </w:t>
+      </w:r>
+      <w:r>
+        <w:rPr>
+          <w:lang w:val="it-IT"/>
+        </w:rPr>
+        <w:t xml:space="preserve">LOGGER” </w:t>
+      </w:r>
+      <w:proofErr w:type="gramStart"/>
+      <w:r>
+        <w:rPr>
+          <w:lang w:val="it-IT"/>
+        </w:rPr>
+        <w:t>è molto intuitiva</w:t>
+      </w:r>
+      <w:proofErr w:type="gramEnd"/>
+      <w:r>
+        <w:rPr>
+          <w:lang w:val="it-IT"/>
+        </w:rPr>
+        <w:t>:</w:t>
+      </w:r>
+    </w:p>
+    <w:p>
+      <w:pPr>
+        <w:pStyle w:val="Paragrafoelenco"/>
+        <w:numPr>
+          <w:ilvl w:val="0"/>
+          <w:numId w:val="20"/>
+        </w:numPr>
+        <w:spacing w:line="259" w:lineRule="auto"/>
+        <w:rPr>
+          <w:lang w:val="it-IT"/>
+        </w:rPr>
+      </w:pPr>
+      <w:r>
+        <w:rPr>
+          <w:lang w:val="it-IT"/>
+        </w:rPr>
+        <w:t>Alla connessione l’app si aprirà in automatico (concedere i permessi richiesti)</w:t>
+      </w:r>
+    </w:p>
+    <w:p>
+      <w:pPr>
+        <w:pStyle w:val="Paragrafoelenco"/>
+        <w:numPr>
+          <w:ilvl w:val="0"/>
+          <w:numId w:val="26"/>
+        </w:numPr>
+        <w:spacing w:line="259" w:lineRule="auto"/>
+        <w:rPr>
+          <w:lang w:val="it-IT"/>
+        </w:rPr>
+      </w:pPr>
+      <w:r>
+        <w:rPr>
+          <w:lang w:val="it-IT"/>
+        </w:rPr>
+        <w:t xml:space="preserve"> è comunque presente un </w:t>
+      </w:r>
+      <w:r>
+        <w:rPr>
+          <w:lang w:val="it-IT"/>
+        </w:rPr>
+        <w:t>pulsante</w:t>
+      </w:r>
+      <w:r>
+        <w:rPr>
+          <w:lang w:val="it-IT"/>
+        </w:rPr>
+        <w:t xml:space="preserve"> </w:t>
+      </w:r>
+      <w:r>
+        <w:rPr>
+          <w:lang w:val="it-IT"/>
+        </w:rPr>
+        <w:t xml:space="preserve">in alto </w:t>
+      </w:r>
+      <w:r>
+        <w:rPr>
+          <w:lang w:val="it-IT"/>
+        </w:rPr>
+        <w:t>di connessione, anche se tipicamente non occorre usarlo.</w:t>
+      </w:r>
+    </w:p>
+    <w:p>
+      <w:pPr>
+        <w:pStyle w:val="Paragrafoelenco"/>
+        <w:numPr>
+          <w:ilvl w:val="0"/>
+          <w:numId w:val="26"/>
+        </w:numPr>
+        <w:spacing w:line="259" w:lineRule="auto"/>
+        <w:rPr>
+          <w:lang w:val="it-IT"/>
+        </w:rPr>
+      </w:pPr>
+      <w:r>
+        <w:rPr>
+          <w:lang w:val="it-IT"/>
+        </w:rPr>
+        <w:t>è presente un pulsante in alto per applicare un filtro sui pacchetti</w:t>
+      </w:r>
+    </w:p>
+    <w:p>
+      <w:pPr>
+        <w:pStyle w:val="Paragrafoelenco"/>
+        <w:numPr>
+          <w:ilvl w:val="0"/>
+          <w:numId w:val="26"/>
+        </w:numPr>
+        <w:spacing w:line="259" w:lineRule="auto"/>
+        <w:rPr>
+          <w:lang w:val="it-IT"/>
+        </w:rPr>
+      </w:pPr>
+      <w:r>
+        <w:rPr>
+          <w:lang w:val="it-IT"/>
+        </w:rPr>
+        <w:t>è presente un pulsante in alto per visualizzare il log eventi (errori di connessione o perdita pacchetti)</w:t>
+      </w:r>
+    </w:p>
+    <w:p>
+      <w:pPr>
+        <w:pStyle w:val="Paragrafoelenco"/>
+        <w:numPr>
+          <w:ilvl w:val="0"/>
+          <w:numId w:val="26"/>
+        </w:numPr>
+        <w:spacing w:line="259" w:lineRule="auto"/>
+        <w:rPr>
+          <w:lang w:val="it-IT"/>
+        </w:rPr>
+      </w:pPr>
+      <w:r>
+        <w:rPr>
+          <w:lang w:val="it-IT"/>
+        </w:rPr>
+        <w:t xml:space="preserve">è presente un tasto per condividere via </w:t>
+      </w:r>
+      <w:proofErr w:type="spellStart"/>
+      <w:r>
+        <w:rPr>
+          <w:lang w:val="it-IT"/>
+        </w:rPr>
+        <w:t>telegram</w:t>
+      </w:r>
+      <w:proofErr w:type="spellEnd"/>
+      <w:r>
+        <w:rPr>
+          <w:lang w:val="it-IT"/>
+        </w:rPr>
+        <w:t xml:space="preserve"> whatsapp email </w:t>
+      </w:r>
+      <w:proofErr w:type="spellStart"/>
+      <w:r>
+        <w:rPr>
+          <w:lang w:val="it-IT"/>
+        </w:rPr>
+        <w:t>etc</w:t>
+      </w:r>
+      <w:proofErr w:type="spellEnd"/>
+      <w:r>
+        <w:rPr>
+          <w:lang w:val="it-IT"/>
+        </w:rPr>
+        <w:t>, il file appena registrato (formato CSV) e il file di log (formato TXT). Nella versione per windows questo tasto da accesso alla cartella ove sono registrati tutti i files.</w:t>
+      </w:r>
+    </w:p>
+    <w:p>
+      <w:pPr>
+        <w:pStyle w:val="Paragrafoelenco"/>
+        <w:numPr>
+          <w:ilvl w:val="0"/>
+          <w:numId w:val="26"/>
+        </w:numPr>
+        <w:spacing w:line="259" w:lineRule="auto"/>
+        <w:rPr>
+          <w:lang w:val="it-IT"/>
+        </w:rPr>
+      </w:pPr>
+      <w:r>
+        <w:rPr>
+          <w:lang w:val="it-IT"/>
+        </w:rPr>
+        <w:t>In caso di perdita pacchetti sulla parte alta della finestra una indicazione rossa segnalerà PACKET LOSS.</w:t>
+      </w:r>
+    </w:p>
+    <w:p>
+      <w:pPr>
+        <w:pStyle w:val="Paragrafoelenco"/>
+        <w:numPr>
+          <w:ilvl w:val="0"/>
+          <w:numId w:val="26"/>
+        </w:numPr>
+        <w:spacing w:line="259" w:lineRule="auto"/>
+        <w:rPr>
+          <w:lang w:val="it-IT"/>
+        </w:rPr>
+      </w:pPr>
+      <w:r>
+        <w:rPr>
+          <w:lang w:val="it-IT"/>
+        </w:rPr>
+        <w:lastRenderedPageBreak/>
+        <w:t>ogni volta che viene premuto il tasto di connessione, un nuovo file recording.CSV e log.TXT verranno creati.</w:t>
+      </w:r>
+    </w:p>
+    <w:p>
+      <w:pPr>
+        <w:pStyle w:val="Titolo2"/>
+        <w:rPr>
+          <w:rStyle w:val="Enfasigrassetto"/>
+          <w:rFonts w:asciiTheme="minorHAnsi" w:hAnsiTheme="minorHAnsi" w:cstheme="minorHAnsi"/>
+          <w:color w:val="auto"/>
+        </w:rPr>
+      </w:pPr>
+      <w:bookmarkStart w:id="21" w:name="_Toc238745279"/>
+      <w:r>
+        <w:rPr>
+          <w:rStyle w:val="Enfasigrassetto"/>
+          <w:rFonts w:asciiTheme="minorHAnsi" w:hAnsiTheme="minorHAnsi" w:cstheme="minorHAnsi"/>
+          <w:color w:val="auto"/>
+        </w:rPr>
+        <w:t>2.3</w:t>
+      </w:r>
+      <w:r>
+        <w:rPr>
+          <w:rStyle w:val="Enfasigrassetto"/>
+          <w:rFonts w:asciiTheme="minorHAnsi" w:hAnsiTheme="minorHAnsi" w:cstheme="minorHAnsi"/>
+          <w:color w:val="auto"/>
+        </w:rPr>
+        <w:tab/>
+      </w:r>
+      <w:proofErr w:type="spellStart"/>
+      <w:r>
+        <w:rPr>
+          <w:rStyle w:val="Enfasigrassetto"/>
+          <w:rFonts w:asciiTheme="minorHAnsi" w:hAnsiTheme="minorHAnsi" w:cstheme="minorHAnsi"/>
+          <w:color w:val="auto"/>
+        </w:rPr>
+        <w:t>Start&amp;Stop</w:t>
+      </w:r>
+      <w:proofErr w:type="spellEnd"/>
+      <w:r>
+        <w:rPr>
+          <w:rStyle w:val="Enfasigrassetto"/>
+          <w:rFonts w:asciiTheme="minorHAnsi" w:hAnsiTheme="minorHAnsi" w:cstheme="minorHAnsi"/>
+          <w:color w:val="auto"/>
+        </w:rPr>
+        <w:t xml:space="preserve"> disabler</w:t>
+      </w:r>
+      <w:bookmarkEnd w:id="21"/>
     </w:p>
     <w:p>
       <w:pPr>
@@ -11035,7 +12269,7 @@
           <w:lang w:val="it-IT"/>
         </w:rPr>
       </w:pPr>
-      <w:bookmarkStart w:id="20" w:name="_Toc238670164"/>
+      <w:bookmarkStart w:id="22" w:name="_Toc238745280"/>
       <w:r>
         <w:rPr>
           <w:rStyle w:val="Enfasigrassetto"/>
@@ -11056,7 +12290,7 @@
         <w:tab/>
         <w:t>Immobilizer</w:t>
       </w:r>
-      <w:bookmarkEnd w:id="20"/>
+      <w:bookmarkEnd w:id="22"/>
     </w:p>
     <w:p>
       <w:pPr>
@@ -11294,7 +12528,7 @@
           <w:lang w:val="it-IT"/>
         </w:rPr>
       </w:pPr>
-      <w:bookmarkStart w:id="21" w:name="_Toc238670165"/>
+      <w:bookmarkStart w:id="23" w:name="_Toc238745281"/>
       <w:r>
         <w:rPr>
           <w:rStyle w:val="Enfasigrassetto"/>
@@ -11314,7 +12548,7 @@
         <w:tab/>
         <w:t>Led Strip Controller</w:t>
       </w:r>
-      <w:bookmarkEnd w:id="21"/>
+      <w:bookmarkEnd w:id="23"/>
     </w:p>
     <w:p>
       <w:pPr>
@@ -11352,7 +12586,7 @@
           <w:lang w:val="it-IT"/>
         </w:rPr>
       </w:pPr>
-      <w:bookmarkStart w:id="22" w:name="_Hlk196906554"/>
+      <w:bookmarkStart w:id="24" w:name="_Hlk196906554"/>
       <w:r>
         <w:rPr>
           <w:b/>
@@ -11368,7 +12602,7 @@
         <w:t>: Si tratta di una funzione abilitabile e disabilitabile da SETUP MENU di cui para.2.1.</w:t>
       </w:r>
     </w:p>
-    <w:bookmarkEnd w:id="22"/>
+    <w:bookmarkEnd w:id="24"/>
     <w:p>
       <w:pPr>
         <w:pStyle w:val="Paragrafoelenco"/>
@@ -11464,7 +12698,7 @@
                     </pic:cNvPicPr>
                   </pic:nvPicPr>
                   <pic:blipFill>
-                    <a:blip r:embed="rId32">
+                    <a:blip r:embed="rId33">
                       <a:extLst>
                         <a:ext uri="{28A0092B-C50C-407E-A947-70E740481C1C}">
                           <a14:useLocalDpi xmlns:a14="http://schemas.microsoft.com/office/drawing/2010/main" val="0"/>
@@ -11537,7 +12771,7 @@
           <w:lang w:val="it-IT"/>
         </w:rPr>
       </w:pPr>
-      <w:bookmarkStart w:id="23" w:name="_Toc238670166"/>
+      <w:bookmarkStart w:id="25" w:name="_Toc238745282"/>
       <w:r>
         <w:rPr>
           <w:rStyle w:val="Enfasigrassetto"/>
@@ -11557,7 +12791,7 @@
         <w:tab/>
         <w:t>Shift</w:t>
       </w:r>
-      <w:bookmarkEnd w:id="23"/>
+      <w:bookmarkEnd w:id="25"/>
     </w:p>
     <w:p>
       <w:pPr>
@@ -11672,7 +12906,7 @@
           <w:lang w:val="it-IT"/>
         </w:rPr>
       </w:pPr>
-      <w:bookmarkStart w:id="24" w:name="_Toc238670167"/>
+      <w:bookmarkStart w:id="26" w:name="_Toc238745283"/>
       <w:r>
         <w:rPr>
           <w:rStyle w:val="Enfasigrassetto"/>
@@ -11692,7 +12926,7 @@
         <w:tab/>
         <w:t>My23 IPC</w:t>
       </w:r>
-      <w:bookmarkEnd w:id="24"/>
+      <w:bookmarkEnd w:id="26"/>
     </w:p>
     <w:p>
       <w:pPr>
@@ -11759,7 +12993,7 @@
           <w:lang w:val="it-IT"/>
         </w:rPr>
       </w:pPr>
-      <w:bookmarkStart w:id="25" w:name="_Toc238670168"/>
+      <w:bookmarkStart w:id="27" w:name="_Toc238745284"/>
       <w:r>
         <w:rPr>
           <w:rStyle w:val="Enfasigrassetto"/>
@@ -11780,7 +13014,7 @@
         <w:tab/>
         <w:t>Parametri su Cruscotto</w:t>
       </w:r>
-      <w:bookmarkEnd w:id="25"/>
+      <w:bookmarkEnd w:id="27"/>
     </w:p>
     <w:p>
       <w:pPr>
@@ -11820,7 +13054,7 @@
           <w:lang w:val="it-IT"/>
         </w:rPr>
       </w:pPr>
-      <w:bookmarkStart w:id="26" w:name="_Hlk196906842"/>
+      <w:bookmarkStart w:id="28" w:name="_Hlk196906842"/>
       <w:r>
         <w:rPr>
           <w:b/>
@@ -11836,7 +13070,7 @@
         <w:t>: Dal SETUP MENU di cui para.2.1, è possibile scegliere se impostare i parametri per il motore BENZINA (GASOLINE) o per il DIESEL.</w:t>
       </w:r>
     </w:p>
-    <w:bookmarkEnd w:id="26"/>
+    <w:bookmarkEnd w:id="28"/>
     <w:p>
       <w:pPr>
         <w:rPr>
@@ -16939,7 +18173,7 @@
                 <w14:ligatures w14:val="none"/>
               </w:rPr>
             </w:pPr>
-            <w:bookmarkStart w:id="27" w:name="_Hlk205138045"/>
+            <w:bookmarkStart w:id="29" w:name="_Hlk205138045"/>
             <w:r>
               <w:rPr>
                 <w:rFonts w:ascii="Calibri" w:eastAsia="Times New Roman" w:hAnsi="Calibri" w:cs="Calibri"/>
@@ -17540,7 +18774,7 @@
           </w:p>
         </w:tc>
       </w:tr>
-      <w:bookmarkEnd w:id="27"/>
+      <w:bookmarkEnd w:id="29"/>
     </w:tbl>
     <w:p>
       <w:pPr>
@@ -20318,7 +21552,7 @@
                 <w14:ligatures w14:val="none"/>
               </w:rPr>
             </w:pPr>
-            <w:bookmarkStart w:id="28" w:name="_Hlk205138116"/>
+            <w:bookmarkStart w:id="30" w:name="_Hlk205138116"/>
             <w:r>
               <w:rPr>
                 <w:rFonts w:ascii="Calibri" w:eastAsia="Times New Roman" w:hAnsi="Calibri" w:cs="Calibri"/>
@@ -20904,7 +22138,7 @@
           </w:p>
         </w:tc>
       </w:tr>
-      <w:bookmarkEnd w:id="28"/>
+      <w:bookmarkEnd w:id="30"/>
       <w:tr>
         <w:trPr>
           <w:cantSplit/>
@@ -23162,7 +24396,7 @@
                 <w14:ligatures w14:val="none"/>
               </w:rPr>
             </w:pPr>
-            <w:bookmarkStart w:id="29" w:name="_Hlk205138164"/>
+            <w:bookmarkStart w:id="31" w:name="_Hlk205138164"/>
             <w:r>
               <w:rPr>
                 <w:rFonts w:ascii="Calibri" w:eastAsia="Times New Roman" w:hAnsi="Calibri" w:cs="Calibri"/>
@@ -23764,7 +24998,7 @@
           </w:p>
         </w:tc>
       </w:tr>
-      <w:bookmarkEnd w:id="29"/>
+      <w:bookmarkEnd w:id="31"/>
     </w:tbl>
     <w:p>
       <w:pPr>
@@ -23812,7 +25046,7 @@
           <w:lang w:val="it-IT"/>
         </w:rPr>
       </w:pPr>
-      <w:bookmarkStart w:id="30" w:name="_Toc238670169"/>
+      <w:bookmarkStart w:id="32" w:name="_Toc238745285"/>
       <w:r>
         <w:rPr>
           <w:rStyle w:val="Enfasigrassetto"/>
@@ -23833,7 +25067,7 @@
         <w:tab/>
         <w:t>Route</w:t>
       </w:r>
-      <w:bookmarkEnd w:id="30"/>
+      <w:bookmarkEnd w:id="32"/>
     </w:p>
     <w:p>
       <w:pPr>
@@ -24172,7 +25406,7 @@
                     </pic:cNvPicPr>
                   </pic:nvPicPr>
                   <pic:blipFill rotWithShape="1">
-                    <a:blip r:embed="rId33">
+                    <a:blip r:embed="rId34">
                       <a:extLst>
                         <a:ext uri="{28A0092B-C50C-407E-A947-70E740481C1C}">
                           <a14:useLocalDpi xmlns:a14="http://schemas.microsoft.com/office/drawing/2010/main" val="0"/>
@@ -24251,7 +25485,7 @@
           <w:lang w:val="it-IT"/>
         </w:rPr>
       </w:pPr>
-      <w:bookmarkStart w:id="31" w:name="_Toc238670170"/>
+      <w:bookmarkStart w:id="33" w:name="_Toc238745286"/>
       <w:r>
         <w:rPr>
           <w:rStyle w:val="Enfasigrassetto"/>
@@ -24271,7 +25505,7 @@
         <w:tab/>
         <w:t>ESC+TC Customizator</w:t>
       </w:r>
-      <w:bookmarkEnd w:id="31"/>
+      <w:bookmarkEnd w:id="33"/>
     </w:p>
     <w:p>
       <w:pPr>
@@ -24377,7 +25611,7 @@
           <w:lang w:val="it-IT"/>
         </w:rPr>
       </w:pPr>
-      <w:bookmarkStart w:id="32" w:name="_Toc238670171"/>
+      <w:bookmarkStart w:id="34" w:name="_Toc238745287"/>
       <w:r>
         <w:rPr>
           <w:rStyle w:val="Enfasigrassetto"/>
@@ -24398,7 +25632,7 @@
         <w:tab/>
         <w:t>DYNO</w:t>
       </w:r>
-      <w:bookmarkEnd w:id="32"/>
+      <w:bookmarkEnd w:id="34"/>
     </w:p>
     <w:p>
       <w:pPr>
@@ -24612,7 +25846,7 @@
           <w:lang w:val="it-IT"/>
         </w:rPr>
       </w:pPr>
-      <w:bookmarkStart w:id="33" w:name="_Toc238670172"/>
+      <w:bookmarkStart w:id="35" w:name="_Toc238745288"/>
       <w:r>
         <w:rPr>
           <w:rStyle w:val="Enfasigrassetto"/>
@@ -24632,7 +25866,7 @@
         <w:tab/>
         <w:t>ACC Virtual Pad</w:t>
       </w:r>
-      <w:bookmarkEnd w:id="33"/>
+      <w:bookmarkEnd w:id="35"/>
     </w:p>
     <w:p>
       <w:pPr>
@@ -24758,7 +25992,7 @@
           <w:lang w:val="it-IT"/>
         </w:rPr>
       </w:pPr>
-      <w:bookmarkStart w:id="34" w:name="_Toc238670173"/>
+      <w:bookmarkStart w:id="36" w:name="_Toc238745289"/>
       <w:r>
         <w:rPr>
           <w:rStyle w:val="Enfasigrassetto"/>
@@ -24778,7 +26012,7 @@
         <w:tab/>
         <w:t>CLEAR FAULTS</w:t>
       </w:r>
-      <w:bookmarkEnd w:id="34"/>
+      <w:bookmarkEnd w:id="36"/>
     </w:p>
     <w:p>
       <w:pPr>
@@ -24856,7 +26090,7 @@
           <w:lang w:val="it-IT"/>
         </w:rPr>
       </w:pPr>
-      <w:bookmarkStart w:id="35" w:name="_Toc238670174"/>
+      <w:bookmarkStart w:id="37" w:name="_Toc238745290"/>
       <w:r>
         <w:rPr>
           <w:rStyle w:val="Enfasigrassetto"/>
@@ -24876,7 +26110,7 @@
         <w:tab/>
         <w:t>REGENERATION ALERT</w:t>
       </w:r>
-      <w:bookmarkEnd w:id="35"/>
+      <w:bookmarkEnd w:id="37"/>
     </w:p>
     <w:p>
       <w:pPr>
@@ -24948,7 +26182,7 @@
           <w:lang w:val="it-IT"/>
         </w:rPr>
       </w:pPr>
-      <w:bookmarkStart w:id="36" w:name="_Toc238670175"/>
+      <w:bookmarkStart w:id="38" w:name="_Toc238745291"/>
       <w:r>
         <w:rPr>
           <w:rStyle w:val="Enfasigrassetto"/>
@@ -24968,7 +26202,7 @@
         <w:tab/>
         <w:t>4WD DISABLER</w:t>
       </w:r>
-      <w:bookmarkEnd w:id="36"/>
+      <w:bookmarkEnd w:id="38"/>
     </w:p>
     <w:p>
       <w:pPr>
@@ -25075,7 +26309,7 @@
           <w:lang w:val="it-IT"/>
         </w:rPr>
       </w:pPr>
-      <w:bookmarkStart w:id="37" w:name="_Toc238670176"/>
+      <w:bookmarkStart w:id="39" w:name="_Toc238745292"/>
       <w:r>
         <w:rPr>
           <w:rStyle w:val="Enfasigrassetto"/>
@@ -25095,7 +26329,7 @@
         <w:tab/>
         <w:t>BRAKES OVERRIDE</w:t>
       </w:r>
-      <w:bookmarkEnd w:id="37"/>
+      <w:bookmarkEnd w:id="39"/>
     </w:p>
     <w:p>
       <w:pPr>
@@ -25187,7 +26421,7 @@
           <w:lang w:val="it-IT"/>
         </w:rPr>
       </w:pPr>
-      <w:bookmarkStart w:id="38" w:name="_Toc238670177"/>
+      <w:bookmarkStart w:id="40" w:name="_Toc238745293"/>
       <w:r>
         <w:rPr>
           <w:rStyle w:val="Enfasigrassetto"/>
@@ -25207,7 +26441,7 @@
         <w:tab/>
         <w:t>Launch Assist</w:t>
       </w:r>
-      <w:bookmarkEnd w:id="38"/>
+      <w:bookmarkEnd w:id="40"/>
     </w:p>
     <w:p>
       <w:pPr>
@@ -25289,7 +26523,7 @@
           <w:lang w:val="it-IT"/>
         </w:rPr>
       </w:pPr>
-      <w:bookmarkStart w:id="39" w:name="_Toc238670178"/>
+      <w:bookmarkStart w:id="41" w:name="_Toc238745294"/>
       <w:r>
         <w:rPr>
           <w:rStyle w:val="Enfasigrassetto"/>
@@ -25309,7 +26543,7 @@
         <w:tab/>
         <w:t>Burn Out</w:t>
       </w:r>
-      <w:bookmarkEnd w:id="39"/>
+      <w:bookmarkEnd w:id="41"/>
     </w:p>
     <w:p>
       <w:pPr>
@@ -25467,7 +26701,7 @@
           <w:lang w:val="it-IT"/>
         </w:rPr>
       </w:pPr>
-      <w:bookmarkStart w:id="40" w:name="_Toc238670179"/>
+      <w:bookmarkStart w:id="42" w:name="_Toc238745295"/>
       <w:r>
         <w:rPr>
           <w:rStyle w:val="Enfasigrassetto"/>
@@ -25488,7 +26722,7 @@
         <w:tab/>
         <w:t>REMOTE START</w:t>
       </w:r>
-      <w:bookmarkEnd w:id="40"/>
+      <w:bookmarkEnd w:id="42"/>
     </w:p>
     <w:p>
       <w:pPr>
@@ -25528,7 +26762,7 @@
           <w:lang w:val="it-IT"/>
         </w:rPr>
       </w:pPr>
-      <w:bookmarkStart w:id="41" w:name="_Toc238670180"/>
+      <w:bookmarkStart w:id="43" w:name="_Toc238745296"/>
       <w:r>
         <w:rPr>
           <w:rStyle w:val="Enfasigrassetto"/>
@@ -25548,35 +26782,167 @@
         <w:tab/>
         <w:t>READ FAULTS</w:t>
       </w:r>
-      <w:bookmarkEnd w:id="41"/>
+      <w:bookmarkEnd w:id="43"/>
     </w:p>
     <w:p>
       <w:pPr>
         <w:jc w:val="both"/>
+        <w:rPr>
+          <w:lang w:val="it-IT"/>
+        </w:rPr>
+      </w:pPr>
+      <w:r>
         <w:rPr>
           <w:b/>
           <w:bCs/>
           <w:lang w:val="it-IT"/>
         </w:rPr>
-      </w:pPr>
-      <w:r>
-        <w:rPr>
-          <w:b/>
-          <w:bCs/>
-          <w:lang w:val="it-IT"/>
-        </w:rPr>
-        <w:t>In fase di sviluppo. Non attivare tale funzione</w:t>
+        <w:t xml:space="preserve">Breve descrizione: </w:t>
+      </w:r>
+      <w:r>
+        <w:rPr>
+          <w:lang w:val="it-IT"/>
+        </w:rPr>
+        <w:t xml:space="preserve">Permette di leggere gli errori dalle centraline del veicolo (per ora solo </w:t>
+      </w:r>
+      <w:r>
+        <w:rPr>
+          <w:lang w:val="it-IT"/>
+        </w:rPr>
+        <w:t xml:space="preserve">dal </w:t>
+      </w:r>
+      <w:r>
+        <w:rPr>
+          <w:lang w:val="it-IT"/>
+        </w:rPr>
+        <w:t>Body</w:t>
+      </w:r>
+      <w:r>
+        <w:rPr>
+          <w:lang w:val="it-IT"/>
+        </w:rPr>
+        <w:t xml:space="preserve"> Computer</w:t>
+      </w:r>
+      <w:r>
+        <w:rPr>
+          <w:lang w:val="it-IT"/>
+        </w:rPr>
+        <w:t>)</w:t>
       </w:r>
     </w:p>
     <w:p>
       <w:pPr>
         <w:jc w:val="both"/>
         <w:rPr>
-          <w:b/>
-          <w:bCs/>
-          <w:lang w:val="it-IT"/>
-        </w:rPr>
-      </w:pPr>
+          <w:lang w:val="it-IT"/>
+        </w:rPr>
+      </w:pPr>
+      <w:r>
+        <w:rPr>
+          <w:lang w:val="it-IT"/>
+        </w:rPr>
+        <w:t>La funzione READ FAULTS andrà preliminarmente attivata accedendo al M</w:t>
+      </w:r>
+      <w:r>
+        <w:rPr>
+          <w:lang w:val="it-IT"/>
+        </w:rPr>
+        <w:t>A</w:t>
+      </w:r>
+      <w:r>
+        <w:rPr>
+          <w:lang w:val="it-IT"/>
+        </w:rPr>
+        <w:t xml:space="preserve">IN SETUP MENU, selezionando la funzione READ FAULTS, e </w:t>
+      </w:r>
+      <w:r>
+        <w:rPr>
+          <w:lang w:val="it-IT"/>
+        </w:rPr>
+        <w:t xml:space="preserve">poi selezionando </w:t>
+      </w:r>
+      <w:r>
+        <w:rPr>
+          <w:lang w:val="it-IT"/>
+        </w:rPr>
+        <w:t xml:space="preserve">la voce SAVE&amp;EXIT per salvare permanentemente l’impostazione. A questo punto sul menu principale comparirà una nuova voce READ FAULTS. Premendo il tasto RES o DISTANCE </w:t>
+      </w:r>
+      <w:r>
+        <w:rPr>
+          <w:lang w:val="it-IT"/>
+        </w:rPr>
+        <w:t xml:space="preserve">(sul volante) </w:t>
+      </w:r>
+      <w:r>
+        <w:rPr>
+          <w:lang w:val="it-IT"/>
+        </w:rPr>
+        <w:t xml:space="preserve">dopo essersi posizionati </w:t>
+      </w:r>
+      <w:r>
+        <w:rPr>
+          <w:lang w:val="it-IT"/>
+        </w:rPr>
+        <w:t xml:space="preserve">sulla voce READ FAULTS del menu principale del BACCABLE, comparirà una indicazione WAIT per indicare la necessità di attendere che i guasti vengano letti dalla centralina del veicolo. </w:t>
+      </w:r>
+      <w:r>
+        <w:rPr>
+          <w:lang w:val="it-IT"/>
+        </w:rPr>
+        <w:t>Al termine della lettura si accederà in automatico ad un sottomenu che mostrerà i guasti rilevati, identificati dal loro codice di errore</w:t>
+      </w:r>
+      <w:r>
+        <w:rPr>
+          <w:lang w:val="it-IT"/>
+        </w:rPr>
+        <w:t xml:space="preserve"> e il nome della centralina cui fanno </w:t>
+      </w:r>
+      <w:proofErr w:type="spellStart"/>
+      <w:r>
+        <w:rPr>
+          <w:lang w:val="it-IT"/>
+        </w:rPr>
+        <w:t>capio</w:t>
+      </w:r>
+      <w:proofErr w:type="spellEnd"/>
+      <w:r>
+        <w:rPr>
+          <w:lang w:val="it-IT"/>
+        </w:rPr>
+        <w:t>. S</w:t>
+      </w:r>
+      <w:r>
+        <w:rPr>
+          <w:lang w:val="it-IT"/>
+        </w:rPr>
+        <w:t xml:space="preserve">arà </w:t>
+      </w:r>
+      <w:r>
+        <w:rPr>
+          <w:lang w:val="it-IT"/>
+        </w:rPr>
+        <w:t xml:space="preserve">dunque </w:t>
+      </w:r>
+      <w:r>
+        <w:rPr>
+          <w:lang w:val="it-IT"/>
+        </w:rPr>
+        <w:t>possibile scorrere la lista con i tasti su-</w:t>
+      </w:r>
+      <w:proofErr w:type="spellStart"/>
+      <w:r>
+        <w:rPr>
+          <w:lang w:val="it-IT"/>
+        </w:rPr>
+        <w:t>giu</w:t>
+      </w:r>
+      <w:proofErr w:type="spellEnd"/>
+      <w:r>
+        <w:rPr>
+          <w:lang w:val="it-IT"/>
+        </w:rPr>
+        <w:t xml:space="preserve"> del tastierino del Cruise control. Per tornare al menu principale è sufficiente premere nuovamente il tasto RES o DISTANCE sul volante.</w:t>
+      </w:r>
     </w:p>
     <w:p>
       <w:pPr>
@@ -25588,7 +26954,7 @@
           <w:lang w:val="it-IT"/>
         </w:rPr>
       </w:pPr>
-      <w:bookmarkStart w:id="42" w:name="_Toc238670181"/>
+      <w:bookmarkStart w:id="44" w:name="_Toc238745297"/>
       <w:r>
         <w:rPr>
           <w:rStyle w:val="Enfasigrassetto"/>
@@ -25608,7 +26974,7 @@
         <w:tab/>
         <w:t>ODOMETER BLINK</w:t>
       </w:r>
-      <w:bookmarkEnd w:id="42"/>
+      <w:bookmarkEnd w:id="44"/>
     </w:p>
     <w:p>
       <w:pPr>
@@ -25848,7 +27214,7 @@
         </w:rPr>
         <w:t xml:space="preserve"> ben descritta sul link seguente: </w:t>
       </w:r>
-      <w:hyperlink r:id="rId34" w:history="1">
+      <w:hyperlink r:id="rId35" w:history="1">
         <w:r>
           <w:rPr>
             <w:rStyle w:val="Collegamentoipertestuale"/>
@@ -25924,6 +27290,7 @@
           <w:lang w:eastAsia="zh-CN"/>
           <w14:ligatures w14:val="standardContextual"/>
         </w:rPr>
+        <w:lastRenderedPageBreak/>
         <w:t>L’abilitazione della Race mediante allineamento Proxy, determina la perdita delle mappe pedale ovvero tutti gli stili di guida DNA assumono la mappa della modalit</w:t>
       </w:r>
       <w:r>
@@ -26212,7 +27579,16 @@
           <w:lang w:eastAsia="zh-CN"/>
           <w14:ligatures w14:val="standardContextual"/>
         </w:rPr>
-        <w:t xml:space="preserve">avvenuta scrittura con successo della ECU motore, </w:t>
+        <w:t>avvenuta scrittura con successo della ECU motore, dobbiamo sfilare nuovamente l</w:t>
+      </w:r>
+      <w:r>
+        <w:rPr>
+          <w:rFonts w:asciiTheme="minorHAnsi" w:eastAsiaTheme="minorEastAsia" w:hAnsiTheme="minorHAnsi" w:cstheme="minorBidi" w:hint="eastAsia"/>
+          <w:kern w:val="2"/>
+          <w:lang w:eastAsia="zh-CN"/>
+          <w14:ligatures w14:val="standardContextual"/>
+        </w:rPr>
+        <w:t>’</w:t>
       </w:r>
       <w:r>
         <w:rPr>
@@ -26221,8 +27597,7 @@
           <w:lang w:eastAsia="zh-CN"/>
           <w14:ligatures w14:val="standardContextual"/>
         </w:rPr>
-        <w:lastRenderedPageBreak/>
-        <w:t>dobbiamo sfilare nuovamente l</w:t>
+        <w:t>elm327, o scollegare il cavo USB se impieghiamo un elm327 usb, per impedire a Multiecuscan di scrivere le altre ECU. A questo punto spegnendo e riaccendendo il veicolo, dopo un p</w:t>
       </w:r>
       <w:r>
         <w:rPr>
@@ -26231,7 +27606,7 @@
           <w:lang w:eastAsia="zh-CN"/>
           <w14:ligatures w14:val="standardContextual"/>
         </w:rPr>
-        <w:t>’</w:t>
+        <w:t>ó</w:t>
       </w:r>
       <w:r>
         <w:rPr>
@@ -26240,7 +27615,7 @@
           <w:lang w:eastAsia="zh-CN"/>
           <w14:ligatures w14:val="standardContextual"/>
         </w:rPr>
-        <w:t>elm327, o scollegare il cavo USB se impieghiamo un elm327 usb, per impedire a Multiecuscan di scrivere le altre ECU. A questo punto spegnendo e riaccendendo il veicolo, dopo un p</w:t>
+        <w:t>, l</w:t>
       </w:r>
       <w:r>
         <w:rPr>
@@ -26249,7 +27624,7 @@
           <w:lang w:eastAsia="zh-CN"/>
           <w14:ligatures w14:val="standardContextual"/>
         </w:rPr>
-        <w:t>ó</w:t>
+        <w:t>’</w:t>
       </w:r>
       <w:r>
         <w:rPr>
@@ -26258,7 +27633,7 @@
           <w:lang w:eastAsia="zh-CN"/>
           <w14:ligatures w14:val="standardContextual"/>
         </w:rPr>
-        <w:t>, l</w:t>
+        <w:t>odometro inizier</w:t>
       </w:r>
       <w:r>
         <w:rPr>
@@ -26267,7 +27642,7 @@
           <w:lang w:eastAsia="zh-CN"/>
           <w14:ligatures w14:val="standardContextual"/>
         </w:rPr>
-        <w:t>’</w:t>
+        <w:t>à</w:t>
       </w:r>
       <w:r>
         <w:rPr>
@@ -26276,7 +27651,7 @@
           <w:lang w:eastAsia="zh-CN"/>
           <w14:ligatures w14:val="standardContextual"/>
         </w:rPr>
-        <w:t>odometro inizier</w:t>
+        <w:t xml:space="preserve"> a lampeggiare per segnalare un allineamento proxy non completo, le mappe pedale funzioneranno come in origine, cio</w:t>
       </w:r>
       <w:r>
         <w:rPr>
@@ -26285,7 +27660,7 @@
           <w:lang w:eastAsia="zh-CN"/>
           <w14:ligatures w14:val="standardContextual"/>
         </w:rPr>
-        <w:t>à</w:t>
+        <w:t>è</w:t>
       </w:r>
       <w:r>
         <w:rPr>
@@ -26294,7 +27669,7 @@
           <w:lang w:eastAsia="zh-CN"/>
           <w14:ligatures w14:val="standardContextual"/>
         </w:rPr>
-        <w:t xml:space="preserve"> a lampeggiare per segnalare un allineamento proxy non completo, le mappe pedale funzioneranno come in origine, cio</w:t>
+        <w:t xml:space="preserve"> funzioneranno correttamente, e la funzione ESC/TC del BACCABLE funzioner</w:t>
       </w:r>
       <w:r>
         <w:rPr>
@@ -26303,7 +27678,7 @@
           <w:lang w:eastAsia="zh-CN"/>
           <w14:ligatures w14:val="standardContextual"/>
         </w:rPr>
-        <w:t>è</w:t>
+        <w:t>à</w:t>
       </w:r>
       <w:r>
         <w:rPr>
@@ -26312,7 +27687,7 @@
           <w:lang w:eastAsia="zh-CN"/>
           <w14:ligatures w14:val="standardContextual"/>
         </w:rPr>
-        <w:t xml:space="preserve"> funzioneranno correttamente, e la funzione ESC/TC del BACCABLE funzioner</w:t>
+        <w:t xml:space="preserve"> regolarmente. Per eliminare il fastidioso lampeggio del l</w:t>
       </w:r>
       <w:r>
         <w:rPr>
@@ -26321,7 +27696,7 @@
           <w:lang w:eastAsia="zh-CN"/>
           <w14:ligatures w14:val="standardContextual"/>
         </w:rPr>
-        <w:t>à</w:t>
+        <w:t>’</w:t>
       </w:r>
       <w:r>
         <w:rPr>
@@ -26330,24 +27705,6 @@
           <w:lang w:eastAsia="zh-CN"/>
           <w14:ligatures w14:val="standardContextual"/>
         </w:rPr>
-        <w:t xml:space="preserve"> regolarmente. Per eliminare il fastidioso lampeggio del l</w:t>
-      </w:r>
-      <w:r>
-        <w:rPr>
-          <w:rFonts w:asciiTheme="minorHAnsi" w:eastAsiaTheme="minorEastAsia" w:hAnsiTheme="minorHAnsi" w:cstheme="minorBidi" w:hint="eastAsia"/>
-          <w:kern w:val="2"/>
-          <w:lang w:eastAsia="zh-CN"/>
-          <w14:ligatures w14:val="standardContextual"/>
-        </w:rPr>
-        <w:t>’</w:t>
-      </w:r>
-      <w:r>
-        <w:rPr>
-          <w:rFonts w:asciiTheme="minorHAnsi" w:eastAsiaTheme="minorEastAsia" w:hAnsiTheme="minorHAnsi" w:cstheme="minorBidi"/>
-          <w:kern w:val="2"/>
-          <w:lang w:eastAsia="zh-CN"/>
-          <w14:ligatures w14:val="standardContextual"/>
-        </w:rPr>
         <w:t>odometro, selezioneremo la funzione ODOMETER BLINK su setup menu del BACCABLE.</w:t>
       </w:r>
     </w:p>
@@ -26371,7 +27728,7 @@
           <w:lang w:val="it-IT"/>
         </w:rPr>
       </w:pPr>
-      <w:bookmarkStart w:id="43" w:name="_Toc238670182"/>
+      <w:bookmarkStart w:id="45" w:name="_Toc238745298"/>
       <w:r>
         <w:rPr>
           <w:rStyle w:val="Enfasigrassetto"/>
@@ -26391,7 +27748,7 @@
         <w:tab/>
         <w:t>SEAT BELT ALARM</w:t>
       </w:r>
-      <w:bookmarkEnd w:id="43"/>
+      <w:bookmarkEnd w:id="45"/>
     </w:p>
     <w:p>
       <w:pPr>
@@ -26537,7 +27894,7 @@
           <w:lang w:val="it-IT"/>
         </w:rPr>
       </w:pPr>
-      <w:bookmarkStart w:id="44" w:name="_Toc238670183"/>
+      <w:bookmarkStart w:id="46" w:name="_Toc238745299"/>
       <w:r>
         <w:rPr>
           <w:rStyle w:val="Enfasigrassetto"/>
@@ -26557,7 +27914,7 @@
         <w:tab/>
         <w:t>PEDAL BOOSTER</w:t>
       </w:r>
-      <w:bookmarkEnd w:id="44"/>
+      <w:bookmarkEnd w:id="46"/>
     </w:p>
     <w:p>
       <w:pPr>
@@ -26653,6 +28010,7 @@
         <w:rPr>
           <w:lang w:val="it-IT"/>
         </w:rPr>
+        <w:lastRenderedPageBreak/>
         <w:t>Su setup menu è possibile impostare la funzione come segue (menu rotativo azionato alla pressione del tasto RES e DISTANCE):</w:t>
       </w:r>
     </w:p>
@@ -26755,7 +28113,6 @@
           <w:bCs/>
           <w:lang w:val="it-IT"/>
         </w:rPr>
-        <w:lastRenderedPageBreak/>
         <w:t>Pedal Booster A Map</w:t>
       </w:r>
       <w:r>
@@ -26865,7 +28222,7 @@
           <w:lang w:val="it-IT"/>
         </w:rPr>
       </w:pPr>
-      <w:bookmarkStart w:id="45" w:name="_Toc238670184"/>
+      <w:bookmarkStart w:id="47" w:name="_Toc238745300"/>
       <w:r>
         <w:rPr>
           <w:rStyle w:val="Enfasigrassetto"/>
@@ -26885,7 +28242,7 @@
         <w:tab/>
         <w:t>MAIN SETUP MENU</w:t>
       </w:r>
-      <w:bookmarkEnd w:id="45"/>
+      <w:bookmarkEnd w:id="47"/>
     </w:p>
     <w:p>
       <w:pPr>
@@ -26912,7 +28269,7 @@
           <w:lang w:val="it-IT"/>
         </w:rPr>
       </w:pPr>
-      <w:bookmarkStart w:id="46" w:name="_Toc238670185"/>
+      <w:bookmarkStart w:id="48" w:name="_Toc238745301"/>
       <w:r>
         <w:rPr>
           <w:rStyle w:val="Enfasigrassetto"/>
@@ -26932,7 +28289,7 @@
         <w:tab/>
         <w:t>PARAMS SETUP MENU</w:t>
       </w:r>
-      <w:bookmarkEnd w:id="46"/>
+      <w:bookmarkEnd w:id="48"/>
     </w:p>
     <w:p>
       <w:pPr>
@@ -26959,7 +28316,7 @@
           <w:lang w:val="it-IT"/>
         </w:rPr>
       </w:pPr>
-      <w:bookmarkStart w:id="47" w:name="_Toc238670186"/>
+      <w:bookmarkStart w:id="49" w:name="_Toc238745302"/>
       <w:r>
         <w:rPr>
           <w:rStyle w:val="Enfasigrassetto"/>
@@ -26979,7 +28336,7 @@
         <w:tab/>
         <w:t>SHOW RACE MASK</w:t>
       </w:r>
-      <w:bookmarkEnd w:id="47"/>
+      <w:bookmarkEnd w:id="49"/>
     </w:p>
     <w:p>
       <w:pPr>
@@ -27032,7 +28389,7 @@
           <w:lang w:val="it-IT"/>
         </w:rPr>
       </w:pPr>
-      <w:bookmarkStart w:id="48" w:name="_Toc238670187"/>
+      <w:bookmarkStart w:id="50" w:name="_Toc238745303"/>
       <w:r>
         <w:rPr>
           <w:rStyle w:val="Enfasigrassetto"/>
@@ -27040,6 +28397,7 @@
           <w:color w:val="auto"/>
           <w:lang w:val="it-IT"/>
         </w:rPr>
+        <w:lastRenderedPageBreak/>
         <w:t>2.25</w:t>
       </w:r>
       <w:r>
@@ -27052,7 +28410,7 @@
         <w:tab/>
         <w:t>PARK MIRROR</w:t>
       </w:r>
-      <w:bookmarkEnd w:id="48"/>
+      <w:bookmarkEnd w:id="50"/>
     </w:p>
     <w:p>
       <w:pPr>
@@ -27148,7 +28506,6 @@
         <w:rPr>
           <w:lang w:val="it-IT"/>
         </w:rPr>
-        <w:lastRenderedPageBreak/>
         <w:t>Accedere al MAIN SETUP MENU e abilitare la funzione PARK MIRROR. Qualora fosse già selezionata, procedere deselezionandola e poi selezionandola nuovamente. In questa fase la posizione corrente degli specchietti viene memorizzata.</w:t>
       </w:r>
     </w:p>
@@ -27219,7 +28576,7 @@
           <w:lang w:val="it-IT"/>
         </w:rPr>
       </w:pPr>
-      <w:bookmarkStart w:id="49" w:name="_Toc238670188"/>
+      <w:bookmarkStart w:id="51" w:name="_Toc238745304"/>
       <w:r>
         <w:rPr>
           <w:rStyle w:val="Enfasigrassetto"/>
@@ -27239,7 +28596,7 @@
         <w:tab/>
         <w:t>ACC AUTOSTART</w:t>
       </w:r>
-      <w:bookmarkEnd w:id="49"/>
+      <w:bookmarkEnd w:id="51"/>
     </w:p>
     <w:p>
       <w:pPr>
@@ -27284,7 +28641,7 @@
           <w:lang w:val="it-IT"/>
         </w:rPr>
       </w:pPr>
-      <w:bookmarkStart w:id="50" w:name="_Hlk210493014"/>
+      <w:bookmarkStart w:id="52" w:name="_Hlk210493014"/>
       <w:r>
         <w:rPr>
           <w:lang w:val="it-IT"/>
@@ -27302,8 +28659,8 @@
           <w:lang w:val="it-IT"/>
         </w:rPr>
       </w:pPr>
-      <w:bookmarkStart w:id="51" w:name="_Toc238670189"/>
-      <w:bookmarkEnd w:id="50"/>
+      <w:bookmarkStart w:id="53" w:name="_Toc238745305"/>
+      <w:bookmarkEnd w:id="52"/>
       <w:r>
         <w:rPr>
           <w:rStyle w:val="Enfasigrassetto"/>
@@ -27323,7 +28680,7 @@
         <w:tab/>
         <w:t>CLOSE WINDOWS</w:t>
       </w:r>
-      <w:bookmarkEnd w:id="51"/>
+      <w:bookmarkEnd w:id="53"/>
     </w:p>
     <w:p>
       <w:pPr>
@@ -27372,6 +28729,7 @@
         <w:rPr>
           <w:lang w:val="it-IT"/>
         </w:rPr>
+        <w:lastRenderedPageBreak/>
         <w:t>La funzione CLOSE WINDOWS supporta diverse opzioni, selezionabili col tasto RES o DISTANCE, dopo essersi posizionati sulla voce CLOSE WINDOWS, nel MAIN SETUP MENU:</w:t>
       </w:r>
     </w:p>
@@ -27528,14 +28886,7 @@
               <w:rPr>
                 <w:lang w:val="it-IT"/>
               </w:rPr>
-              <w:t xml:space="preserve">Close windows 1 selezionata. Con un azionamento della chiusura del veicolo da telecomando, oltre a chiudere le portiere del veicolo, i finestrini vengono chiusi. Con due azionamenti consecutivi della chiusura del veicolo da </w:t>
-            </w:r>
-            <w:r>
-              <w:rPr>
-                <w:lang w:val="it-IT"/>
-              </w:rPr>
-              <w:lastRenderedPageBreak/>
-              <w:t>telecomando, i finestrini vengono chiusi e poi riaperti leggermente per lasciare passare l’aria.</w:t>
+              <w:t>Close windows 1 selezionata. Con un azionamento della chiusura del veicolo da telecomando, oltre a chiudere le portiere del veicolo, i finestrini vengono chiusi. Con due azionamenti consecutivi della chiusura del veicolo da telecomando, i finestrini vengono chiusi e poi riaperti leggermente per lasciare passare l’aria.</w:t>
             </w:r>
           </w:p>
         </w:tc>
@@ -27602,7 +28953,7 @@
           <w:lang w:val="it-IT"/>
         </w:rPr>
       </w:pPr>
-      <w:bookmarkStart w:id="52" w:name="_Toc238670190"/>
+      <w:bookmarkStart w:id="54" w:name="_Toc238745306"/>
       <w:r>
         <w:rPr>
           <w:rStyle w:val="Enfasigrassetto"/>
@@ -27622,7 +28973,7 @@
         <w:tab/>
         <w:t>OPEN WINDOWS</w:t>
       </w:r>
-      <w:bookmarkEnd w:id="52"/>
+      <w:bookmarkEnd w:id="54"/>
     </w:p>
     <w:p>
       <w:pPr>
@@ -27894,7 +29245,7 @@
           <w:lang w:val="it-IT"/>
         </w:rPr>
       </w:pPr>
-      <w:bookmarkStart w:id="53" w:name="_Toc238670191"/>
+      <w:bookmarkStart w:id="55" w:name="_Toc238745307"/>
       <w:r>
         <w:rPr>
           <w:rStyle w:val="Enfasigrassetto"/>
@@ -27914,7 +29265,7 @@
         <w:tab/>
         <w:t>HAS VIRTUAL PAD</w:t>
       </w:r>
-      <w:bookmarkEnd w:id="53"/>
+      <w:bookmarkEnd w:id="55"/>
     </w:p>
     <w:p>
       <w:pPr>
@@ -27963,6 +29314,7 @@
         <w:rPr>
           <w:lang w:val="it-IT"/>
         </w:rPr>
+        <w:lastRenderedPageBreak/>
         <w:t>La funzione HAS VIRTUAL PAD permette di simulare la pressione del tasto HAS eseguendo un doppio clic sul pulsante LANE (posizionato sulla leva alla sinistra del volante). Permette quindi di evitare l’acquisto del tastierino dedicato.</w:t>
       </w:r>
     </w:p>
@@ -28017,8 +29369,8 @@
           <w:lang w:val="it-IT"/>
         </w:rPr>
       </w:pPr>
-      <w:bookmarkStart w:id="54" w:name="_Hlk210492837"/>
-      <w:bookmarkStart w:id="55" w:name="_Toc238670192"/>
+      <w:bookmarkStart w:id="56" w:name="_Hlk210492837"/>
+      <w:bookmarkStart w:id="57" w:name="_Toc238745308"/>
       <w:r>
         <w:rPr>
           <w:rStyle w:val="Enfasigrassetto"/>
@@ -28026,7 +29378,6 @@
           <w:color w:val="auto"/>
           <w:lang w:val="it-IT"/>
         </w:rPr>
-        <w:lastRenderedPageBreak/>
         <w:t>2.30</w:t>
       </w:r>
       <w:r>
@@ -28039,7 +29390,7 @@
         <w:tab/>
         <w:t>QV EXHAUST FLAP</w:t>
       </w:r>
-      <w:bookmarkEnd w:id="55"/>
+      <w:bookmarkEnd w:id="57"/>
     </w:p>
     <w:p>
       <w:pPr>
@@ -28065,7 +29416,7 @@
         <w:t>Apre la valvola di scarico della Giulia Quadrifoglio, premendo due volte sul tasto RELEASE posto sulla leva del cambio (o su menu principale selezionando la voce TOGGLE QV VALVE).</w:t>
       </w:r>
     </w:p>
-    <w:bookmarkEnd w:id="54"/>
+    <w:bookmarkEnd w:id="56"/>
     <w:p>
       <w:pPr>
         <w:pStyle w:val="Paragrafoelenco"/>
@@ -28078,6 +29429,55 @@
     </w:p>
     <w:p>
       <w:pPr>
+        <w:pStyle w:val="Titolo2"/>
+        <w:rPr>
+          <w:rStyle w:val="Enfasigrassetto"/>
+          <w:rFonts w:asciiTheme="minorHAnsi" w:hAnsiTheme="minorHAnsi" w:cstheme="minorHAnsi"/>
+          <w:color w:val="auto"/>
+          <w:lang w:val="it-IT"/>
+        </w:rPr>
+      </w:pPr>
+      <w:bookmarkStart w:id="58" w:name="_Toc238745309"/>
+      <w:r>
+        <w:rPr>
+          <w:rStyle w:val="Enfasigrassetto"/>
+          <w:rFonts w:asciiTheme="minorHAnsi" w:hAnsiTheme="minorHAnsi" w:cstheme="minorHAnsi"/>
+          <w:color w:val="auto"/>
+          <w:lang w:val="it-IT"/>
+        </w:rPr>
+        <w:t>2.3</w:t>
+      </w:r>
+      <w:r>
+        <w:rPr>
+          <w:rStyle w:val="Enfasigrassetto"/>
+          <w:rFonts w:asciiTheme="minorHAnsi" w:hAnsiTheme="minorHAnsi" w:cstheme="minorHAnsi"/>
+          <w:color w:val="auto"/>
+          <w:lang w:val="it-IT"/>
+        </w:rPr>
+        <w:t>1</w:t>
+      </w:r>
+      <w:r>
+        <w:rPr>
+          <w:rStyle w:val="Enfasigrassetto"/>
+          <w:rFonts w:asciiTheme="minorHAnsi" w:hAnsiTheme="minorHAnsi" w:cstheme="minorHAnsi"/>
+          <w:color w:val="auto"/>
+          <w:lang w:val="it-IT"/>
+        </w:rPr>
+        <w:tab/>
+      </w:r>
+      <w:r>
+        <w:rPr>
+          <w:rStyle w:val="Enfasigrassetto"/>
+          <w:rFonts w:asciiTheme="minorHAnsi" w:hAnsiTheme="minorHAnsi" w:cstheme="minorHAnsi"/>
+          <w:color w:val="auto"/>
+          <w:lang w:val="it-IT"/>
+        </w:rPr>
+        <w:t>FRONT PARK MUTE</w:t>
+      </w:r>
+      <w:bookmarkEnd w:id="58"/>
+    </w:p>
+    <w:p>
+      <w:pPr>
         <w:pStyle w:val="Paragrafoelenco"/>
         <w:ind w:left="1080"/>
         <w:jc w:val="both"/>
@@ -28085,10 +29485,591 @@
           <w:lang w:val="it-IT"/>
         </w:rPr>
       </w:pPr>
+      <w:r>
+        <w:rPr>
+          <w:b/>
+          <w:bCs/>
+          <w:lang w:val="it-IT"/>
+        </w:rPr>
+        <w:t xml:space="preserve">Breve descrizione: </w:t>
+      </w:r>
+      <w:r>
+        <w:rPr>
+          <w:lang w:val="it-IT"/>
+        </w:rPr>
+        <w:t>Disattiva temporaneamente l’avvisatore acustico se è presente un ostacolo frontale e il veicolo è fermo.</w:t>
+      </w:r>
+    </w:p>
+    <w:p>
+      <w:pPr>
+        <w:pStyle w:val="Titolo2"/>
+        <w:rPr>
+          <w:rStyle w:val="Enfasigrassetto"/>
+          <w:rFonts w:asciiTheme="minorHAnsi" w:hAnsiTheme="minorHAnsi" w:cstheme="minorHAnsi"/>
+          <w:color w:val="auto"/>
+          <w:lang w:val="it-IT"/>
+        </w:rPr>
+      </w:pPr>
+      <w:bookmarkStart w:id="59" w:name="_Toc238745310"/>
+      <w:r>
+        <w:rPr>
+          <w:rStyle w:val="Enfasigrassetto"/>
+          <w:rFonts w:asciiTheme="minorHAnsi" w:hAnsiTheme="minorHAnsi" w:cstheme="minorHAnsi"/>
+          <w:color w:val="auto"/>
+          <w:lang w:val="it-IT"/>
+        </w:rPr>
+        <w:t>2.3</w:t>
+      </w:r>
+      <w:r>
+        <w:rPr>
+          <w:rStyle w:val="Enfasigrassetto"/>
+          <w:rFonts w:asciiTheme="minorHAnsi" w:hAnsiTheme="minorHAnsi" w:cstheme="minorHAnsi"/>
+          <w:color w:val="auto"/>
+          <w:lang w:val="it-IT"/>
+        </w:rPr>
+        <w:t>2</w:t>
+      </w:r>
+      <w:r>
+        <w:rPr>
+          <w:rStyle w:val="Enfasigrassetto"/>
+          <w:rFonts w:asciiTheme="minorHAnsi" w:hAnsiTheme="minorHAnsi" w:cstheme="minorHAnsi"/>
+          <w:color w:val="auto"/>
+          <w:lang w:val="it-IT"/>
+        </w:rPr>
+        <w:tab/>
+      </w:r>
+      <w:r>
+        <w:rPr>
+          <w:rStyle w:val="Enfasigrassetto"/>
+          <w:rFonts w:asciiTheme="minorHAnsi" w:hAnsiTheme="minorHAnsi" w:cstheme="minorHAnsi"/>
+          <w:color w:val="auto"/>
+          <w:lang w:val="it-IT"/>
+        </w:rPr>
+        <w:t>ELM327</w:t>
+      </w:r>
+      <w:bookmarkEnd w:id="59"/>
+    </w:p>
+    <w:p>
+      <w:pPr>
+        <w:jc w:val="both"/>
+        <w:rPr>
+          <w:lang w:val="it-IT"/>
+        </w:rPr>
+      </w:pPr>
+      <w:r>
+        <w:rPr>
+          <w:b/>
+          <w:bCs/>
+          <w:lang w:val="it-IT"/>
+        </w:rPr>
+        <w:t xml:space="preserve">Breve descrizione: </w:t>
+      </w:r>
+      <w:r>
+        <w:rPr>
+          <w:lang w:val="it-IT"/>
+        </w:rPr>
+        <w:t xml:space="preserve">Trasforma il </w:t>
+      </w:r>
+      <w:proofErr w:type="spellStart"/>
+      <w:r>
+        <w:rPr>
+          <w:lang w:val="it-IT"/>
+        </w:rPr>
+        <w:t>baccable</w:t>
+      </w:r>
+      <w:proofErr w:type="spellEnd"/>
+      <w:r>
+        <w:rPr>
+          <w:lang w:val="it-IT"/>
+        </w:rPr>
+        <w:t xml:space="preserve"> in un ELM327 capace di connettersi in automatico ai 3 BUS del veicolo in automatico, </w:t>
+      </w:r>
+      <w:proofErr w:type="spellStart"/>
+      <w:r>
+        <w:rPr>
+          <w:lang w:val="it-IT"/>
+        </w:rPr>
+        <w:t>nsenza</w:t>
+      </w:r>
+      <w:proofErr w:type="spellEnd"/>
+      <w:r>
+        <w:rPr>
+          <w:lang w:val="it-IT"/>
+        </w:rPr>
+        <w:t xml:space="preserve"> di disporre di speciali cavetti e senza spostare il connettore USB dalla porta C1.</w:t>
+      </w:r>
+    </w:p>
+    <w:p>
+      <w:pPr>
+        <w:jc w:val="both"/>
+        <w:rPr>
+          <w:lang w:val="it-IT"/>
+        </w:rPr>
+      </w:pPr>
+    </w:p>
+    <w:p>
+      <w:pPr>
+        <w:spacing w:line="259" w:lineRule="auto"/>
+        <w:rPr>
+          <w:lang w:val="it-IT"/>
+        </w:rPr>
+      </w:pPr>
+      <w:r>
+        <w:rPr>
+          <w:lang w:val="it-IT"/>
+        </w:rPr>
+        <w:t xml:space="preserve">Per </w:t>
+      </w:r>
+      <w:r>
+        <w:rPr>
+          <w:lang w:val="it-IT"/>
+        </w:rPr>
+        <w:t>usare la funzione ELM327</w:t>
+      </w:r>
+      <w:r>
+        <w:rPr>
+          <w:lang w:val="it-IT"/>
+        </w:rPr>
+        <w:t xml:space="preserve"> è necessario:</w:t>
+      </w:r>
+    </w:p>
+    <w:p>
+      <w:pPr>
+        <w:pStyle w:val="Paragrafoelenco"/>
+        <w:numPr>
+          <w:ilvl w:val="0"/>
+          <w:numId w:val="27"/>
+        </w:numPr>
+        <w:spacing w:line="259" w:lineRule="auto"/>
+        <w:rPr>
+          <w:lang w:val="it-IT"/>
+        </w:rPr>
+      </w:pPr>
+      <w:r>
+        <w:rPr>
+          <w:lang w:val="it-IT"/>
+        </w:rPr>
+        <w:t xml:space="preserve">collegare cavetto usb tra </w:t>
+      </w:r>
+      <w:proofErr w:type="spellStart"/>
+      <w:r>
+        <w:rPr>
+          <w:lang w:val="it-IT"/>
+        </w:rPr>
+        <w:t>baccable</w:t>
+      </w:r>
+      <w:proofErr w:type="spellEnd"/>
+      <w:r>
+        <w:rPr>
+          <w:lang w:val="it-IT"/>
+        </w:rPr>
+        <w:t xml:space="preserve"> e PC oppure a uno smartphone </w:t>
+      </w:r>
+      <w:proofErr w:type="spellStart"/>
+      <w:r>
+        <w:rPr>
+          <w:lang w:val="it-IT"/>
+        </w:rPr>
+        <w:t>android</w:t>
+      </w:r>
+      <w:proofErr w:type="spellEnd"/>
+      <w:r>
+        <w:rPr>
+          <w:lang w:val="it-IT"/>
+        </w:rPr>
+        <w:t xml:space="preserve"> </w:t>
+      </w:r>
+      <w:proofErr w:type="spellStart"/>
+      <w:r>
+        <w:rPr>
+          <w:lang w:val="it-IT"/>
+        </w:rPr>
+        <w:t>ipiegando</w:t>
+      </w:r>
+      <w:proofErr w:type="spellEnd"/>
+      <w:r>
+        <w:rPr>
+          <w:lang w:val="it-IT"/>
+        </w:rPr>
+        <w:t xml:space="preserve"> il connettore di destra del </w:t>
+      </w:r>
+      <w:proofErr w:type="spellStart"/>
+      <w:r>
+        <w:rPr>
+          <w:lang w:val="it-IT"/>
+        </w:rPr>
+        <w:t>baccable</w:t>
+      </w:r>
+      <w:proofErr w:type="spellEnd"/>
+      <w:r>
+        <w:rPr>
+          <w:lang w:val="it-IT"/>
+        </w:rPr>
+        <w:t xml:space="preserve"> (C1)</w:t>
+      </w:r>
+    </w:p>
+    <w:p>
+      <w:pPr>
+        <w:pStyle w:val="Paragrafoelenco"/>
+        <w:numPr>
+          <w:ilvl w:val="0"/>
+          <w:numId w:val="27"/>
+        </w:numPr>
+        <w:spacing w:line="259" w:lineRule="auto"/>
+        <w:rPr>
+          <w:lang w:val="it-IT"/>
+        </w:rPr>
+      </w:pPr>
+      <w:r>
+        <w:rPr>
+          <w:lang w:val="it-IT"/>
+        </w:rPr>
+        <w:t>accedere al MAIN SETUP MENU del BACCABLE</w:t>
+      </w:r>
+      <w:r>
+        <w:rPr>
+          <w:lang w:val="it-IT"/>
+        </w:rPr>
+        <w:t xml:space="preserve">, con veicolo acceso, </w:t>
+      </w:r>
+      <w:r>
+        <w:rPr>
+          <w:lang w:val="it-IT"/>
+        </w:rPr>
+        <w:t xml:space="preserve">e selezionare la funzione </w:t>
+      </w:r>
+      <w:r>
+        <w:rPr>
+          <w:lang w:val="it-IT"/>
+        </w:rPr>
+        <w:t>ELM327</w:t>
+      </w:r>
+    </w:p>
+    <w:p>
+      <w:pPr>
+        <w:pStyle w:val="Paragrafoelenco"/>
+        <w:numPr>
+          <w:ilvl w:val="0"/>
+          <w:numId w:val="27"/>
+        </w:numPr>
+        <w:spacing w:line="259" w:lineRule="auto"/>
+        <w:rPr>
+          <w:lang w:val="it-IT"/>
+        </w:rPr>
+      </w:pPr>
+      <w:r>
+        <w:rPr>
+          <w:lang w:val="it-IT"/>
+        </w:rPr>
+        <w:t>selezionare SAVE&amp;EXIT</w:t>
+      </w:r>
+      <w:r>
+        <w:rPr>
+          <w:lang w:val="it-IT"/>
+        </w:rPr>
+        <w:t xml:space="preserve"> per salvare l’impostazione</w:t>
+      </w:r>
+    </w:p>
+    <w:p>
+      <w:pPr>
+        <w:pStyle w:val="Paragrafoelenco"/>
+        <w:spacing w:line="259" w:lineRule="auto"/>
+        <w:rPr>
+          <w:lang w:val="it-IT"/>
+        </w:rPr>
+      </w:pPr>
+      <w:r>
+        <w:rPr>
+          <w:lang w:val="it-IT"/>
+        </w:rPr>
+        <w:t xml:space="preserve">Fin da subito il </w:t>
+      </w:r>
+      <w:proofErr w:type="spellStart"/>
+      <w:r>
+        <w:rPr>
+          <w:lang w:val="it-IT"/>
+        </w:rPr>
+        <w:t>baccable</w:t>
+      </w:r>
+      <w:proofErr w:type="spellEnd"/>
+      <w:r>
+        <w:rPr>
+          <w:lang w:val="it-IT"/>
+        </w:rPr>
+        <w:t xml:space="preserve"> si trasformerà in </w:t>
+      </w:r>
+      <w:r>
+        <w:rPr>
+          <w:lang w:val="it-IT"/>
+        </w:rPr>
+        <w:t>un ELM327</w:t>
+      </w:r>
+      <w:r>
+        <w:rPr>
+          <w:lang w:val="it-IT"/>
+        </w:rPr>
+        <w:t>.</w:t>
+      </w:r>
+    </w:p>
+    <w:p>
+      <w:pPr>
+        <w:pStyle w:val="Paragrafoelenco"/>
+        <w:spacing w:line="259" w:lineRule="auto"/>
+        <w:rPr>
+          <w:lang w:val="it-IT"/>
+        </w:rPr>
+      </w:pPr>
+      <w:r>
+        <w:rPr>
+          <w:lang w:val="it-IT"/>
+        </w:rPr>
+        <w:t xml:space="preserve">Sullo Smartphone </w:t>
+      </w:r>
+      <w:r>
+        <w:rPr>
+          <w:lang w:val="it-IT"/>
+        </w:rPr>
+        <w:t xml:space="preserve">o sul pc </w:t>
+      </w:r>
+      <w:r>
+        <w:rPr>
+          <w:lang w:val="it-IT"/>
+        </w:rPr>
+        <w:t>andrà installata l’</w:t>
+      </w:r>
+      <w:r>
+        <w:rPr>
+          <w:lang w:val="it-IT"/>
+        </w:rPr>
+        <w:t xml:space="preserve">applicazione </w:t>
+      </w:r>
+      <w:r>
+        <w:rPr>
+          <w:lang w:val="it-IT"/>
+        </w:rPr>
+        <w:t xml:space="preserve">desiderata (esempio </w:t>
+      </w:r>
+      <w:proofErr w:type="spellStart"/>
+      <w:r>
+        <w:rPr>
+          <w:lang w:val="it-IT"/>
+        </w:rPr>
+        <w:t>Multiecuscan</w:t>
+      </w:r>
+      <w:proofErr w:type="spellEnd"/>
+      <w:r>
+        <w:rPr>
+          <w:lang w:val="it-IT"/>
+        </w:rPr>
+        <w:t xml:space="preserve">, </w:t>
+      </w:r>
+      <w:proofErr w:type="spellStart"/>
+      <w:r>
+        <w:rPr>
+          <w:lang w:val="it-IT"/>
+        </w:rPr>
+        <w:t>alfaobd</w:t>
+      </w:r>
+      <w:proofErr w:type="spellEnd"/>
+      <w:r>
+        <w:rPr>
+          <w:lang w:val="it-IT"/>
+        </w:rPr>
+        <w:t xml:space="preserve">, </w:t>
+      </w:r>
+      <w:proofErr w:type="spellStart"/>
+      <w:r>
+        <w:rPr>
+          <w:lang w:val="it-IT"/>
+        </w:rPr>
+        <w:t>etc</w:t>
+      </w:r>
+      <w:proofErr w:type="spellEnd"/>
+      <w:r>
+        <w:rPr>
+          <w:lang w:val="it-IT"/>
+        </w:rPr>
+        <w:t xml:space="preserve">) </w:t>
+      </w:r>
+    </w:p>
+    <w:p>
+      <w:pPr>
+        <w:spacing w:line="259" w:lineRule="auto"/>
+        <w:rPr>
+          <w:lang w:val="it-IT"/>
+        </w:rPr>
+      </w:pPr>
+      <w:r>
+        <w:rPr>
+          <w:b/>
+          <w:bCs/>
+          <w:lang w:val="it-IT"/>
+        </w:rPr>
+        <w:t>Nota1</w:t>
+      </w:r>
+      <w:r>
+        <w:rPr>
+          <w:lang w:val="it-IT"/>
+        </w:rPr>
+        <w:t xml:space="preserve">: </w:t>
+      </w:r>
+      <w:r>
+        <w:rPr>
+          <w:lang w:val="it-IT"/>
+        </w:rPr>
+        <w:t xml:space="preserve">Dopo 10 secondi dalla </w:t>
+      </w:r>
+      <w:r>
+        <w:rPr>
+          <w:lang w:val="it-IT"/>
+        </w:rPr>
+        <w:t xml:space="preserve">disconnessione del cavo USB il </w:t>
+      </w:r>
+      <w:proofErr w:type="spellStart"/>
+      <w:r>
+        <w:rPr>
+          <w:lang w:val="it-IT"/>
+        </w:rPr>
+        <w:t>baccable</w:t>
+      </w:r>
+      <w:proofErr w:type="spellEnd"/>
+      <w:r>
+        <w:rPr>
+          <w:lang w:val="it-IT"/>
+        </w:rPr>
+        <w:t xml:space="preserve"> tornerà ad essere solo un </w:t>
+      </w:r>
+      <w:proofErr w:type="spellStart"/>
+      <w:r>
+        <w:rPr>
+          <w:lang w:val="it-IT"/>
+        </w:rPr>
+        <w:t>baccable</w:t>
+      </w:r>
+      <w:proofErr w:type="spellEnd"/>
+      <w:r>
+        <w:rPr>
+          <w:lang w:val="it-IT"/>
+        </w:rPr>
+        <w:t xml:space="preserve">. Se si desidera nuovamente </w:t>
+      </w:r>
+      <w:r>
+        <w:rPr>
+          <w:lang w:val="it-IT"/>
+        </w:rPr>
+        <w:t>usarlo come ELM327</w:t>
+      </w:r>
+      <w:r>
+        <w:rPr>
+          <w:lang w:val="it-IT"/>
+        </w:rPr>
+        <w:t xml:space="preserve"> sarà necessario scollegare il </w:t>
+      </w:r>
+      <w:proofErr w:type="spellStart"/>
+      <w:r>
+        <w:rPr>
+          <w:lang w:val="it-IT"/>
+        </w:rPr>
+        <w:t>baccable</w:t>
+      </w:r>
+      <w:proofErr w:type="spellEnd"/>
+      <w:r>
+        <w:rPr>
+          <w:lang w:val="it-IT"/>
+        </w:rPr>
+        <w:t xml:space="preserve"> dalla OBD e poi ricollegare cavo USB e successivamente il connettore OBD.</w:t>
+      </w:r>
+    </w:p>
+    <w:p>
+      <w:pPr>
+        <w:spacing w:line="259" w:lineRule="auto"/>
+        <w:rPr>
+          <w:lang w:val="it-IT"/>
+        </w:rPr>
+      </w:pPr>
+      <w:r>
+        <w:rPr>
+          <w:b/>
+          <w:bCs/>
+          <w:lang w:val="it-IT"/>
+        </w:rPr>
+        <w:lastRenderedPageBreak/>
+        <w:t>Nota2</w:t>
+      </w:r>
+      <w:r>
+        <w:rPr>
+          <w:lang w:val="it-IT"/>
+        </w:rPr>
+        <w:t xml:space="preserve">: se </w:t>
+      </w:r>
+      <w:r>
+        <w:rPr>
+          <w:lang w:val="it-IT"/>
+        </w:rPr>
+        <w:t xml:space="preserve">non si usa </w:t>
+      </w:r>
+      <w:r>
+        <w:rPr>
+          <w:lang w:val="it-IT"/>
+        </w:rPr>
+        <w:t>la funzione ELM327</w:t>
+      </w:r>
+      <w:r>
+        <w:rPr>
+          <w:lang w:val="it-IT"/>
+        </w:rPr>
+        <w:t xml:space="preserve">, ricordare di disabilitarla entrando nel </w:t>
+      </w:r>
+      <w:proofErr w:type="spellStart"/>
+      <w:r>
+        <w:rPr>
+          <w:lang w:val="it-IT"/>
+        </w:rPr>
+        <w:t>main</w:t>
+      </w:r>
+      <w:proofErr w:type="spellEnd"/>
+      <w:r>
+        <w:rPr>
+          <w:lang w:val="it-IT"/>
+        </w:rPr>
+        <w:t xml:space="preserve"> setup menu, per ridurre l’effetto delle possibili interferenze tra funzione </w:t>
+      </w:r>
+      <w:r>
+        <w:rPr>
+          <w:lang w:val="it-IT"/>
+        </w:rPr>
+        <w:t xml:space="preserve">ELM327 </w:t>
+      </w:r>
+      <w:r>
+        <w:rPr>
+          <w:lang w:val="it-IT"/>
+        </w:rPr>
+        <w:t xml:space="preserve">e </w:t>
+      </w:r>
+      <w:r>
+        <w:rPr>
+          <w:lang w:val="it-IT"/>
+        </w:rPr>
+        <w:t xml:space="preserve">la </w:t>
+      </w:r>
+      <w:r>
+        <w:rPr>
+          <w:lang w:val="it-IT"/>
+        </w:rPr>
+        <w:t>funzione immobilizer nei primi secondi di funzionamento.</w:t>
+      </w:r>
+    </w:p>
+    <w:p>
+      <w:pPr>
+        <w:jc w:val="both"/>
+        <w:rPr>
+          <w:lang w:val="it-IT"/>
+        </w:rPr>
+      </w:pPr>
     </w:p>
     <w:sectPr>
-      <w:headerReference w:type="default" r:id="rId35"/>
-      <w:footerReference w:type="default" r:id="rId36"/>
+      <w:headerReference w:type="default" r:id="rId36"/>
+      <w:footerReference w:type="default" r:id="rId37"/>
       <w:pgSz w:w="11906" w:h="16838"/>
       <w:pgMar w:top="1985" w:right="1276" w:bottom="1440" w:left="1276" w:header="709" w:footer="709" w:gutter="0"/>
       <w:cols w:space="708"/>
@@ -28348,7 +30329,7 @@
       <w:t>.</w:t>
     </w:r>
     <w:r>
-      <w:t>5</w:t>
+      <w:t>6</w:t>
     </w:r>
   </w:p>
   <w:p>
@@ -28371,22 +30352,19 @@
       <w:t xml:space="preserve">Data: </w:t>
     </w:r>
     <w:r>
-      <w:t>0</w:t>
-    </w:r>
-    <w:r>
-      <w:t>4</w:t>
+      <w:t>27</w:t>
     </w:r>
     <w:r>
       <w:t>/</w:t>
     </w:r>
     <w:r>
-      <w:t>10</w:t>
+      <w:t>08</w:t>
     </w:r>
     <w:r>
       <w:t>/202</w:t>
     </w:r>
     <w:r>
-      <w:t>5</w:t>
+      <w:t>6</w:t>
     </w:r>
   </w:p>
 </w:hdr>
@@ -28605,6 +30583,95 @@
     </w:lvl>
   </w:abstractNum>
   <w:abstractNum w:abstractNumId="2" w15:restartNumberingAfterBreak="0">
+    <w:nsid w:val="0DF224A5"/>
+    <w:multiLevelType w:val="hybridMultilevel"/>
+    <w:tmpl w:val="4C444B46"/>
+    <w:lvl w:ilvl="0" w:tplc="FFFFFFFF">
+      <w:start w:val="1"/>
+      <w:numFmt w:val="decimal"/>
+      <w:lvlText w:val="%1)"/>
+      <w:lvlJc w:val="left"/>
+      <w:pPr>
+        <w:ind w:left="720" w:hanging="360"/>
+      </w:pPr>
+      <w:rPr>
+        <w:rFonts w:hint="default"/>
+      </w:rPr>
+    </w:lvl>
+    <w:lvl w:ilvl="1" w:tplc="FFFFFFFF" w:tentative="1">
+      <w:start w:val="1"/>
+      <w:numFmt w:val="lowerLetter"/>
+      <w:lvlText w:val="%2."/>
+      <w:lvlJc w:val="left"/>
+      <w:pPr>
+        <w:ind w:left="1440" w:hanging="360"/>
+      </w:pPr>
+    </w:lvl>
+    <w:lvl w:ilvl="2" w:tplc="FFFFFFFF" w:tentative="1">
+      <w:start w:val="1"/>
+      <w:numFmt w:val="lowerRoman"/>
+      <w:lvlText w:val="%3."/>
+      <w:lvlJc w:val="right"/>
+      <w:pPr>
+        <w:ind w:left="2160" w:hanging="180"/>
+      </w:pPr>
+    </w:lvl>
+    <w:lvl w:ilvl="3" w:tplc="FFFFFFFF" w:tentative="1">
+      <w:start w:val="1"/>
+      <w:numFmt w:val="decimal"/>
+      <w:lvlText w:val="%4."/>
+      <w:lvlJc w:val="left"/>
+      <w:pPr>
+        <w:ind w:left="2880" w:hanging="360"/>
+      </w:pPr>
+    </w:lvl>
+    <w:lvl w:ilvl="4" w:tplc="FFFFFFFF" w:tentative="1">
+      <w:start w:val="1"/>
+      <w:numFmt w:val="lowerLetter"/>
+      <w:lvlText w:val="%5."/>
+      <w:lvlJc w:val="left"/>
+      <w:pPr>
+        <w:ind w:left="3600" w:hanging="360"/>
+      </w:pPr>
+    </w:lvl>
+    <w:lvl w:ilvl="5" w:tplc="FFFFFFFF" w:tentative="1">
+      <w:start w:val="1"/>
+      <w:numFmt w:val="lowerRoman"/>
+      <w:lvlText w:val="%6."/>
+      <w:lvlJc w:val="right"/>
+      <w:pPr>
+        <w:ind w:left="4320" w:hanging="180"/>
+      </w:pPr>
+    </w:lvl>
+    <w:lvl w:ilvl="6" w:tplc="FFFFFFFF" w:tentative="1">
+      <w:start w:val="1"/>
+      <w:numFmt w:val="decimal"/>
+      <w:lvlText w:val="%7."/>
+      <w:lvlJc w:val="left"/>
+      <w:pPr>
+        <w:ind w:left="5040" w:hanging="360"/>
+      </w:pPr>
+    </w:lvl>
+    <w:lvl w:ilvl="7" w:tplc="FFFFFFFF" w:tentative="1">
+      <w:start w:val="1"/>
+      <w:numFmt w:val="lowerLetter"/>
+      <w:lvlText w:val="%8."/>
+      <w:lvlJc w:val="left"/>
+      <w:pPr>
+        <w:ind w:left="5760" w:hanging="360"/>
+      </w:pPr>
+    </w:lvl>
+    <w:lvl w:ilvl="8" w:tplc="FFFFFFFF" w:tentative="1">
+      <w:start w:val="1"/>
+      <w:numFmt w:val="lowerRoman"/>
+      <w:lvlText w:val="%9."/>
+      <w:lvlJc w:val="right"/>
+      <w:pPr>
+        <w:ind w:left="6480" w:hanging="180"/>
+      </w:pPr>
+    </w:lvl>
+  </w:abstractNum>
+  <w:abstractNum w:abstractNumId="3" w15:restartNumberingAfterBreak="0">
     <w:nsid w:val="0FE337D2"/>
     <w:multiLevelType w:val="hybridMultilevel"/>
     <w:tmpl w:val="792898F2"/>
@@ -28693,7 +30760,7 @@
       </w:pPr>
     </w:lvl>
   </w:abstractNum>
-  <w:abstractNum w:abstractNumId="3" w15:restartNumberingAfterBreak="0">
+  <w:abstractNum w:abstractNumId="4" w15:restartNumberingAfterBreak="0">
     <w:nsid w:val="111C0B87"/>
     <w:multiLevelType w:val="hybridMultilevel"/>
     <w:tmpl w:val="86420390"/>
@@ -28782,14 +30849,14 @@
       </w:pPr>
     </w:lvl>
   </w:abstractNum>
-  <w:abstractNum w:abstractNumId="4" w15:restartNumberingAfterBreak="0">
-    <w:nsid w:val="16252C78"/>
+  <w:abstractNum w:abstractNumId="5" w15:restartNumberingAfterBreak="0">
+    <w:nsid w:val="130D0C68"/>
     <w:multiLevelType w:val="hybridMultilevel"/>
-    <w:tmpl w:val="35A8F98A"/>
-    <w:lvl w:ilvl="0" w:tplc="A6EE8BC2">
-      <w:start w:val="2"/>
+    <w:tmpl w:val="025250A4"/>
+    <w:lvl w:ilvl="0" w:tplc="5F20C7DE">
+      <w:start w:val="4"/>
       <w:numFmt w:val="bullet"/>
-      <w:lvlText w:val="-"/>
+      <w:lvlText w:val=""/>
       <w:lvlJc w:val="left"/>
       <w:pPr>
         <w:ind w:left="720" w:hanging="360"/>
@@ -28895,7 +30962,120 @@
       </w:rPr>
     </w:lvl>
   </w:abstractNum>
-  <w:abstractNum w:abstractNumId="5" w15:restartNumberingAfterBreak="0">
+  <w:abstractNum w:abstractNumId="6" w15:restartNumberingAfterBreak="0">
+    <w:nsid w:val="16252C78"/>
+    <w:multiLevelType w:val="hybridMultilevel"/>
+    <w:tmpl w:val="35A8F98A"/>
+    <w:lvl w:ilvl="0" w:tplc="A6EE8BC2">
+      <w:start w:val="2"/>
+      <w:numFmt w:val="bullet"/>
+      <w:lvlText w:val="-"/>
+      <w:lvlJc w:val="left"/>
+      <w:pPr>
+        <w:ind w:left="720" w:hanging="360"/>
+      </w:pPr>
+      <w:rPr>
+        <w:rFonts w:ascii="Calibri" w:eastAsiaTheme="minorEastAsia" w:hAnsi="Calibri" w:cs="Calibri" w:hint="default"/>
+      </w:rPr>
+    </w:lvl>
+    <w:lvl w:ilvl="1" w:tplc="04100003" w:tentative="1">
+      <w:start w:val="1"/>
+      <w:numFmt w:val="bullet"/>
+      <w:lvlText w:val="o"/>
+      <w:lvlJc w:val="left"/>
+      <w:pPr>
+        <w:ind w:left="1440" w:hanging="360"/>
+      </w:pPr>
+      <w:rPr>
+        <w:rFonts w:ascii="Courier New" w:hAnsi="Courier New" w:cs="Courier New" w:hint="default"/>
+      </w:rPr>
+    </w:lvl>
+    <w:lvl w:ilvl="2" w:tplc="04100005" w:tentative="1">
+      <w:start w:val="1"/>
+      <w:numFmt w:val="bullet"/>
+      <w:lvlText w:val=""/>
+      <w:lvlJc w:val="left"/>
+      <w:pPr>
+        <w:ind w:left="2160" w:hanging="360"/>
+      </w:pPr>
+      <w:rPr>
+        <w:rFonts w:ascii="Wingdings" w:hAnsi="Wingdings" w:hint="default"/>
+      </w:rPr>
+    </w:lvl>
+    <w:lvl w:ilvl="3" w:tplc="04100001" w:tentative="1">
+      <w:start w:val="1"/>
+      <w:numFmt w:val="bullet"/>
+      <w:lvlText w:val=""/>
+      <w:lvlJc w:val="left"/>
+      <w:pPr>
+        <w:ind w:left="2880" w:hanging="360"/>
+      </w:pPr>
+      <w:rPr>
+        <w:rFonts w:ascii="Symbol" w:hAnsi="Symbol" w:hint="default"/>
+      </w:rPr>
+    </w:lvl>
+    <w:lvl w:ilvl="4" w:tplc="04100003" w:tentative="1">
+      <w:start w:val="1"/>
+      <w:numFmt w:val="bullet"/>
+      <w:lvlText w:val="o"/>
+      <w:lvlJc w:val="left"/>
+      <w:pPr>
+        <w:ind w:left="3600" w:hanging="360"/>
+      </w:pPr>
+      <w:rPr>
+        <w:rFonts w:ascii="Courier New" w:hAnsi="Courier New" w:cs="Courier New" w:hint="default"/>
+      </w:rPr>
+    </w:lvl>
+    <w:lvl w:ilvl="5" w:tplc="04100005" w:tentative="1">
+      <w:start w:val="1"/>
+      <w:numFmt w:val="bullet"/>
+      <w:lvlText w:val=""/>
+      <w:lvlJc w:val="left"/>
+      <w:pPr>
+        <w:ind w:left="4320" w:hanging="360"/>
+      </w:pPr>
+      <w:rPr>
+        <w:rFonts w:ascii="Wingdings" w:hAnsi="Wingdings" w:hint="default"/>
+      </w:rPr>
+    </w:lvl>
+    <w:lvl w:ilvl="6" w:tplc="04100001" w:tentative="1">
+      <w:start w:val="1"/>
+      <w:numFmt w:val="bullet"/>
+      <w:lvlText w:val=""/>
+      <w:lvlJc w:val="left"/>
+      <w:pPr>
+        <w:ind w:left="5040" w:hanging="360"/>
+      </w:pPr>
+      <w:rPr>
+        <w:rFonts w:ascii="Symbol" w:hAnsi="Symbol" w:hint="default"/>
+      </w:rPr>
+    </w:lvl>
+    <w:lvl w:ilvl="7" w:tplc="04100003" w:tentative="1">
+      <w:start w:val="1"/>
+      <w:numFmt w:val="bullet"/>
+      <w:lvlText w:val="o"/>
+      <w:lvlJc w:val="left"/>
+      <w:pPr>
+        <w:ind w:left="5760" w:hanging="360"/>
+      </w:pPr>
+      <w:rPr>
+        <w:rFonts w:ascii="Courier New" w:hAnsi="Courier New" w:cs="Courier New" w:hint="default"/>
+      </w:rPr>
+    </w:lvl>
+    <w:lvl w:ilvl="8" w:tplc="04100005" w:tentative="1">
+      <w:start w:val="1"/>
+      <w:numFmt w:val="bullet"/>
+      <w:lvlText w:val=""/>
+      <w:lvlJc w:val="left"/>
+      <w:pPr>
+        <w:ind w:left="6480" w:hanging="360"/>
+      </w:pPr>
+      <w:rPr>
+        <w:rFonts w:ascii="Wingdings" w:hAnsi="Wingdings" w:hint="default"/>
+      </w:rPr>
+    </w:lvl>
+  </w:abstractNum>
+  <w:abstractNum w:abstractNumId="7" w15:restartNumberingAfterBreak="0">
     <w:nsid w:val="18E708B8"/>
     <w:multiLevelType w:val="hybridMultilevel"/>
     <w:tmpl w:val="86420390"/>
@@ -28984,7 +31164,7 @@
       </w:pPr>
     </w:lvl>
   </w:abstractNum>
-  <w:abstractNum w:abstractNumId="6" w15:restartNumberingAfterBreak="0">
+  <w:abstractNum w:abstractNumId="8" w15:restartNumberingAfterBreak="0">
     <w:nsid w:val="19226BBA"/>
     <w:multiLevelType w:val="multilevel"/>
     <w:tmpl w:val="F7FC45B2"/>
@@ -29097,7 +31277,96 @@
       </w:pPr>
     </w:lvl>
   </w:abstractNum>
-  <w:abstractNum w:abstractNumId="7" w15:restartNumberingAfterBreak="0">
+  <w:abstractNum w:abstractNumId="9" w15:restartNumberingAfterBreak="0">
+    <w:nsid w:val="1EBC3906"/>
+    <w:multiLevelType w:val="hybridMultilevel"/>
+    <w:tmpl w:val="4C444B46"/>
+    <w:lvl w:ilvl="0" w:tplc="04100011">
+      <w:start w:val="1"/>
+      <w:numFmt w:val="decimal"/>
+      <w:lvlText w:val="%1)"/>
+      <w:lvlJc w:val="left"/>
+      <w:pPr>
+        <w:ind w:left="720" w:hanging="360"/>
+      </w:pPr>
+      <w:rPr>
+        <w:rFonts w:hint="default"/>
+      </w:rPr>
+    </w:lvl>
+    <w:lvl w:ilvl="1" w:tplc="04100019" w:tentative="1">
+      <w:start w:val="1"/>
+      <w:numFmt w:val="lowerLetter"/>
+      <w:lvlText w:val="%2."/>
+      <w:lvlJc w:val="left"/>
+      <w:pPr>
+        <w:ind w:left="1440" w:hanging="360"/>
+      </w:pPr>
+    </w:lvl>
+    <w:lvl w:ilvl="2" w:tplc="0410001B" w:tentative="1">
+      <w:start w:val="1"/>
+      <w:numFmt w:val="lowerRoman"/>
+      <w:lvlText w:val="%3."/>
+      <w:lvlJc w:val="right"/>
+      <w:pPr>
+        <w:ind w:left="2160" w:hanging="180"/>
+      </w:pPr>
+    </w:lvl>
+    <w:lvl w:ilvl="3" w:tplc="0410000F" w:tentative="1">
+      <w:start w:val="1"/>
+      <w:numFmt w:val="decimal"/>
+      <w:lvlText w:val="%4."/>
+      <w:lvlJc w:val="left"/>
+      <w:pPr>
+        <w:ind w:left="2880" w:hanging="360"/>
+      </w:pPr>
+    </w:lvl>
+    <w:lvl w:ilvl="4" w:tplc="04100019" w:tentative="1">
+      <w:start w:val="1"/>
+      <w:numFmt w:val="lowerLetter"/>
+      <w:lvlText w:val="%5."/>
+      <w:lvlJc w:val="left"/>
+      <w:pPr>
+        <w:ind w:left="3600" w:hanging="360"/>
+      </w:pPr>
+    </w:lvl>
+    <w:lvl w:ilvl="5" w:tplc="0410001B" w:tentative="1">
+      <w:start w:val="1"/>
+      <w:numFmt w:val="lowerRoman"/>
+      <w:lvlText w:val="%6."/>
+      <w:lvlJc w:val="right"/>
+      <w:pPr>
+        <w:ind w:left="4320" w:hanging="180"/>
+      </w:pPr>
+    </w:lvl>
+    <w:lvl w:ilvl="6" w:tplc="0410000F" w:tentative="1">
+      <w:start w:val="1"/>
+      <w:numFmt w:val="decimal"/>
+      <w:lvlText w:val="%7."/>
+      <w:lvlJc w:val="left"/>
+      <w:pPr>
+        <w:ind w:left="5040" w:hanging="360"/>
+      </w:pPr>
+    </w:lvl>
+    <w:lvl w:ilvl="7" w:tplc="04100019" w:tentative="1">
+      <w:start w:val="1"/>
+      <w:numFmt w:val="lowerLetter"/>
+      <w:lvlText w:val="%8."/>
+      <w:lvlJc w:val="left"/>
+      <w:pPr>
+        <w:ind w:left="5760" w:hanging="360"/>
+      </w:pPr>
+    </w:lvl>
+    <w:lvl w:ilvl="8" w:tplc="0410001B" w:tentative="1">
+      <w:start w:val="1"/>
+      <w:numFmt w:val="lowerRoman"/>
+      <w:lvlText w:val="%9."/>
+      <w:lvlJc w:val="right"/>
+      <w:pPr>
+        <w:ind w:left="6480" w:hanging="180"/>
+      </w:pPr>
+    </w:lvl>
+  </w:abstractNum>
+  <w:abstractNum w:abstractNumId="10" w15:restartNumberingAfterBreak="0">
     <w:nsid w:val="21F31A11"/>
     <w:multiLevelType w:val="hybridMultilevel"/>
     <w:tmpl w:val="92FC40FA"/>
@@ -29186,7 +31455,7 @@
       </w:pPr>
     </w:lvl>
   </w:abstractNum>
-  <w:abstractNum w:abstractNumId="8" w15:restartNumberingAfterBreak="0">
+  <w:abstractNum w:abstractNumId="11" w15:restartNumberingAfterBreak="0">
     <w:nsid w:val="26287D45"/>
     <w:multiLevelType w:val="multilevel"/>
     <w:tmpl w:val="6AD4DC0C"/>
@@ -29307,7 +31576,7 @@
       </w:rPr>
     </w:lvl>
   </w:abstractNum>
-  <w:abstractNum w:abstractNumId="9" w15:restartNumberingAfterBreak="0">
+  <w:abstractNum w:abstractNumId="12" w15:restartNumberingAfterBreak="0">
     <w:nsid w:val="27DE2441"/>
     <w:multiLevelType w:val="hybridMultilevel"/>
     <w:tmpl w:val="DC4CDA10"/>
@@ -29396,7 +31665,7 @@
       </w:pPr>
     </w:lvl>
   </w:abstractNum>
-  <w:abstractNum w:abstractNumId="10" w15:restartNumberingAfterBreak="0">
+  <w:abstractNum w:abstractNumId="13" w15:restartNumberingAfterBreak="0">
     <w:nsid w:val="2A4424A6"/>
     <w:multiLevelType w:val="hybridMultilevel"/>
     <w:tmpl w:val="DC4CDA10"/>
@@ -29485,7 +31754,7 @@
       </w:pPr>
     </w:lvl>
   </w:abstractNum>
-  <w:abstractNum w:abstractNumId="11" w15:restartNumberingAfterBreak="0">
+  <w:abstractNum w:abstractNumId="14" w15:restartNumberingAfterBreak="0">
     <w:nsid w:val="311B28C4"/>
     <w:multiLevelType w:val="hybridMultilevel"/>
     <w:tmpl w:val="92FC40FA"/>
@@ -29574,7 +31843,7 @@
       </w:pPr>
     </w:lvl>
   </w:abstractNum>
-  <w:abstractNum w:abstractNumId="12" w15:restartNumberingAfterBreak="0">
+  <w:abstractNum w:abstractNumId="15" w15:restartNumberingAfterBreak="0">
     <w:nsid w:val="3BA32588"/>
     <w:multiLevelType w:val="hybridMultilevel"/>
     <w:tmpl w:val="6F8E3AB4"/>
@@ -29663,7 +31932,7 @@
       </w:pPr>
     </w:lvl>
   </w:abstractNum>
-  <w:abstractNum w:abstractNumId="13" w15:restartNumberingAfterBreak="0">
+  <w:abstractNum w:abstractNumId="16" w15:restartNumberingAfterBreak="0">
     <w:nsid w:val="3F2F23E4"/>
     <w:multiLevelType w:val="multilevel"/>
     <w:tmpl w:val="456E2428"/>
@@ -29776,7 +32045,7 @@
       </w:pPr>
     </w:lvl>
   </w:abstractNum>
-  <w:abstractNum w:abstractNumId="14" w15:restartNumberingAfterBreak="0">
+  <w:abstractNum w:abstractNumId="17" w15:restartNumberingAfterBreak="0">
     <w:nsid w:val="50F623E6"/>
     <w:multiLevelType w:val="multilevel"/>
     <w:tmpl w:val="A9C0DBE0"/>
@@ -29889,7 +32158,7 @@
       </w:pPr>
     </w:lvl>
   </w:abstractNum>
-  <w:abstractNum w:abstractNumId="15" w15:restartNumberingAfterBreak="0">
+  <w:abstractNum w:abstractNumId="18" w15:restartNumberingAfterBreak="0">
     <w:nsid w:val="544C3AFD"/>
     <w:multiLevelType w:val="hybridMultilevel"/>
     <w:tmpl w:val="1F88EBEA"/>
@@ -29978,7 +32247,7 @@
       </w:pPr>
     </w:lvl>
   </w:abstractNum>
-  <w:abstractNum w:abstractNumId="16" w15:restartNumberingAfterBreak="0">
+  <w:abstractNum w:abstractNumId="19" w15:restartNumberingAfterBreak="0">
     <w:nsid w:val="580E5A67"/>
     <w:multiLevelType w:val="hybridMultilevel"/>
     <w:tmpl w:val="0130D34A"/>
@@ -30067,7 +32336,7 @@
       </w:pPr>
     </w:lvl>
   </w:abstractNum>
-  <w:abstractNum w:abstractNumId="17" w15:restartNumberingAfterBreak="0">
+  <w:abstractNum w:abstractNumId="20" w15:restartNumberingAfterBreak="0">
     <w:nsid w:val="5DAB213C"/>
     <w:multiLevelType w:val="hybridMultilevel"/>
     <w:tmpl w:val="B568CD40"/>
@@ -30156,7 +32425,7 @@
       </w:pPr>
     </w:lvl>
   </w:abstractNum>
-  <w:abstractNum w:abstractNumId="18" w15:restartNumberingAfterBreak="0">
+  <w:abstractNum w:abstractNumId="21" w15:restartNumberingAfterBreak="0">
     <w:nsid w:val="68A831FA"/>
     <w:multiLevelType w:val="multilevel"/>
     <w:tmpl w:val="F2566A64"/>
@@ -30305,7 +32574,7 @@
       </w:rPr>
     </w:lvl>
   </w:abstractNum>
-  <w:abstractNum w:abstractNumId="19" w15:restartNumberingAfterBreak="0">
+  <w:abstractNum w:abstractNumId="22" w15:restartNumberingAfterBreak="0">
     <w:nsid w:val="68D0340D"/>
     <w:multiLevelType w:val="hybridMultilevel"/>
     <w:tmpl w:val="A094C6AE"/>
@@ -30394,7 +32663,7 @@
       </w:pPr>
     </w:lvl>
   </w:abstractNum>
-  <w:abstractNum w:abstractNumId="20" w15:restartNumberingAfterBreak="0">
+  <w:abstractNum w:abstractNumId="23" w15:restartNumberingAfterBreak="0">
     <w:nsid w:val="6900684A"/>
     <w:multiLevelType w:val="multilevel"/>
     <w:tmpl w:val="51F21866"/>
@@ -30543,7 +32812,7 @@
       </w:rPr>
     </w:lvl>
   </w:abstractNum>
-  <w:abstractNum w:abstractNumId="21" w15:restartNumberingAfterBreak="0">
+  <w:abstractNum w:abstractNumId="24" w15:restartNumberingAfterBreak="0">
     <w:nsid w:val="756C7ABC"/>
     <w:multiLevelType w:val="hybridMultilevel"/>
     <w:tmpl w:val="769A6206"/>
@@ -30656,7 +32925,7 @@
       </w:rPr>
     </w:lvl>
   </w:abstractNum>
-  <w:abstractNum w:abstractNumId="22" w15:restartNumberingAfterBreak="0">
+  <w:abstractNum w:abstractNumId="25" w15:restartNumberingAfterBreak="0">
     <w:nsid w:val="7C993BF4"/>
     <w:multiLevelType w:val="hybridMultilevel"/>
     <w:tmpl w:val="86420390"/>
@@ -30746,76 +33015,85 @@
     </w:lvl>
   </w:abstractNum>
   <w:num w:numId="1" w16cid:durableId="1252354681">
+    <w:abstractNumId w:val="13"/>
+  </w:num>
+  <w:num w:numId="2" w16cid:durableId="2069917851">
+    <w:abstractNumId w:val="20"/>
+  </w:num>
+  <w:num w:numId="3" w16cid:durableId="206069694">
+    <w:abstractNumId w:val="7"/>
+  </w:num>
+  <w:num w:numId="4" w16cid:durableId="2022511177">
+    <w:abstractNumId w:val="12"/>
+  </w:num>
+  <w:num w:numId="5" w16cid:durableId="591014931">
+    <w:abstractNumId w:val="11"/>
+  </w:num>
+  <w:num w:numId="6" w16cid:durableId="1238705242">
     <w:abstractNumId w:val="10"/>
   </w:num>
-  <w:num w:numId="2" w16cid:durableId="2069917851">
+  <w:num w:numId="7" w16cid:durableId="891189785">
+    <w:abstractNumId w:val="16"/>
+  </w:num>
+  <w:num w:numId="8" w16cid:durableId="920335184">
+    <w:abstractNumId w:val="15"/>
+  </w:num>
+  <w:num w:numId="9" w16cid:durableId="1593397569">
     <w:abstractNumId w:val="17"/>
   </w:num>
-  <w:num w:numId="3" w16cid:durableId="206069694">
-    <w:abstractNumId w:val="5"/>
-  </w:num>
-  <w:num w:numId="4" w16cid:durableId="2022511177">
-    <w:abstractNumId w:val="9"/>
-  </w:num>
-  <w:num w:numId="5" w16cid:durableId="591014931">
-    <w:abstractNumId w:val="8"/>
-  </w:num>
-  <w:num w:numId="6" w16cid:durableId="1238705242">
-    <w:abstractNumId w:val="7"/>
-  </w:num>
-  <w:num w:numId="7" w16cid:durableId="891189785">
-    <w:abstractNumId w:val="13"/>
-  </w:num>
-  <w:num w:numId="8" w16cid:durableId="920335184">
-    <w:abstractNumId w:val="12"/>
-  </w:num>
-  <w:num w:numId="9" w16cid:durableId="1593397569">
-    <w:abstractNumId w:val="14"/>
-  </w:num>
   <w:num w:numId="10" w16cid:durableId="988048757">
-    <w:abstractNumId w:val="20"/>
+    <w:abstractNumId w:val="23"/>
   </w:num>
   <w:num w:numId="11" w16cid:durableId="449935060">
-    <w:abstractNumId w:val="16"/>
+    <w:abstractNumId w:val="19"/>
   </w:num>
   <w:num w:numId="12" w16cid:durableId="892077589">
     <w:abstractNumId w:val="1"/>
   </w:num>
   <w:num w:numId="13" w16cid:durableId="504053825">
-    <w:abstractNumId w:val="6"/>
+    <w:abstractNumId w:val="8"/>
   </w:num>
   <w:num w:numId="14" w16cid:durableId="263343137">
+    <w:abstractNumId w:val="21"/>
+  </w:num>
+  <w:num w:numId="15" w16cid:durableId="216283526">
     <w:abstractNumId w:val="18"/>
   </w:num>
-  <w:num w:numId="15" w16cid:durableId="216283526">
-    <w:abstractNumId w:val="15"/>
-  </w:num>
   <w:num w:numId="16" w16cid:durableId="438794656">
-    <w:abstractNumId w:val="11"/>
+    <w:abstractNumId w:val="14"/>
   </w:num>
   <w:num w:numId="17" w16cid:durableId="167719015">
     <w:abstractNumId w:val="0"/>
   </w:num>
   <w:num w:numId="18" w16cid:durableId="1956525074">
+    <w:abstractNumId w:val="6"/>
+  </w:num>
+  <w:num w:numId="19" w16cid:durableId="45183665">
+    <w:abstractNumId w:val="3"/>
+  </w:num>
+  <w:num w:numId="20" w16cid:durableId="1592157741">
+    <w:abstractNumId w:val="24"/>
+  </w:num>
+  <w:num w:numId="21" w16cid:durableId="1041442343">
+    <w:abstractNumId w:val="25"/>
+  </w:num>
+  <w:num w:numId="22" w16cid:durableId="722103377">
+    <w:abstractNumId w:val="22"/>
+  </w:num>
+  <w:num w:numId="23" w16cid:durableId="722103378">
+    <w:abstractNumId w:val="25"/>
+  </w:num>
+  <w:num w:numId="24" w16cid:durableId="1771966508">
     <w:abstractNumId w:val="4"/>
   </w:num>
-  <w:num w:numId="19" w16cid:durableId="45183665">
+  <w:num w:numId="25" w16cid:durableId="256790764">
+    <w:abstractNumId w:val="9"/>
+  </w:num>
+  <w:num w:numId="26" w16cid:durableId="160239297">
+    <w:abstractNumId w:val="5"/>
+  </w:num>
+  <w:num w:numId="27" w16cid:durableId="334309060">
     <w:abstractNumId w:val="2"/>
-  </w:num>
-  <w:num w:numId="20" w16cid:durableId="1592157741">
-    <w:abstractNumId w:val="21"/>
-  </w:num>
-  <w:num w:numId="21" w16cid:durableId="1041442343">
-    <w:abstractNumId w:val="22"/>
-  </w:num>
-  <w:num w:numId="22" w16cid:durableId="722103377">
-    <w:abstractNumId w:val="19"/>
-  </w:num>
-  <w:num w:numId="23" w16cid:durableId="722103378">
-    <w:abstractNumId w:val="22"/>
-  </w:num>
-  <w:num w:numId="24" w16cid:durableId="1771966508">
-    <w:abstractNumId w:val="3"/>
   </w:num>
 </w:numbering>
 </file>
